--- a/docs/QA/QuestionAnswers.docx
+++ b/docs/QA/QuestionAnswers.docx
@@ -3783,25 +3783,7 @@
         <w:rPr>
           <w:color w:val="EE0000"/>
         </w:rPr>
-        <w:t xml:space="preserve"> As full stack developer, </w:t>
-      </w:r>
-      <w:r>
-        <w:rPr>
-          <w:color w:val="EE0000"/>
-        </w:rPr>
-        <w:t xml:space="preserve">I </w:t>
-      </w:r>
-      <w:r>
-        <w:rPr>
-          <w:color w:val="EE0000"/>
-        </w:rPr>
-        <w:t xml:space="preserve">also </w:t>
-      </w:r>
-      <w:r>
-        <w:rPr>
-          <w:color w:val="EE0000"/>
-        </w:rPr>
-        <w:t xml:space="preserve">used Chrome </w:t>
+        <w:t xml:space="preserve"> As full stack developer, I also used Chrome </w:t>
       </w:r>
       <w:proofErr w:type="spellStart"/>
       <w:r>
@@ -3859,9 +3841,16 @@
     <w:p>
       <w:pPr>
         <w:spacing w:after="0" w:line="240" w:lineRule="auto"/>
-      </w:pPr>
-      <w:r>
-        <w:t>UI E2E, API, database state validation, smoke, regression, performance with k6, and security with OWASP ZAP — all running in a single CI/CD pipeline.</w:t>
+        <w:jc w:val="right"/>
+      </w:pPr>
+      <w:r>
+        <w:t xml:space="preserve">UI E2E, API, database state validation, smoke, regression, performance with </w:t>
+      </w:r>
+      <w:r>
+        <w:t>Artillery,</w:t>
+      </w:r>
+      <w:r>
+        <w:t xml:space="preserve"> and security with OWASP ZAP — all running in a single CI/CD pipeline.</w:t>
       </w:r>
     </w:p>
     <w:p>
@@ -6307,7 +6296,7 @@
           <w:szCs w:val="28"/>
         </w:rPr>
         <w:pict w14:anchorId="0C0D6BF7">
-          <v:rect id="_x0000_i1031" style="width:0;height:1.5pt" o:hralign="center" o:hrstd="t" o:hr="t" fillcolor="#a0a0a0" stroked="f"/>
+          <v:rect id="_x0000_i1025" style="width:0;height:1.5pt" o:hralign="center" o:hrstd="t" o:hr="t" fillcolor="#a0a0a0" stroked="f"/>
         </w:pict>
       </w:r>
     </w:p>
@@ -8910,13 +8899,7 @@
         <w:spacing w:after="0" w:line="240" w:lineRule="auto"/>
       </w:pPr>
       <w:r>
-        <w:t xml:space="preserve">First, I'd define the performance goals, such as response time, throughput, and acceptable error rate. Then I'd perform a load test to verify the application can handle 75,000 concurrent requests while monitoring CPU, memory, database connections, and error rates. If it meets the target, I </w:t>
-      </w:r>
-      <w:r>
-        <w:t>will</w:t>
-      </w:r>
-      <w:r>
-        <w:t xml:space="preserve"> follow up with stress, spike, and endurance testing to understand the system's limits and long-term stability.</w:t>
+        <w:t>First, I'd define the performance goals, such as response time, throughput, and acceptable error rate. Then I'd perform a load test to verify the application can handle 75,000 concurrent requests while monitoring CPU, memory, database connections, and error rates. If it meets the target, I will follow up with stress, spike, and endurance testing to understand the system's limits and long-term stability.</w:t>
       </w:r>
     </w:p>
     <w:p>
@@ -13264,6 +13247,7 @@
   <w:style w:type="character" w:default="1" w:styleId="DefaultParagraphFont">
     <w:name w:val="Default Paragraph Font"/>
     <w:uiPriority w:val="1"/>
+    <w:semiHidden/>
     <w:unhideWhenUsed/>
   </w:style>
   <w:style w:type="table" w:default="1" w:styleId="TableNormal">

--- a/docs/QA/QuestionAnswers.docx
+++ b/docs/QA/QuestionAnswers.docx
@@ -5279,7 +5279,7 @@
         <w:spacing w:after="0" w:line="240" w:lineRule="auto"/>
       </w:pPr>
       <w:r>
-        <w:t>Yes. I build a utility layer across six levels: custom commands, helper functions, test data, Node-side tasks, assertions, and interceptors. Each level keeps specs readable and DRY — one place to change when the app changes.</w:t>
+        <w:t>Yes. I build a utility layer across six levels: custom commands, helper functions, test data, assertions, and interceptors. Each level keeps specs readable and DRY — one place to change when the app changes.</w:t>
       </w:r>
     </w:p>
     <w:p>
@@ -9825,11 +9825,9 @@
       <w:r>
         <w:t xml:space="preserve">Built </w:t>
       </w:r>
-      <w:proofErr w:type="gramStart"/>
-      <w:r>
-        <w:t>a</w:t>
-      </w:r>
-      <w:proofErr w:type="gramEnd"/>
+      <w:r>
+        <w:t>an</w:t>
+      </w:r>
       <w:r>
         <w:t xml:space="preserve"> </w:t>
       </w:r>
@@ -9874,11 +9872,9 @@
       <w:r>
         <w:t xml:space="preserve">For 75k concurrent users specifically: increase the target in the </w:t>
       </w:r>
-      <w:proofErr w:type="gramStart"/>
-      <w:r>
-        <w:t>stages</w:t>
-      </w:r>
-      <w:proofErr w:type="gramEnd"/>
+      <w:r>
+        <w:t>stage’s</w:t>
+      </w:r>
       <w:r>
         <w:t xml:space="preserve"> config, point </w:t>
       </w:r>
@@ -9886,13 +9882,19 @@
         <w:t xml:space="preserve">Artillery </w:t>
       </w:r>
       <w:r>
-        <w:t xml:space="preserve">at a UAT environment with production-scale infrastructure, and monitor the backend with a tool like Grafana or Datadog during the run. </w:t>
+        <w:t xml:space="preserve">at a UAT environment with production-scale infrastructure. </w:t>
       </w:r>
       <w:r>
         <w:t xml:space="preserve">Artillery </w:t>
       </w:r>
       <w:r>
-        <w:t>is a plain Go process — it does not use a browser and bypasses CORS, so it hits the API directly at maximum throughput.</w:t>
+        <w:t>is a plain Go process</w:t>
+      </w:r>
+      <w:r>
+        <w:t xml:space="preserve">, </w:t>
+      </w:r>
+      <w:r>
+        <w:t>it does not use a browser and bypasses CORS, so it hits the API directly at maximum throughput.</w:t>
       </w:r>
     </w:p>
     <w:p>
@@ -9938,13 +9940,64 @@
         <w:spacing w:after="0" w:line="240" w:lineRule="auto"/>
       </w:pPr>
       <w:r>
-        <w:t xml:space="preserve">There is no fixed number. Around 70–80% is a practical target. Automate stable, high-value regression. Keep </w:t>
+        <w:t>There is no fixed number. Around 70–80% is a practical target</w:t>
+      </w:r>
+      <w:r>
+        <w:t xml:space="preserve"> (a</w:t>
+      </w:r>
+      <w:r>
+        <w:t xml:space="preserve">round 70–80% of the </w:t>
+      </w:r>
+      <w:r>
+        <w:rPr>
+          <w:b/>
+          <w:bCs/>
+        </w:rPr>
+        <w:t>important business functionalities</w:t>
+      </w:r>
+      <w:r>
+        <w:t xml:space="preserve"> should be covered by automated tests.</w:t>
+      </w:r>
+    </w:p>
+    <w:p>
+      <w:pPr>
+        <w:spacing w:after="0" w:line="240" w:lineRule="auto"/>
+      </w:pPr>
+      <w:r>
+        <w:t>)</w:t>
+      </w:r>
+      <w:r>
+        <w:t>, which a</w:t>
+      </w:r>
+      <w:r>
+        <w:t>utomate</w:t>
+      </w:r>
+      <w:r>
+        <w:t>s</w:t>
+      </w:r>
+      <w:r>
+        <w:t xml:space="preserve"> stable, </w:t>
+      </w:r>
+      <w:r>
+        <w:t xml:space="preserve">repeatable, </w:t>
+      </w:r>
+      <w:r>
+        <w:t xml:space="preserve">high-value regression. Keep </w:t>
+      </w:r>
+      <w:r>
+        <w:t>manual</w:t>
+      </w:r>
+      <w:r>
+        <w:t xml:space="preserve"> </w:t>
+      </w:r>
+      <w:r>
+        <w:t xml:space="preserve">testing for </w:t>
       </w:r>
       <w:r>
         <w:t>human judgment</w:t>
       </w:r>
       <w:r>
-        <w:t>, visual, and one-time testing manual.</w:t>
+        <w:t>, visual, and one-time testing.</w:t>
       </w:r>
       <w:r>
         <w:t xml:space="preserve"> </w:t>
@@ -10037,7 +10090,6 @@
         <w:spacing w:after="0" w:line="240" w:lineRule="auto"/>
       </w:pPr>
       <w:r>
-        <w:lastRenderedPageBreak/>
         <w:t>What not to automate (and why):</w:t>
       </w:r>
     </w:p>
@@ -10183,6 +10235,128 @@
       <w:pPr>
         <w:spacing w:after="0" w:line="240" w:lineRule="auto"/>
       </w:pPr>
+      <w:r>
+        <w:rPr>
+          <w:noProof/>
+        </w:rPr>
+        <w:drawing>
+          <wp:inline distT="0" distB="0" distL="0" distR="0" wp14:anchorId="390C2ABF" wp14:editId="1072FB43">
+            <wp:extent cx="5943600" cy="1941195"/>
+            <wp:effectExtent l="0" t="0" r="0" b="1905"/>
+            <wp:docPr id="450939978" name="Picture 2" descr="How to Use Xray for Risk-Based Testing"/>
+            <wp:cNvGraphicFramePr>
+              <a:graphicFrameLocks xmlns:a="http://schemas.openxmlformats.org/drawingml/2006/main" noChangeAspect="1"/>
+            </wp:cNvGraphicFramePr>
+            <a:graphic xmlns:a="http://schemas.openxmlformats.org/drawingml/2006/main">
+              <a:graphicData uri="http://schemas.openxmlformats.org/drawingml/2006/picture">
+                <pic:pic xmlns:pic="http://schemas.openxmlformats.org/drawingml/2006/picture">
+                  <pic:nvPicPr>
+                    <pic:cNvPr id="0" name="Picture 4" descr="How to Use Xray for Risk-Based Testing"/>
+                    <pic:cNvPicPr>
+                      <a:picLocks noChangeAspect="1" noChangeArrowheads="1"/>
+                    </pic:cNvPicPr>
+                  </pic:nvPicPr>
+                  <pic:blipFill>
+                    <a:blip r:embed="rId5">
+                      <a:extLst>
+                        <a:ext uri="{28A0092B-C50C-407E-A947-70E740481C1C}">
+                          <a14:useLocalDpi xmlns:a14="http://schemas.microsoft.com/office/drawing/2010/main" val="0"/>
+                        </a:ext>
+                      </a:extLst>
+                    </a:blip>
+                    <a:srcRect/>
+                    <a:stretch>
+                      <a:fillRect/>
+                    </a:stretch>
+                  </pic:blipFill>
+                  <pic:spPr bwMode="auto">
+                    <a:xfrm>
+                      <a:off x="0" y="0"/>
+                      <a:ext cx="5943600" cy="1941195"/>
+                    </a:xfrm>
+                    <a:prstGeom prst="rect">
+                      <a:avLst/>
+                    </a:prstGeom>
+                    <a:noFill/>
+                    <a:ln>
+                      <a:noFill/>
+                    </a:ln>
+                  </pic:spPr>
+                </pic:pic>
+              </a:graphicData>
+            </a:graphic>
+          </wp:inline>
+        </w:drawing>
+      </w:r>
+    </w:p>
+    <w:p>
+      <w:pPr>
+        <w:spacing w:after="0" w:line="240" w:lineRule="auto"/>
+      </w:pPr>
+    </w:p>
+    <w:p>
+      <w:pPr>
+        <w:spacing w:after="0" w:line="240" w:lineRule="auto"/>
+      </w:pPr>
+      <w:r>
+        <w:rPr>
+          <w:noProof/>
+        </w:rPr>
+        <w:lastRenderedPageBreak/>
+        <w:drawing>
+          <wp:inline distT="0" distB="0" distL="0" distR="0" wp14:anchorId="0B16C5C7" wp14:editId="441DAA9D">
+            <wp:extent cx="6363801" cy="3466776"/>
+            <wp:effectExtent l="0" t="0" r="0" b="635"/>
+            <wp:docPr id="859984898" name="Picture 3" descr="Xray vs BrowserStack: A Detailed Comparison to Choose the Right TCM Tool | by Sarah Thomas | Medium"/>
+            <wp:cNvGraphicFramePr>
+              <a:graphicFrameLocks xmlns:a="http://schemas.openxmlformats.org/drawingml/2006/main" noChangeAspect="1"/>
+            </wp:cNvGraphicFramePr>
+            <a:graphic xmlns:a="http://schemas.openxmlformats.org/drawingml/2006/main">
+              <a:graphicData uri="http://schemas.openxmlformats.org/drawingml/2006/picture">
+                <pic:pic xmlns:pic="http://schemas.openxmlformats.org/drawingml/2006/picture">
+                  <pic:nvPicPr>
+                    <pic:cNvPr id="0" name="Picture 6" descr="Xray vs BrowserStack: A Detailed Comparison to Choose the Right TCM Tool | by Sarah Thomas | Medium"/>
+                    <pic:cNvPicPr>
+                      <a:picLocks noChangeAspect="1" noChangeArrowheads="1"/>
+                    </pic:cNvPicPr>
+                  </pic:nvPicPr>
+                  <pic:blipFill>
+                    <a:blip r:embed="rId6">
+                      <a:extLst>
+                        <a:ext uri="{28A0092B-C50C-407E-A947-70E740481C1C}">
+                          <a14:useLocalDpi xmlns:a14="http://schemas.microsoft.com/office/drawing/2010/main" val="0"/>
+                        </a:ext>
+                      </a:extLst>
+                    </a:blip>
+                    <a:srcRect/>
+                    <a:stretch>
+                      <a:fillRect/>
+                    </a:stretch>
+                  </pic:blipFill>
+                  <pic:spPr bwMode="auto">
+                    <a:xfrm>
+                      <a:off x="0" y="0"/>
+                      <a:ext cx="6365582" cy="3467746"/>
+                    </a:xfrm>
+                    <a:prstGeom prst="rect">
+                      <a:avLst/>
+                    </a:prstGeom>
+                    <a:noFill/>
+                    <a:ln>
+                      <a:noFill/>
+                    </a:ln>
+                  </pic:spPr>
+                </pic:pic>
+              </a:graphicData>
+            </a:graphic>
+          </wp:inline>
+        </w:drawing>
+      </w:r>
+    </w:p>
+    <w:p>
+      <w:pPr>
+        <w:spacing w:after="0" w:line="240" w:lineRule="auto"/>
+      </w:pPr>
     </w:p>
     <w:p>
       <w:pPr>
@@ -10217,23 +10391,25 @@
         <w:spacing w:after="0" w:line="240" w:lineRule="auto"/>
       </w:pPr>
       <w:r>
-        <w:t xml:space="preserve">I built and </w:t>
-      </w:r>
-      <w:proofErr w:type="gramStart"/>
-      <w:r>
-        <w:t>maintain</w:t>
-      </w:r>
-      <w:proofErr w:type="gramEnd"/>
-      <w:r>
-        <w:t xml:space="preserve"> this Cypress real-world banking app — a full-stack React + Express application with 111 automated tests, a 4-stage CI/CD pipeline, Xray integration, and a PowerShell upload script. Previously I worked on the AVEVA </w:t>
-      </w:r>
-      <w:proofErr w:type="spellStart"/>
-      <w:r>
-        <w:t>OASyS</w:t>
-      </w:r>
-      <w:proofErr w:type="spellEnd"/>
-      <w:r>
-        <w:t xml:space="preserve"> SCADA platform using Python and Robot Framework.</w:t>
+        <w:t xml:space="preserve">I worked as the primary QA on a </w:t>
+      </w:r>
+      <w:r>
+        <w:t>tank limit</w:t>
+      </w:r>
+      <w:r>
+        <w:t xml:space="preserve"> </w:t>
+      </w:r>
+      <w:r>
+        <w:t xml:space="preserve">react </w:t>
+      </w:r>
+      <w:r>
+        <w:t xml:space="preserve">web application. I designed and automated the regression test suite using Cypress, integrated the results with Xray for test management, set up CI/CD to run the tests automatically, and created a PowerShell script to upload test results. I also </w:t>
+      </w:r>
+      <w:r>
+        <w:t>read code</w:t>
+      </w:r>
+      <w:r>
+        <w:t xml:space="preserve"> to investigate defects and improve test coverage.</w:t>
       </w:r>
     </w:p>
     <w:p>
@@ -10260,34 +10436,164 @@
     </w:p>
     <w:p>
       <w:pPr>
-        <w:spacing w:after="0" w:line="240" w:lineRule="auto"/>
-      </w:pPr>
-      <w:r>
-        <w:t>1. What the application does — give context for why quality matters</w:t>
-      </w:r>
-    </w:p>
-    <w:p>
-      <w:pPr>
-        <w:spacing w:after="0" w:line="240" w:lineRule="auto"/>
-      </w:pPr>
-      <w:r>
-        <w:t>2. Your specific role — not "the team did X" but "I built X"</w:t>
-      </w:r>
-    </w:p>
-    <w:p>
-      <w:pPr>
-        <w:spacing w:after="0" w:line="240" w:lineRule="auto"/>
-      </w:pPr>
-      <w:r>
-        <w:t>3. The tech stack — tools, languages, CI/CD</w:t>
-      </w:r>
-    </w:p>
-    <w:p>
-      <w:pPr>
-        <w:spacing w:after="0" w:line="240" w:lineRule="auto"/>
-      </w:pPr>
-      <w:r>
-        <w:t>4. The measurable outcome — time saved, bugs caught, test coverage achieved</w:t>
+        <w:pStyle w:val="ListParagraph"/>
+        <w:numPr>
+          <w:ilvl w:val="0"/>
+          <w:numId w:val="7"/>
+        </w:numPr>
+        <w:spacing w:after="0" w:line="240" w:lineRule="auto"/>
+      </w:pPr>
+      <w:r>
+        <w:t>What the application does</w:t>
+      </w:r>
+    </w:p>
+    <w:p>
+      <w:pPr>
+        <w:spacing w:after="0" w:line="240" w:lineRule="auto"/>
+      </w:pPr>
+      <w:r>
+        <w:t>The application monitored oil storage tanks by collecting real-time data from the SCADA system. It displayed information such as tank level, crude oil type, temperature, high-level alerts, and alarms when a tank was approaching its operating limits. Operators could view the status of tanks by location and make decisions about transferring or shipping oil safely and efficiently.</w:t>
+      </w:r>
+    </w:p>
+    <w:p>
+      <w:pPr>
+        <w:pStyle w:val="ListParagraph"/>
+        <w:numPr>
+          <w:ilvl w:val="0"/>
+          <w:numId w:val="7"/>
+        </w:numPr>
+        <w:spacing w:after="0" w:line="240" w:lineRule="auto"/>
+      </w:pPr>
+      <w:r>
+        <w:t>Your specific role</w:t>
+      </w:r>
+    </w:p>
+    <w:p>
+      <w:pPr>
+        <w:spacing w:after="0" w:line="240" w:lineRule="auto"/>
+      </w:pPr>
+      <w:r>
+        <w:t xml:space="preserve">I was responsible for the QA automation. I designed and maintained </w:t>
+      </w:r>
+    </w:p>
+    <w:p>
+      <w:pPr>
+        <w:pStyle w:val="ListParagraph"/>
+        <w:numPr>
+          <w:ilvl w:val="0"/>
+          <w:numId w:val="8"/>
+        </w:numPr>
+        <w:spacing w:after="0" w:line="240" w:lineRule="auto"/>
+      </w:pPr>
+      <w:r>
+        <w:t>the Cypress regression suite</w:t>
+      </w:r>
+    </w:p>
+    <w:p>
+      <w:pPr>
+        <w:pStyle w:val="ListParagraph"/>
+        <w:numPr>
+          <w:ilvl w:val="0"/>
+          <w:numId w:val="8"/>
+        </w:numPr>
+        <w:spacing w:after="0" w:line="240" w:lineRule="auto"/>
+      </w:pPr>
+      <w:r>
+        <w:t>created test cases and test executions in Xray</w:t>
+      </w:r>
+    </w:p>
+    <w:p>
+      <w:pPr>
+        <w:pStyle w:val="ListParagraph"/>
+        <w:numPr>
+          <w:ilvl w:val="0"/>
+          <w:numId w:val="8"/>
+        </w:numPr>
+        <w:spacing w:after="0" w:line="240" w:lineRule="auto"/>
+      </w:pPr>
+      <w:r>
+        <w:t>integrated the tests into the CI/CD pipeline</w:t>
+      </w:r>
+    </w:p>
+    <w:p>
+      <w:pPr>
+        <w:pStyle w:val="ListParagraph"/>
+        <w:numPr>
+          <w:ilvl w:val="0"/>
+          <w:numId w:val="8"/>
+        </w:numPr>
+        <w:spacing w:after="0" w:line="240" w:lineRule="auto"/>
+      </w:pPr>
+      <w:r>
+        <w:t>developed a PowerShell script to upload test results automatically</w:t>
+      </w:r>
+    </w:p>
+    <w:p>
+      <w:pPr>
+        <w:pStyle w:val="ListParagraph"/>
+        <w:numPr>
+          <w:ilvl w:val="0"/>
+          <w:numId w:val="8"/>
+        </w:numPr>
+        <w:spacing w:after="0" w:line="240" w:lineRule="auto"/>
+      </w:pPr>
+      <w:r>
+        <w:t>investigate and verify defects.</w:t>
+      </w:r>
+    </w:p>
+    <w:p>
+      <w:pPr>
+        <w:pStyle w:val="ListParagraph"/>
+        <w:numPr>
+          <w:ilvl w:val="0"/>
+          <w:numId w:val="7"/>
+        </w:numPr>
+        <w:spacing w:after="0" w:line="240" w:lineRule="auto"/>
+      </w:pPr>
+      <w:r>
+        <w:lastRenderedPageBreak/>
+        <w:t xml:space="preserve">The tech stack </w:t>
+      </w:r>
+    </w:p>
+    <w:p>
+      <w:pPr>
+        <w:spacing w:after="0" w:line="240" w:lineRule="auto"/>
+      </w:pPr>
+      <w:r>
+        <w:t xml:space="preserve">The application used ReactNode.js, Cypress, Xray, Jira, </w:t>
+      </w:r>
+      <w:r>
+        <w:t>X-ray</w:t>
+      </w:r>
+      <w:r>
+        <w:t xml:space="preserve">, PowerShell, and </w:t>
+      </w:r>
+      <w:r>
+        <w:t>Typescript</w:t>
+      </w:r>
+      <w:r>
+        <w:t>.</w:t>
+      </w:r>
+    </w:p>
+    <w:p>
+      <w:pPr>
+        <w:pStyle w:val="ListParagraph"/>
+        <w:numPr>
+          <w:ilvl w:val="0"/>
+          <w:numId w:val="7"/>
+        </w:numPr>
+        <w:spacing w:after="0" w:line="240" w:lineRule="auto"/>
+      </w:pPr>
+      <w:r>
+        <w:t xml:space="preserve">The measurable outcome </w:t>
+      </w:r>
+    </w:p>
+    <w:p>
+      <w:pPr>
+        <w:spacing w:after="0" w:line="240" w:lineRule="auto"/>
+      </w:pPr>
+      <w:r>
+        <w:t>The automated regression suite covered approximately 75–80% of the business-critical workflows, reduced manual regression testing significantly, and provided fast feedback through the CI/CD pipeline before releases.</w:t>
       </w:r>
     </w:p>
     <w:p>
@@ -10321,243 +10627,6 @@
       <w:pPr>
         <w:spacing w:after="0" w:line="240" w:lineRule="auto"/>
       </w:pPr>
-      <w:r>
-        <w:t xml:space="preserve">Application: A full-stack banking web app — React frontend (port 3000), Express REST API backend (port 3001), </w:t>
-      </w:r>
-      <w:proofErr w:type="spellStart"/>
-      <w:r>
-        <w:t>lowdb</w:t>
-      </w:r>
-      <w:proofErr w:type="spellEnd"/>
-      <w:r>
-        <w:t xml:space="preserve"> file-based database (data/</w:t>
-      </w:r>
-      <w:proofErr w:type="spellStart"/>
-      <w:r>
-        <w:t>database.json</w:t>
-      </w:r>
-      <w:proofErr w:type="spellEnd"/>
-      <w:r>
-        <w:t xml:space="preserve">). Used as a realistic </w:t>
-      </w:r>
-      <w:r>
-        <w:lastRenderedPageBreak/>
-        <w:t>Cypress reference app covering real-world patterns: authentication, bank account management, peer-to-peer transactions, notifications.</w:t>
-      </w:r>
-    </w:p>
-    <w:p>
-      <w:pPr>
-        <w:spacing w:after="0" w:line="240" w:lineRule="auto"/>
-      </w:pPr>
-    </w:p>
-    <w:p>
-      <w:pPr>
-        <w:spacing w:after="0" w:line="240" w:lineRule="auto"/>
-      </w:pPr>
-      <w:r>
-        <w:t>My role: Built the full QA automation layer from scratch.</w:t>
-      </w:r>
-    </w:p>
-    <w:p>
-      <w:pPr>
-        <w:spacing w:after="0" w:line="240" w:lineRule="auto"/>
-      </w:pPr>
-    </w:p>
-    <w:p>
-      <w:pPr>
-        <w:spacing w:after="0" w:line="240" w:lineRule="auto"/>
-      </w:pPr>
-      <w:r>
-        <w:t>What I built:</w:t>
-      </w:r>
-    </w:p>
-    <w:p>
-      <w:pPr>
-        <w:pStyle w:val="ListBullet"/>
-        <w:spacing w:after="0" w:line="240" w:lineRule="auto"/>
-      </w:pPr>
-      <w:r>
-        <w:t>21 automated spec files: 9 API + 7 UI + 4 SSO provider + 1 demo</w:t>
-      </w:r>
-    </w:p>
-    <w:p>
-      <w:pPr>
-        <w:pStyle w:val="ListBullet"/>
-        <w:spacing w:after="0" w:line="240" w:lineRule="auto"/>
-      </w:pPr>
-      <w:r>
-        <w:t>111 tests covering authentication, bank accounts, transactions, notifications, contacts, user settings</w:t>
-      </w:r>
-    </w:p>
-    <w:p>
-      <w:pPr>
-        <w:pStyle w:val="ListBullet"/>
-        <w:spacing w:after="0" w:line="240" w:lineRule="auto"/>
-      </w:pPr>
-      <w:r>
-        <w:rPr>
-          <w:rFonts w:hint="eastAsia"/>
-        </w:rPr>
-        <w:t xml:space="preserve">4-stage GitHub Actions pipeline: smoke </w:t>
-      </w:r>
-      <w:r>
-        <w:rPr>
-          <w:rFonts w:hint="eastAsia"/>
-        </w:rPr>
-        <w:t>→</w:t>
-      </w:r>
-      <w:r>
-        <w:rPr>
-          <w:rFonts w:hint="eastAsia"/>
-        </w:rPr>
-        <w:t xml:space="preserve"> regression (2 parallel containers) </w:t>
-      </w:r>
-      <w:r>
-        <w:rPr>
-          <w:rFonts w:hint="eastAsia"/>
-        </w:rPr>
-        <w:t>→</w:t>
-      </w:r>
-      <w:r>
-        <w:rPr>
-          <w:rFonts w:hint="eastAsia"/>
-        </w:rPr>
-        <w:t xml:space="preserve"> performance </w:t>
-      </w:r>
-      <w:r>
-        <w:rPr>
-          <w:rFonts w:hint="eastAsia"/>
-        </w:rPr>
-        <w:t>→</w:t>
-      </w:r>
-      <w:r>
-        <w:rPr>
-          <w:rFonts w:hint="eastAsia"/>
-        </w:rPr>
-        <w:t xml:space="preserve"> security</w:t>
-      </w:r>
-    </w:p>
-    <w:p>
-      <w:pPr>
-        <w:pStyle w:val="ListBullet"/>
-        <w:spacing w:after="0" w:line="240" w:lineRule="auto"/>
-      </w:pPr>
-      <w:r>
-        <w:t xml:space="preserve">Cypress </w:t>
-      </w:r>
-      <w:proofErr w:type="spellStart"/>
-      <w:r>
-        <w:t>mochawesome</w:t>
-      </w:r>
-      <w:proofErr w:type="spellEnd"/>
-      <w:r>
-        <w:t xml:space="preserve"> reporter: HTML report + JSON for Xray import</w:t>
-      </w:r>
-    </w:p>
-    <w:p>
-      <w:pPr>
-        <w:pStyle w:val="ListBullet"/>
-        <w:spacing w:after="0" w:line="240" w:lineRule="auto"/>
-      </w:pPr>
-      <w:r>
-        <w:rPr>
-          <w:rFonts w:hint="eastAsia"/>
-        </w:rPr>
-        <w:t xml:space="preserve">PowerShell upload script: JWT auth </w:t>
-      </w:r>
-      <w:r>
-        <w:rPr>
-          <w:rFonts w:hint="eastAsia"/>
-        </w:rPr>
-        <w:t>→</w:t>
-      </w:r>
-      <w:r>
-        <w:rPr>
-          <w:rFonts w:hint="eastAsia"/>
-        </w:rPr>
-        <w:t xml:space="preserve"> </w:t>
-      </w:r>
-      <w:proofErr w:type="spellStart"/>
-      <w:r>
-        <w:rPr>
-          <w:rFonts w:hint="eastAsia"/>
-        </w:rPr>
-        <w:t>mochawesome</w:t>
-      </w:r>
-      <w:proofErr w:type="spellEnd"/>
-      <w:r>
-        <w:rPr>
-          <w:rFonts w:hint="eastAsia"/>
-        </w:rPr>
-        <w:t xml:space="preserve">-to-Xray conversion </w:t>
-      </w:r>
-      <w:r>
-        <w:rPr>
-          <w:rFonts w:hint="eastAsia"/>
-        </w:rPr>
-        <w:t>→</w:t>
-      </w:r>
-      <w:r>
-        <w:rPr>
-          <w:rFonts w:hint="eastAsia"/>
-        </w:rPr>
-        <w:t xml:space="preserve"> POST to Xray Cloud </w:t>
-      </w:r>
-      <w:r>
-        <w:rPr>
-          <w:rFonts w:hint="eastAsia"/>
-        </w:rPr>
-        <w:t>→</w:t>
-      </w:r>
-      <w:r>
-        <w:rPr>
-          <w:rFonts w:hint="eastAsia"/>
-        </w:rPr>
-        <w:t xml:space="preserve"> attach HTML to Jira issue</w:t>
-      </w:r>
-    </w:p>
-    <w:p>
-      <w:pPr>
-        <w:pStyle w:val="ListBullet"/>
-        <w:spacing w:after="0" w:line="240" w:lineRule="auto"/>
-      </w:pPr>
-      <w:r>
-        <w:t>Failed-test-only artifact pattern: screenshots on failure, conditional video rerun — cut artifact storage by ~90%</w:t>
-      </w:r>
-    </w:p>
-    <w:p>
-      <w:pPr>
-        <w:pStyle w:val="ListBullet"/>
-        <w:spacing w:after="0" w:line="240" w:lineRule="auto"/>
-      </w:pPr>
-      <w:r>
-        <w:t xml:space="preserve">Artillery </w:t>
-      </w:r>
-      <w:r>
-        <w:t xml:space="preserve">load test with </w:t>
-      </w:r>
-      <w:proofErr w:type="gramStart"/>
-      <w:r>
-        <w:t>p(</w:t>
-      </w:r>
-      <w:proofErr w:type="gramEnd"/>
-      <w:r>
-        <w:t>95) &lt; 500ms threshold</w:t>
-      </w:r>
-    </w:p>
-    <w:p>
-      <w:pPr>
-        <w:pStyle w:val="ListBullet"/>
-        <w:spacing w:after="0" w:line="240" w:lineRule="auto"/>
-      </w:pPr>
-      <w:r>
-        <w:t>OWASP ZAP security scan on main branch</w:t>
-      </w:r>
-    </w:p>
-    <w:p>
-      <w:pPr>
-        <w:spacing w:after="0" w:line="240" w:lineRule="auto"/>
-      </w:pPr>
     </w:p>
     <w:p>
       <w:pPr>
@@ -10663,15 +10732,67 @@
         <w:spacing w:after="0" w:line="240" w:lineRule="auto"/>
       </w:pPr>
       <w:r>
-        <w:t xml:space="preserve">I focus </w:t>
-      </w:r>
-      <w:proofErr w:type="gramStart"/>
-      <w:r>
-        <w:t>in</w:t>
-      </w:r>
-      <w:proofErr w:type="gramEnd"/>
-      <w:r>
-        <w:t xml:space="preserve"> order of risk: critical business workflows first, then high-risk changes, then integration points between services, then data accuracy, performance, and security.</w:t>
+        <w:t>I prioritize testing based on risk.</w:t>
+      </w:r>
+      <w:r>
+        <w:t xml:space="preserve"> </w:t>
+      </w:r>
+      <w:r>
+        <w:t>I usually start with the most critical business workflows because those have the biggest impact on users. Next, I focus on any new or high-risk changes, followed by integrations with other systems. Finally, I verify data accuracy, performance, and security to make sure the application is reliable before release.</w:t>
+      </w:r>
+    </w:p>
+    <w:p>
+      <w:pPr>
+        <w:spacing w:after="0" w:line="240" w:lineRule="auto"/>
+      </w:pPr>
+    </w:p>
+    <w:p>
+      <w:pPr>
+        <w:spacing w:after="0" w:line="240" w:lineRule="auto"/>
+      </w:pPr>
+      <w:r>
+        <w:rPr>
+          <w:rFonts w:eastAsiaTheme="majorEastAsia" w:cstheme="majorBidi"/>
+        </w:rPr>
+        <w:t xml:space="preserve">For the tank limits application, I would first verify that operators can correctly view tank levels </w:t>
+      </w:r>
+      <w:r>
+        <w:rPr>
+          <w:rFonts w:eastAsiaTheme="majorEastAsia" w:cstheme="majorBidi"/>
+        </w:rPr>
+        <w:t xml:space="preserve">by location </w:t>
+      </w:r>
+      <w:r>
+        <w:rPr>
+          <w:rFonts w:eastAsiaTheme="majorEastAsia" w:cstheme="majorBidi"/>
+        </w:rPr>
+        <w:t xml:space="preserve">and alarms because those are </w:t>
+      </w:r>
+      <w:r>
+        <w:rPr>
+          <w:rFonts w:eastAsiaTheme="majorEastAsia" w:cstheme="majorBidi"/>
+        </w:rPr>
+        <w:t>business critical</w:t>
+      </w:r>
+      <w:r>
+        <w:rPr>
+          <w:rFonts w:eastAsiaTheme="majorEastAsia" w:cstheme="majorBidi"/>
+        </w:rPr>
+        <w:t>. Then I'd test any new changes, validate the real-time data coming from the SCADA system, and finally check performance and security before release.</w:t>
+      </w:r>
+    </w:p>
+    <w:p>
+      <w:pPr>
+        <w:spacing w:after="0" w:line="240" w:lineRule="auto"/>
+      </w:pPr>
+    </w:p>
+    <w:p>
+      <w:pPr>
+        <w:pStyle w:val="Heading2"/>
+        <w:spacing w:before="0" w:after="0" w:line="240" w:lineRule="auto"/>
+      </w:pPr>
+      <w:r>
+        <w:t>Q19. How would you test an app developed using AI, and how would you use AI during testing?</w:t>
       </w:r>
     </w:p>
     <w:p>
@@ -10685,85 +10806,161 @@
         <w:spacing w:before="0" w:after="0" w:line="240" w:lineRule="auto"/>
       </w:pPr>
       <w:r>
-        <w:t>Concept &amp; Reasoning</w:t>
-      </w:r>
-    </w:p>
-    <w:p>
-      <w:pPr>
-        <w:spacing w:after="0" w:line="240" w:lineRule="auto"/>
-      </w:pPr>
-      <w:r>
-        <w:t>Testing everything equally is not possible — time and risk must be matched. Risk-based testing prioritizes where failures cost the most:</w:t>
-      </w:r>
-    </w:p>
-    <w:p>
-      <w:pPr>
-        <w:spacing w:after="0" w:line="240" w:lineRule="auto"/>
-      </w:pPr>
-    </w:p>
-    <w:p>
-      <w:pPr>
-        <w:spacing w:after="0" w:line="240" w:lineRule="auto"/>
-      </w:pPr>
-      <w:r>
-        <w:t>1. Critical business workflows — login, core transaction, payment, data submission. If these break, users cannot use the product.</w:t>
-      </w:r>
-    </w:p>
-    <w:p>
-      <w:pPr>
-        <w:spacing w:after="0" w:line="240" w:lineRule="auto"/>
-      </w:pPr>
+        <w:t xml:space="preserve">Direct Answer *(30 </w:t>
+      </w:r>
+      <w:proofErr w:type="gramStart"/>
+      <w:r>
+        <w:t>seconds)*</w:t>
+      </w:r>
+      <w:proofErr w:type="gramEnd"/>
+    </w:p>
+    <w:p>
+      <w:pPr>
+        <w:spacing w:after="0" w:line="240" w:lineRule="auto"/>
+      </w:pPr>
+      <w:r>
+        <w:t xml:space="preserve">I use AI as a QA assistant throughout the testing lifecycle. During planning, I use it to understand requirements and generate additional edge-case test scenarios. During automation, I use it to draft Cypress tests, custom commands, API mocks, and assertions. When tests fail, I use AI to analyze logs, identify possible root causes, and suggest fixes. I </w:t>
+      </w:r>
       <w:r>
         <w:lastRenderedPageBreak/>
-        <w:t>2. High-risk areas — recently changed code, new features, complex business logic. New code has the highest defect density.</w:t>
-      </w:r>
-    </w:p>
-    <w:p>
-      <w:pPr>
-        <w:spacing w:after="0" w:line="240" w:lineRule="auto"/>
-      </w:pPr>
-      <w:r>
-        <w:t>3. Integration points — API ↔ database, frontend ↔ backend, third-party services. Integration failures are the hardest to diagnose.</w:t>
-      </w:r>
-    </w:p>
-    <w:p>
-      <w:pPr>
-        <w:spacing w:after="0" w:line="240" w:lineRule="auto"/>
-      </w:pPr>
-      <w:r>
-        <w:t>4. Data accuracy — does the database contain what the API reported? A silent data corruption bug can be catastrophic.</w:t>
-      </w:r>
-    </w:p>
-    <w:p>
-      <w:pPr>
-        <w:spacing w:after="0" w:line="240" w:lineRule="auto"/>
-      </w:pPr>
-      <w:r>
-        <w:t>5. Performance — does the system meet its SLA under expected load?</w:t>
-      </w:r>
-    </w:p>
-    <w:p>
-      <w:pPr>
-        <w:spacing w:after="0" w:line="240" w:lineRule="auto"/>
-      </w:pPr>
-      <w:r>
-        <w:t>6. Security — are authentication, authorization, and input validation correct?</w:t>
-      </w:r>
-    </w:p>
-    <w:p>
-      <w:pPr>
-        <w:spacing w:after="0" w:line="240" w:lineRule="auto"/>
-      </w:pPr>
-      <w:r>
-        <w:t>7. Regression — did any existing features break due to this change?</w:t>
-      </w:r>
-    </w:p>
-    <w:p>
-      <w:pPr>
-        <w:spacing w:after="0" w:line="240" w:lineRule="auto"/>
-      </w:pPr>
-      <w:r>
-        <w:t>8. User experience — does the UI behave correctly across viewports and browsers?</w:t>
+        <w:t>also use it to write PowerShell scripts, improve CI/CD pipelines, and generate documentation. For my tank limits project, AI helped me build the PowerShell script for uploading Xray results, troubleshoot the Xray REST API, improve the GitHub Actions workflow, and generate Cypress test code. It significantly improved my productivity, but I always review and validate everything before committing it.</w:t>
+      </w:r>
+    </w:p>
+    <w:p>
+      <w:pPr>
+        <w:spacing w:after="0" w:line="240" w:lineRule="auto"/>
+        <w:rPr>
+          <w:lang w:val="en-US"/>
+        </w:rPr>
+      </w:pPr>
+      <w:r>
+        <w:rPr>
+          <w:rFonts w:ascii="Segoe UI Emoji" w:hAnsi="Segoe UI Emoji" w:cs="Segoe UI Emoji"/>
+          <w:lang w:val="en-US"/>
+        </w:rPr>
+        <w:t>✅</w:t>
+      </w:r>
+      <w:r>
+        <w:rPr>
+          <w:lang w:val="en-US"/>
+        </w:rPr>
+        <w:t xml:space="preserve"> Research requirements </w:t>
+      </w:r>
+    </w:p>
+    <w:p>
+      <w:pPr>
+        <w:spacing w:after="0" w:line="240" w:lineRule="auto"/>
+        <w:rPr>
+          <w:lang w:val="en-US"/>
+        </w:rPr>
+      </w:pPr>
+      <w:r>
+        <w:rPr>
+          <w:rFonts w:ascii="Segoe UI Emoji" w:hAnsi="Segoe UI Emoji" w:cs="Segoe UI Emoji"/>
+          <w:lang w:val="en-US"/>
+        </w:rPr>
+        <w:t>✅</w:t>
+      </w:r>
+      <w:r>
+        <w:rPr>
+          <w:lang w:val="en-US"/>
+        </w:rPr>
+        <w:t xml:space="preserve"> Generate test ideas </w:t>
+      </w:r>
+    </w:p>
+    <w:p>
+      <w:pPr>
+        <w:spacing w:after="0" w:line="240" w:lineRule="auto"/>
+        <w:rPr>
+          <w:lang w:val="en-US"/>
+        </w:rPr>
+      </w:pPr>
+      <w:r>
+        <w:rPr>
+          <w:rFonts w:ascii="Segoe UI Emoji" w:hAnsi="Segoe UI Emoji" w:cs="Segoe UI Emoji"/>
+          <w:lang w:val="en-US"/>
+        </w:rPr>
+        <w:t>✅</w:t>
+      </w:r>
+      <w:r>
+        <w:rPr>
+          <w:lang w:val="en-US"/>
+        </w:rPr>
+        <w:t xml:space="preserve"> Write Cypress code </w:t>
+      </w:r>
+    </w:p>
+    <w:p>
+      <w:pPr>
+        <w:spacing w:after="0" w:line="240" w:lineRule="auto"/>
+        <w:rPr>
+          <w:lang w:val="en-US"/>
+        </w:rPr>
+      </w:pPr>
+      <w:r>
+        <w:rPr>
+          <w:rFonts w:ascii="Segoe UI Emoji" w:hAnsi="Segoe UI Emoji" w:cs="Segoe UI Emoji"/>
+          <w:lang w:val="en-US"/>
+        </w:rPr>
+        <w:t>✅</w:t>
+      </w:r>
+      <w:r>
+        <w:rPr>
+          <w:lang w:val="en-US"/>
+        </w:rPr>
+        <w:t xml:space="preserve"> Debug failures </w:t>
+      </w:r>
+    </w:p>
+    <w:p>
+      <w:pPr>
+        <w:spacing w:after="0" w:line="240" w:lineRule="auto"/>
+        <w:rPr>
+          <w:lang w:val="en-US"/>
+        </w:rPr>
+      </w:pPr>
+      <w:r>
+        <w:rPr>
+          <w:rFonts w:ascii="Segoe UI Emoji" w:hAnsi="Segoe UI Emoji" w:cs="Segoe UI Emoji"/>
+          <w:lang w:val="en-US"/>
+        </w:rPr>
+        <w:t>✅</w:t>
+      </w:r>
+      <w:r>
+        <w:rPr>
+          <w:lang w:val="en-US"/>
+        </w:rPr>
+        <w:t xml:space="preserve"> Improve CI/CD </w:t>
+      </w:r>
+    </w:p>
+    <w:p>
+      <w:pPr>
+        <w:spacing w:after="0" w:line="240" w:lineRule="auto"/>
+      </w:pPr>
+      <w:r>
+        <w:rPr>
+          <w:rFonts w:ascii="Segoe UI Emoji" w:hAnsi="Segoe UI Emoji" w:cs="Segoe UI Emoji"/>
+          <w:lang w:val="en-US"/>
+        </w:rPr>
+        <w:t>✅</w:t>
+      </w:r>
+      <w:r>
+        <w:rPr>
+          <w:lang w:val="en-US"/>
+        </w:rPr>
+        <w:t xml:space="preserve"> Write documentation</w:t>
+      </w:r>
+    </w:p>
+    <w:p>
+      <w:pPr>
+        <w:spacing w:after="0" w:line="240" w:lineRule="auto"/>
+      </w:pPr>
+    </w:p>
+    <w:p>
+      <w:pPr>
+        <w:pStyle w:val="Heading2"/>
+        <w:spacing w:before="0" w:after="0" w:line="240" w:lineRule="auto"/>
+      </w:pPr>
+      <w:r>
+        <w:t>Q20. How do you handle flaky tests?</w:t>
       </w:r>
     </w:p>
     <w:p>
@@ -10777,1412 +10974,102 @@
         <w:spacing w:before="0" w:after="0" w:line="240" w:lineRule="auto"/>
       </w:pPr>
       <w:r>
-        <w:t>My Experience</w:t>
-      </w:r>
-    </w:p>
-    <w:p>
-      <w:pPr>
-        <w:spacing w:after="0" w:line="240" w:lineRule="auto"/>
-      </w:pPr>
-      <w:r>
-        <w:t>In CI, the pipeline structure reflects this priority order directly:</w:t>
-      </w:r>
-    </w:p>
-    <w:p>
-      <w:pPr>
-        <w:spacing w:after="0" w:line="240" w:lineRule="auto"/>
-      </w:pPr>
-    </w:p>
-    <w:p>
-      <w:pPr>
-        <w:pStyle w:val="ListBullet"/>
-        <w:spacing w:after="0" w:line="240" w:lineRule="auto"/>
-      </w:pPr>
-      <w:r>
-        <w:t xml:space="preserve">Smoke first — </w:t>
+        <w:t xml:space="preserve">Direct Answer *(30 </w:t>
+      </w:r>
+      <w:proofErr w:type="gramStart"/>
+      <w:r>
+        <w:t>seconds)*</w:t>
+      </w:r>
+      <w:proofErr w:type="gramEnd"/>
+    </w:p>
+    <w:p>
+      <w:pPr>
+        <w:spacing w:after="0" w:line="240" w:lineRule="auto"/>
+        <w:rPr>
+          <w:lang w:val="en-US"/>
+        </w:rPr>
+      </w:pPr>
+      <w:r>
+        <w:rPr>
+          <w:lang w:val="en-US"/>
+        </w:rPr>
+        <w:t>The first thing I do is identify the root cause instead of immediately adding retries or longer waits. I use stable data-test selectors, isolate test data so each test runs independently, and only use limited retries as a last resort for intermittent third-party services that I don't control.</w:t>
+      </w:r>
+    </w:p>
+    <w:p>
+      <w:pPr>
+        <w:spacing w:after="0" w:line="240" w:lineRule="auto"/>
+        <w:rPr>
+          <w:lang w:val="en-US"/>
+        </w:rPr>
+      </w:pPr>
+      <w:r>
+        <w:rPr>
+          <w:lang w:val="en-US"/>
+        </w:rPr>
+        <w:t xml:space="preserve">For example, in my tank limits project, one login test occasionally failed because it used a fixed </w:t>
       </w:r>
       <w:proofErr w:type="spellStart"/>
       <w:proofErr w:type="gramStart"/>
       <w:r>
-        <w:t>auth.spec</w:t>
-      </w:r>
-      <w:proofErr w:type="gramEnd"/>
-      <w:r>
-        <w:t>.ts</w:t>
+        <w:rPr>
+          <w:lang w:val="en-US"/>
+        </w:rPr>
+        <w:t>cy.wait</w:t>
       </w:r>
       <w:proofErr w:type="spellEnd"/>
-      <w:r>
-        <w:t xml:space="preserve"> and </w:t>
+      <w:proofErr w:type="gramEnd"/>
+      <w:r>
+        <w:rPr>
+          <w:lang w:val="en-US"/>
+        </w:rPr>
+        <w:t xml:space="preserve">(3000) after clicking Sign In. Sometimes the authentication API took longer than three seconds in CI, making the test flaky. Instead of increasing the wait time, I replaced it with </w:t>
       </w:r>
       <w:proofErr w:type="spellStart"/>
       <w:proofErr w:type="gramStart"/>
       <w:r>
-        <w:t>bankaccounts.spec</w:t>
-      </w:r>
-      <w:proofErr w:type="gramEnd"/>
-      <w:r>
-        <w:t>.ts</w:t>
+        <w:rPr>
+          <w:lang w:val="en-US"/>
+        </w:rPr>
+        <w:t>cy.intercept</w:t>
       </w:r>
       <w:proofErr w:type="spellEnd"/>
-      <w:r>
-        <w:t xml:space="preserve"> run in Stage 1. If the most critical paths (login, account creation) are broken, the entire pipeline stops. No point running 19 more spec files against a broken core.</w:t>
-      </w:r>
-    </w:p>
-    <w:p>
-      <w:pPr>
-        <w:pStyle w:val="ListBullet"/>
-        <w:spacing w:after="0" w:line="240" w:lineRule="auto"/>
-      </w:pPr>
-      <w:r>
-        <w:t>Regression second — 21 spec files across all domains run in parallel. Each container uploads its own JSON and HTML report. Failed tests are identified and retested automatically.</w:t>
-      </w:r>
-    </w:p>
-    <w:p>
-      <w:pPr>
-        <w:pStyle w:val="ListBullet"/>
-        <w:spacing w:after="0" w:line="240" w:lineRule="auto"/>
-      </w:pPr>
-      <w:r>
-        <w:t>Performance third — only meaningful after the app is functionally correct. A broken endpoint that responds in 5ms is not a performance win.</w:t>
-      </w:r>
-    </w:p>
-    <w:p>
-      <w:pPr>
-        <w:pStyle w:val="ListBullet"/>
-        <w:spacing w:after="0" w:line="240" w:lineRule="auto"/>
-      </w:pPr>
-      <w:r>
-        <w:t>Security last — gated behind regression, runs only on main branch. Feature branch noise is filtered out.</w:t>
-      </w:r>
-    </w:p>
-    <w:p>
-      <w:pPr>
-        <w:spacing w:after="0" w:line="240" w:lineRule="auto"/>
-      </w:pPr>
-    </w:p>
-    <w:p>
-      <w:pPr>
-        <w:spacing w:after="0" w:line="240" w:lineRule="auto"/>
-      </w:pPr>
-      <w:r>
-        <w:t>For new feature testing, I check which spec files share the same data model as the new feature and add those to the high-priority regression list for that sprint.</w:t>
-      </w:r>
-    </w:p>
-    <w:p>
-      <w:pPr>
-        <w:spacing w:after="0" w:line="240" w:lineRule="auto"/>
-      </w:pPr>
-    </w:p>
-    <w:p>
-      <w:pPr>
-        <w:spacing w:after="0" w:line="240" w:lineRule="auto"/>
-      </w:pPr>
-    </w:p>
-    <w:p>
-      <w:pPr>
-        <w:pStyle w:val="Heading2"/>
-        <w:spacing w:before="0" w:after="0" w:line="240" w:lineRule="auto"/>
-      </w:pPr>
-      <w:r>
-        <w:t>Q19. How would you test an app developed using AI, and how would you use AI during testing?</w:t>
-      </w:r>
-    </w:p>
-    <w:p>
-      <w:pPr>
-        <w:spacing w:after="0" w:line="240" w:lineRule="auto"/>
-      </w:pPr>
-    </w:p>
-    <w:p>
-      <w:pPr>
-        <w:pStyle w:val="Heading3"/>
-        <w:spacing w:before="0" w:after="0" w:line="240" w:lineRule="auto"/>
-      </w:pPr>
-      <w:r>
-        <w:t xml:space="preserve">Direct Answer *(30 </w:t>
-      </w:r>
-      <w:proofErr w:type="gramStart"/>
-      <w:r>
-        <w:t>seconds)*</w:t>
-      </w:r>
-      <w:proofErr w:type="gramEnd"/>
-    </w:p>
-    <w:p>
-      <w:pPr>
-        <w:spacing w:after="0" w:line="240" w:lineRule="auto"/>
-      </w:pPr>
-      <w:r>
-        <w:t>Testing an AI app means validating accuracy, consistency, safety, latency, and edge-case behavior — since AI output is non-deterministic, you assert response structure and quality, not exact strings. I also use AI tools like Claude to generate test cases, analyze failures, and write automation code.</w:t>
-      </w:r>
-    </w:p>
-    <w:p>
-      <w:pPr>
-        <w:spacing w:after="0" w:line="240" w:lineRule="auto"/>
-      </w:pPr>
-    </w:p>
-    <w:p>
-      <w:pPr>
-        <w:pStyle w:val="Heading3"/>
-        <w:spacing w:before="0" w:after="0" w:line="240" w:lineRule="auto"/>
-      </w:pPr>
-      <w:r>
-        <w:t>Concept &amp; Reasoning</w:t>
-      </w:r>
-    </w:p>
-    <w:p>
-      <w:pPr>
-        <w:spacing w:after="0" w:line="240" w:lineRule="auto"/>
-      </w:pPr>
-      <w:r>
-        <w:t>Testing an AI-powered application:</w:t>
-      </w:r>
-    </w:p>
-    <w:p>
-      <w:pPr>
-        <w:spacing w:after="0" w:line="240" w:lineRule="auto"/>
-      </w:pPr>
-    </w:p>
-    <w:p>
-      <w:pPr>
-        <w:spacing w:after="0" w:line="240" w:lineRule="auto"/>
-      </w:pPr>
-      <w:r>
-        <w:lastRenderedPageBreak/>
-        <w:t>Traditional assertion: expect(</w:t>
+      <w:proofErr w:type="gramEnd"/>
+      <w:r>
+        <w:rPr>
+          <w:lang w:val="en-US"/>
+        </w:rPr>
+        <w:t xml:space="preserve">() and </w:t>
       </w:r>
       <w:proofErr w:type="spellStart"/>
       <w:proofErr w:type="gramStart"/>
       <w:r>
-        <w:t>response.body</w:t>
-      </w:r>
-      <w:proofErr w:type="gramEnd"/>
-      <w:r>
-        <w:t>.answer</w:t>
+        <w:rPr>
+          <w:lang w:val="en-US"/>
+        </w:rPr>
+        <w:t>cy.wait</w:t>
       </w:r>
       <w:proofErr w:type="spellEnd"/>
       <w:r>
-        <w:t>).</w:t>
-      </w:r>
-      <w:proofErr w:type="spellStart"/>
-      <w:proofErr w:type="gramStart"/>
-      <w:r>
-        <w:t>to.eq</w:t>
-      </w:r>
-      <w:proofErr w:type="spellEnd"/>
-      <w:proofErr w:type="gramEnd"/>
-      <w:r>
-        <w:t>("Paris") — this fails when the AI rephrases the answer. AI testing requires different strategies:</w:t>
-      </w:r>
-    </w:p>
-    <w:p>
-      <w:pPr>
-        <w:spacing w:after="0" w:line="240" w:lineRule="auto"/>
-      </w:pPr>
-    </w:p>
-    <w:p>
-      <w:pPr>
-        <w:spacing w:after="0" w:line="240" w:lineRule="auto"/>
-      </w:pPr>
-      <w:r>
-        <w:t xml:space="preserve">What to </w:t>
-      </w:r>
-      <w:proofErr w:type="gramStart"/>
-      <w:r>
-        <w:t>test  How</w:t>
-      </w:r>
-      <w:proofErr w:type="gramEnd"/>
-      <w:r>
-        <w:t xml:space="preserve"> to test it</w:t>
-      </w:r>
-    </w:p>
-    <w:p>
-      <w:pPr>
-        <w:spacing w:after="0" w:line="240" w:lineRule="auto"/>
-      </w:pPr>
-      <w:r>
-        <w:t>---  ---</w:t>
-      </w:r>
-    </w:p>
-    <w:p>
-      <w:pPr>
-        <w:spacing w:after="0" w:line="240" w:lineRule="auto"/>
-      </w:pPr>
-      <w:r>
-        <w:t xml:space="preserve">Response </w:t>
-      </w:r>
-      <w:proofErr w:type="gramStart"/>
-      <w:r>
-        <w:t>structure  Assert</w:t>
-      </w:r>
-      <w:proofErr w:type="gramEnd"/>
-      <w:r>
-        <w:t xml:space="preserve"> JSON schema, required fields exist</w:t>
-      </w:r>
-    </w:p>
-    <w:p>
-      <w:pPr>
-        <w:spacing w:after="0" w:line="240" w:lineRule="auto"/>
-      </w:pPr>
-      <w:r>
-        <w:t xml:space="preserve">Accuracy / </w:t>
-      </w:r>
-      <w:proofErr w:type="gramStart"/>
-      <w:r>
-        <w:t>relevance  Compare</w:t>
-      </w:r>
-      <w:proofErr w:type="gramEnd"/>
-      <w:r>
-        <w:t xml:space="preserve"> against a known-good golden dataset</w:t>
-      </w:r>
-    </w:p>
-    <w:p>
-      <w:pPr>
-        <w:spacing w:after="0" w:line="240" w:lineRule="auto"/>
-      </w:pPr>
-      <w:proofErr w:type="gramStart"/>
-      <w:r>
-        <w:t>Consistency  Send</w:t>
-      </w:r>
-      <w:proofErr w:type="gramEnd"/>
-      <w:r>
-        <w:t xml:space="preserve"> the same prompt 10 times — does it give contradictory answers?</w:t>
-      </w:r>
-    </w:p>
-    <w:p>
-      <w:pPr>
-        <w:spacing w:after="0" w:line="240" w:lineRule="auto"/>
-      </w:pPr>
-      <w:r>
-        <w:t xml:space="preserve">Safety / content </w:t>
-      </w:r>
-      <w:proofErr w:type="gramStart"/>
-      <w:r>
-        <w:t>policy  Send</w:t>
-      </w:r>
-      <w:proofErr w:type="gramEnd"/>
-      <w:r>
-        <w:t xml:space="preserve"> adversarial prompts — does it refuse correctly?</w:t>
-      </w:r>
-    </w:p>
-    <w:p>
-      <w:pPr>
-        <w:spacing w:after="0" w:line="240" w:lineRule="auto"/>
-      </w:pPr>
-      <w:proofErr w:type="gramStart"/>
-      <w:r>
-        <w:t>Hallucination  Ask</w:t>
-      </w:r>
-      <w:proofErr w:type="gramEnd"/>
-      <w:r>
-        <w:t xml:space="preserve"> about facts and verify against a trusted source</w:t>
-      </w:r>
-    </w:p>
-    <w:p>
-      <w:pPr>
-        <w:spacing w:after="0" w:line="240" w:lineRule="auto"/>
-      </w:pPr>
-      <w:proofErr w:type="gramStart"/>
-      <w:r>
-        <w:t>Latency  Assert</w:t>
-      </w:r>
-      <w:proofErr w:type="gramEnd"/>
-      <w:r>
-        <w:t xml:space="preserve"> `</w:t>
-      </w:r>
-      <w:proofErr w:type="spellStart"/>
-      <w:proofErr w:type="gramStart"/>
-      <w:r>
-        <w:t>response.timings</w:t>
-      </w:r>
-      <w:proofErr w:type="gramEnd"/>
-      <w:r>
-        <w:t>.duration</w:t>
-      </w:r>
-      <w:proofErr w:type="spellEnd"/>
-      <w:r>
-        <w:t xml:space="preserve"> &lt; 2000ms` under normal load</w:t>
-      </w:r>
-    </w:p>
-    <w:p>
-      <w:pPr>
-        <w:spacing w:after="0" w:line="240" w:lineRule="auto"/>
-      </w:pPr>
-      <w:proofErr w:type="gramStart"/>
-      <w:r>
-        <w:t>Bias  Test</w:t>
-      </w:r>
-      <w:proofErr w:type="gramEnd"/>
-      <w:r>
-        <w:t xml:space="preserve"> with prompts that vary only by demographic — assert consistent treatment</w:t>
-      </w:r>
-    </w:p>
-    <w:p>
-      <w:pPr>
-        <w:spacing w:after="0" w:line="240" w:lineRule="auto"/>
-      </w:pPr>
-    </w:p>
-    <w:p>
-      <w:pPr>
-        <w:spacing w:after="0" w:line="240" w:lineRule="auto"/>
-      </w:pPr>
-      <w:r>
-        <w:t>Using AI during the testing process:</w:t>
-      </w:r>
-    </w:p>
-    <w:p>
-      <w:pPr>
-        <w:spacing w:after="0" w:line="240" w:lineRule="auto"/>
-      </w:pPr>
-    </w:p>
-    <w:p>
-      <w:pPr>
-        <w:pStyle w:val="ListBullet"/>
-        <w:spacing w:after="0" w:line="240" w:lineRule="auto"/>
-      </w:pPr>
-      <w:r>
-        <w:t>Test case generation — describe the feature to Claude/ChatGPT, ask for 20 edge cases. Review and implement the valuable ones.</w:t>
-      </w:r>
-    </w:p>
-    <w:p>
-      <w:pPr>
-        <w:pStyle w:val="ListBullet"/>
-        <w:spacing w:after="0" w:line="240" w:lineRule="auto"/>
-      </w:pPr>
-      <w:r>
-        <w:t>Failure analysis — paste a test failure log, ask for root cause. Faster than manual log reading.</w:t>
-      </w:r>
-    </w:p>
-    <w:p>
-      <w:pPr>
-        <w:pStyle w:val="ListBullet"/>
-        <w:spacing w:after="0" w:line="240" w:lineRule="auto"/>
-      </w:pPr>
-      <w:r>
-        <w:t xml:space="preserve">Code generation — describe the automation task (e.g., "write a Cypress command that intercepts POST /login and asserts the response token starts with </w:t>
-      </w:r>
-      <w:proofErr w:type="spellStart"/>
-      <w:r>
-        <w:t>eyJ</w:t>
-      </w:r>
-      <w:proofErr w:type="spellEnd"/>
-      <w:r>
-        <w:t>"), get a working draft.</w:t>
-      </w:r>
-    </w:p>
-    <w:p>
-      <w:pPr>
-        <w:pStyle w:val="ListBullet"/>
-        <w:spacing w:after="0" w:line="240" w:lineRule="auto"/>
-      </w:pPr>
-      <w:r>
-        <w:t>Documentation — describe the test architecture, ask for a summary for new team members.</w:t>
-      </w:r>
-    </w:p>
-    <w:p>
-      <w:pPr>
-        <w:spacing w:after="0" w:line="240" w:lineRule="auto"/>
-      </w:pPr>
-    </w:p>
-    <w:p>
-      <w:pPr>
-        <w:pStyle w:val="Heading3"/>
-        <w:spacing w:before="0" w:after="0" w:line="240" w:lineRule="auto"/>
-      </w:pPr>
-      <w:r>
-        <w:t>My Experience</w:t>
-      </w:r>
-    </w:p>
-    <w:p>
-      <w:pPr>
-        <w:spacing w:after="0" w:line="240" w:lineRule="auto"/>
-      </w:pPr>
-      <w:r>
-        <w:t>I used Claude Code throughout this project:</w:t>
-      </w:r>
-    </w:p>
-    <w:p>
-      <w:pPr>
-        <w:spacing w:after="0" w:line="240" w:lineRule="auto"/>
-      </w:pPr>
-    </w:p>
-    <w:p>
-      <w:pPr>
-        <w:pStyle w:val="ListBullet"/>
-        <w:spacing w:after="0" w:line="240" w:lineRule="auto"/>
-      </w:pPr>
-      <w:r>
-        <w:t>Debugging — when the Xray API returned a 404 for /</w:t>
-      </w:r>
-      <w:proofErr w:type="spellStart"/>
-      <w:r>
-        <w:t>api</w:t>
-      </w:r>
-      <w:proofErr w:type="spellEnd"/>
-      <w:r>
-        <w:t>/v2/import/execution/mocha, I described the error to Claude, which identified that the Mocha-specific endpoint requires a paid plan tier and suggested switching to the generic /</w:t>
-      </w:r>
-      <w:proofErr w:type="spellStart"/>
-      <w:r>
-        <w:t>api</w:t>
-      </w:r>
-      <w:proofErr w:type="spellEnd"/>
-      <w:r>
-        <w:t>/v2/import/execution endpoint with Xray native JSON format.</w:t>
-      </w:r>
-    </w:p>
-    <w:p>
-      <w:pPr>
-        <w:pStyle w:val="ListBullet"/>
-        <w:spacing w:after="0" w:line="240" w:lineRule="auto"/>
-      </w:pPr>
-      <w:r>
-        <w:t xml:space="preserve">Script generation — the PowerShell Upload-XrayResult.ps1 script was generated with Claude assistance: JWT authentication, </w:t>
-      </w:r>
-      <w:proofErr w:type="spellStart"/>
-      <w:r>
-        <w:t>mochawesome</w:t>
-      </w:r>
-      <w:proofErr w:type="spellEnd"/>
-      <w:r>
-        <w:t>-to-Xray JSON conversion, curl.exe for clean UTF-8 binary body, log writing, exit codes, and try/catch error handling.</w:t>
-      </w:r>
-    </w:p>
-    <w:p>
-      <w:pPr>
-        <w:pStyle w:val="ListBullet"/>
-        <w:spacing w:after="0" w:line="240" w:lineRule="auto"/>
-      </w:pPr>
-      <w:r>
-        <w:t xml:space="preserve">CI/CD pattern — Claude suggested the two-gate rerun pattern (if: </w:t>
-      </w:r>
-      <w:proofErr w:type="gramStart"/>
-      <w:r>
-        <w:t>failure(</w:t>
-      </w:r>
-      <w:proofErr w:type="gramEnd"/>
-      <w:r>
-        <w:t xml:space="preserve">) combined with </w:t>
-      </w:r>
-      <w:proofErr w:type="spellStart"/>
-      <w:proofErr w:type="gramStart"/>
-      <w:r>
-        <w:t>steps.failed</w:t>
-      </w:r>
-      <w:proofErr w:type="gramEnd"/>
-      <w:r>
-        <w:t>.</w:t>
-      </w:r>
-      <w:proofErr w:type="gramStart"/>
-      <w:r>
-        <w:t>outputs.specs</w:t>
-      </w:r>
-      <w:proofErr w:type="spellEnd"/>
-      <w:r>
-        <w:t xml:space="preserve"> !=</w:t>
-      </w:r>
-      <w:proofErr w:type="gramEnd"/>
-      <w:r>
-        <w:t xml:space="preserve"> '') to prevent the rerun step from executing on infrastructure failures where no test JSON exists.</w:t>
-      </w:r>
-    </w:p>
-    <w:p>
-      <w:pPr>
-        <w:pStyle w:val="ListBullet"/>
-        <w:spacing w:after="0" w:line="240" w:lineRule="auto"/>
-      </w:pPr>
-      <w:r>
-        <w:t>Estimated time saved: approximately 50% on non-test scripting tasks (CI YAML, PowerShell, documentation).</w:t>
-      </w:r>
-    </w:p>
-    <w:p>
-      <w:pPr>
-        <w:spacing w:after="0" w:line="240" w:lineRule="auto"/>
-      </w:pPr>
-    </w:p>
-    <w:p>
-      <w:pPr>
-        <w:spacing w:after="0" w:line="240" w:lineRule="auto"/>
-      </w:pPr>
-      <w:r>
-        <w:lastRenderedPageBreak/>
-        <w:t>For test case ideas: I described the bank account API behavior to Claude and received a list of 15 edge cases. After reviewing, 12 were implemented — including the "renders an empty bank account list state with onboarding modal" test that requires empty-</w:t>
-      </w:r>
-      <w:proofErr w:type="spellStart"/>
-      <w:proofErr w:type="gramStart"/>
-      <w:r>
-        <w:t>seed.json</w:t>
-      </w:r>
-      <w:proofErr w:type="spellEnd"/>
-      <w:proofErr w:type="gramEnd"/>
-      <w:r>
-        <w:t xml:space="preserve"> to be loaded instead of the default seed.</w:t>
-      </w:r>
-    </w:p>
-    <w:p>
-      <w:pPr>
-        <w:spacing w:after="0" w:line="240" w:lineRule="auto"/>
-      </w:pPr>
-    </w:p>
-    <w:p>
-      <w:pPr>
-        <w:spacing w:after="0" w:line="240" w:lineRule="auto"/>
-      </w:pPr>
-    </w:p>
-    <w:p>
-      <w:pPr>
-        <w:pStyle w:val="Heading2"/>
-        <w:spacing w:before="0" w:after="0" w:line="240" w:lineRule="auto"/>
-      </w:pPr>
-      <w:r>
-        <w:t>Q20. How do you handle flaky tests?</w:t>
-      </w:r>
-    </w:p>
-    <w:p>
-      <w:pPr>
-        <w:spacing w:after="0" w:line="240" w:lineRule="auto"/>
-      </w:pPr>
-    </w:p>
-    <w:p>
-      <w:pPr>
-        <w:pStyle w:val="Heading3"/>
-        <w:spacing w:before="0" w:after="0" w:line="240" w:lineRule="auto"/>
-      </w:pPr>
-      <w:r>
-        <w:t xml:space="preserve">Direct Answer *(30 </w:t>
-      </w:r>
-      <w:proofErr w:type="gramStart"/>
-      <w:r>
-        <w:t>seconds)*</w:t>
-      </w:r>
-      <w:proofErr w:type="gramEnd"/>
-    </w:p>
-    <w:p>
-      <w:pPr>
-        <w:spacing w:after="0" w:line="240" w:lineRule="auto"/>
-      </w:pPr>
-      <w:proofErr w:type="gramStart"/>
-      <w:r>
-        <w:t>First</w:t>
-      </w:r>
-      <w:proofErr w:type="gramEnd"/>
-      <w:r>
-        <w:t xml:space="preserve"> I classify the flaky test — race condition, bad selector, shared mutable state, or real intermittent application bug. Then I fix the root cause. I never suppress flakiness with a retry without understanding why it is failing.</w:t>
-      </w:r>
-    </w:p>
-    <w:p>
-      <w:pPr>
-        <w:spacing w:after="0" w:line="240" w:lineRule="auto"/>
-      </w:pPr>
-    </w:p>
-    <w:p>
-      <w:pPr>
-        <w:pStyle w:val="Heading3"/>
-        <w:spacing w:before="0" w:after="0" w:line="240" w:lineRule="auto"/>
-      </w:pPr>
-      <w:r>
-        <w:t>Concept &amp; Reasoning</w:t>
-      </w:r>
-    </w:p>
-    <w:p>
-      <w:pPr>
-        <w:spacing w:after="0" w:line="240" w:lineRule="auto"/>
-      </w:pPr>
-      <w:r>
-        <w:t>Most common causes of flaky tests and their fixes:</w:t>
-      </w:r>
-    </w:p>
-    <w:p>
-      <w:pPr>
-        <w:spacing w:after="0" w:line="240" w:lineRule="auto"/>
-      </w:pPr>
-    </w:p>
-    <w:p>
-      <w:pPr>
-        <w:spacing w:after="0" w:line="240" w:lineRule="auto"/>
-      </w:pPr>
-      <w:proofErr w:type="gramStart"/>
-      <w:r>
-        <w:t>Cause  Symptom</w:t>
-      </w:r>
-      <w:proofErr w:type="gramEnd"/>
-      <w:r>
-        <w:t xml:space="preserve">  Fix</w:t>
-      </w:r>
-    </w:p>
-    <w:p>
-      <w:pPr>
-        <w:spacing w:after="0" w:line="240" w:lineRule="auto"/>
-      </w:pPr>
-      <w:r>
-        <w:t>---  ---  ---</w:t>
-      </w:r>
-    </w:p>
-    <w:p>
-      <w:pPr>
-        <w:spacing w:after="0" w:line="240" w:lineRule="auto"/>
-      </w:pPr>
-      <w:r>
-        <w:t>Hardcoded `</w:t>
-      </w:r>
-      <w:proofErr w:type="spellStart"/>
-      <w:proofErr w:type="gramStart"/>
-      <w:r>
-        <w:t>cy.wait</w:t>
-      </w:r>
-      <w:proofErr w:type="spellEnd"/>
-      <w:proofErr w:type="gramEnd"/>
-      <w:r>
-        <w:t>(</w:t>
-      </w:r>
-      <w:proofErr w:type="gramStart"/>
-      <w:r>
-        <w:t>2000)`</w:t>
-      </w:r>
-      <w:proofErr w:type="gramEnd"/>
-      <w:r>
-        <w:t xml:space="preserve">  Passes fast machines, fails slow </w:t>
-      </w:r>
-      <w:proofErr w:type="gramStart"/>
-      <w:r>
-        <w:t>CI  Replace</w:t>
-      </w:r>
-      <w:proofErr w:type="gramEnd"/>
-      <w:r>
-        <w:t xml:space="preserve"> with `</w:t>
-      </w:r>
-      <w:proofErr w:type="spellStart"/>
-      <w:proofErr w:type="gramStart"/>
-      <w:r>
-        <w:t>cy.intercept</w:t>
-      </w:r>
-      <w:proofErr w:type="spellEnd"/>
-      <w:proofErr w:type="gramEnd"/>
-      <w:r>
-        <w:t>(</w:t>
-      </w:r>
-      <w:proofErr w:type="gramStart"/>
-      <w:r>
-        <w:t>).wait</w:t>
-      </w:r>
-      <w:proofErr w:type="gramEnd"/>
-      <w:r>
-        <w:t>("@alias</w:t>
-      </w:r>
-      <w:proofErr w:type="gramStart"/>
-      <w:r>
-        <w:t>")`</w:t>
-      </w:r>
-      <w:proofErr w:type="gramEnd"/>
-    </w:p>
-    <w:p>
-      <w:pPr>
-        <w:spacing w:after="0" w:line="240" w:lineRule="auto"/>
-      </w:pPr>
-      <w:r>
-        <w:t xml:space="preserve">CSS/class-based </w:t>
-      </w:r>
-      <w:proofErr w:type="gramStart"/>
-      <w:r>
-        <w:t>selectors  Breaks</w:t>
-      </w:r>
-      <w:proofErr w:type="gramEnd"/>
-      <w:r>
-        <w:t xml:space="preserve"> when dev renames a </w:t>
-      </w:r>
-      <w:proofErr w:type="gramStart"/>
-      <w:r>
-        <w:t>class  Use</w:t>
-      </w:r>
-      <w:proofErr w:type="gramEnd"/>
-      <w:r>
-        <w:t xml:space="preserve"> `data-test` attributes — these change only when behavior changes</w:t>
-      </w:r>
-    </w:p>
-    <w:p>
-      <w:pPr>
-        <w:spacing w:after="0" w:line="240" w:lineRule="auto"/>
-      </w:pPr>
-      <w:r>
-        <w:t xml:space="preserve">Shared mutable </w:t>
-      </w:r>
-      <w:proofErr w:type="gramStart"/>
-      <w:r>
-        <w:t>state  Test</w:t>
-      </w:r>
-      <w:proofErr w:type="gramEnd"/>
-      <w:r>
-        <w:t xml:space="preserve"> B fails when test A runs </w:t>
-      </w:r>
-      <w:proofErr w:type="gramStart"/>
-      <w:r>
-        <w:t>first  Reset</w:t>
-      </w:r>
-      <w:proofErr w:type="gramEnd"/>
-      <w:r>
-        <w:t xml:space="preserve"> DB in `</w:t>
-      </w:r>
-      <w:proofErr w:type="spellStart"/>
-      <w:r>
-        <w:t>beforeEach</w:t>
-      </w:r>
-      <w:proofErr w:type="spellEnd"/>
-      <w:r>
-        <w:t>` — each test owns its own state</w:t>
-      </w:r>
-    </w:p>
-    <w:p>
-      <w:pPr>
-        <w:spacing w:after="0" w:line="240" w:lineRule="auto"/>
-      </w:pPr>
-      <w:r>
-        <w:t xml:space="preserve">Auth state </w:t>
-      </w:r>
-      <w:proofErr w:type="gramStart"/>
-      <w:r>
-        <w:t>leaking  Logged</w:t>
-      </w:r>
-      <w:proofErr w:type="gramEnd"/>
-      <w:r>
-        <w:t xml:space="preserve"> in as wrong user </w:t>
-      </w:r>
-      <w:proofErr w:type="gramStart"/>
-      <w:r>
-        <w:t>randomly  Use</w:t>
-      </w:r>
-      <w:proofErr w:type="gramEnd"/>
-      <w:r>
-        <w:t xml:space="preserve"> `</w:t>
-      </w:r>
-      <w:proofErr w:type="spellStart"/>
-      <w:proofErr w:type="gramStart"/>
-      <w:r>
-        <w:t>cy.session</w:t>
-      </w:r>
-      <w:proofErr w:type="spellEnd"/>
-      <w:r>
-        <w:t>()`</w:t>
-      </w:r>
-      <w:proofErr w:type="gramEnd"/>
-      <w:r>
-        <w:t xml:space="preserve"> to isolate auth state per spec file</w:t>
-      </w:r>
-    </w:p>
-    <w:p>
-      <w:pPr>
-        <w:spacing w:after="0" w:line="240" w:lineRule="auto"/>
-      </w:pPr>
-      <w:r>
-        <w:t xml:space="preserve">Non-deterministic response </w:t>
-      </w:r>
-      <w:proofErr w:type="gramStart"/>
-      <w:r>
-        <w:t>order  Assertion</w:t>
-      </w:r>
-      <w:proofErr w:type="gramEnd"/>
-      <w:r>
-        <w:t xml:space="preserve"> fails when API returns data in different </w:t>
-      </w:r>
-      <w:proofErr w:type="gramStart"/>
-      <w:r>
-        <w:t>order  Sort</w:t>
-      </w:r>
-      <w:proofErr w:type="gramEnd"/>
-      <w:r>
-        <w:t xml:space="preserve"> before asserting, or assert membership not order</w:t>
-      </w:r>
-    </w:p>
-    <w:p>
-      <w:pPr>
-        <w:spacing w:after="0" w:line="240" w:lineRule="auto"/>
-      </w:pPr>
-      <w:r>
-        <w:t xml:space="preserve">App truly </w:t>
-      </w:r>
-      <w:proofErr w:type="gramStart"/>
-      <w:r>
-        <w:t>intermittent  Passes</w:t>
-      </w:r>
-      <w:proofErr w:type="gramEnd"/>
-      <w:r>
-        <w:t xml:space="preserve"> 9/10 times — real race condition in the </w:t>
-      </w:r>
-      <w:proofErr w:type="gramStart"/>
-      <w:r>
-        <w:t>app  This</w:t>
-      </w:r>
-      <w:proofErr w:type="gramEnd"/>
-      <w:r>
-        <w:t xml:space="preserve"> is a bug — log it, do not work around it in the test</w:t>
-      </w:r>
-    </w:p>
-    <w:p>
-      <w:pPr>
-        <w:spacing w:after="0" w:line="240" w:lineRule="auto"/>
-      </w:pPr>
-    </w:p>
-    <w:p>
-      <w:pPr>
-        <w:spacing w:after="0" w:line="240" w:lineRule="auto"/>
-      </w:pPr>
-      <w:r>
-        <w:t>What not to do:</w:t>
-      </w:r>
-    </w:p>
-    <w:p>
-      <w:pPr>
-        <w:pStyle w:val="ListBullet"/>
-        <w:spacing w:after="0" w:line="240" w:lineRule="auto"/>
-      </w:pPr>
-      <w:r>
-        <w:t xml:space="preserve">Do not add </w:t>
-      </w:r>
-      <w:proofErr w:type="spellStart"/>
-      <w:proofErr w:type="gramStart"/>
-      <w:r>
-        <w:t>cy.wait</w:t>
-      </w:r>
-      <w:proofErr w:type="spellEnd"/>
-      <w:proofErr w:type="gramEnd"/>
-      <w:r>
-        <w:t>(5000) — makes the suite slower and still fails under enough load</w:t>
-      </w:r>
-    </w:p>
-    <w:p>
-      <w:pPr>
-        <w:pStyle w:val="ListBullet"/>
-        <w:spacing w:after="0" w:line="240" w:lineRule="auto"/>
-      </w:pPr>
-      <w:r>
-        <w:t>Do not set retries: 3 as a first response — retry masks the problem, it does not fix it</w:t>
-      </w:r>
-    </w:p>
-    <w:p>
-      <w:pPr>
-        <w:pStyle w:val="ListBullet"/>
-        <w:spacing w:after="0" w:line="240" w:lineRule="auto"/>
-      </w:pPr>
-      <w:r>
-        <w:t>Do not comment out the test — a skipped test is zero value and will never be fixed</w:t>
-      </w:r>
-    </w:p>
-    <w:p>
-      <w:pPr>
-        <w:spacing w:after="0" w:line="240" w:lineRule="auto"/>
-      </w:pPr>
-    </w:p>
-    <w:p>
-      <w:pPr>
-        <w:spacing w:after="0" w:line="240" w:lineRule="auto"/>
-      </w:pPr>
-      <w:r>
-        <w:t>retries config in Cypress is a last resort for truly intermittent third-party dependencies (payment provider, auth0 sandbox) where you cannot control the flakiness source.</w:t>
-      </w:r>
-    </w:p>
-    <w:p>
-      <w:pPr>
-        <w:spacing w:after="0" w:line="240" w:lineRule="auto"/>
-      </w:pPr>
-    </w:p>
-    <w:p>
-      <w:pPr>
-        <w:pStyle w:val="Heading3"/>
-        <w:spacing w:before="0" w:after="0" w:line="240" w:lineRule="auto"/>
-      </w:pPr>
-      <w:r>
-        <w:t>My Experience</w:t>
-      </w:r>
-    </w:p>
-    <w:p>
-      <w:pPr>
-        <w:spacing w:after="0" w:line="240" w:lineRule="auto"/>
-      </w:pPr>
-      <w:r>
-        <w:t>Problem 1 — Auth state leaking between tests:</w:t>
-      </w:r>
-    </w:p>
-    <w:p>
-      <w:pPr>
-        <w:pStyle w:val="ListBullet"/>
-        <w:spacing w:after="0" w:line="240" w:lineRule="auto"/>
-      </w:pPr>
-      <w:r>
-        <w:t>Symptom: tests randomly started as the wrong user</w:t>
-      </w:r>
-    </w:p>
-    <w:p>
-      <w:pPr>
-        <w:pStyle w:val="ListBullet"/>
-        <w:spacing w:after="0" w:line="240" w:lineRule="auto"/>
-      </w:pPr>
-      <w:r>
-        <w:t xml:space="preserve">Root cause: </w:t>
-      </w:r>
-      <w:proofErr w:type="spellStart"/>
-      <w:r>
-        <w:t>localStorage</w:t>
-      </w:r>
-      <w:proofErr w:type="spellEnd"/>
-      <w:r>
-        <w:t xml:space="preserve"> not cleared between tests</w:t>
-      </w:r>
-    </w:p>
-    <w:p>
-      <w:pPr>
-        <w:pStyle w:val="ListBullet"/>
-        <w:spacing w:after="0" w:line="240" w:lineRule="auto"/>
-      </w:pPr>
-      <w:r>
-        <w:rPr>
-          <w:rFonts w:hint="eastAsia"/>
-        </w:rPr>
-        <w:lastRenderedPageBreak/>
-        <w:t xml:space="preserve">Fix: </w:t>
-      </w:r>
-      <w:proofErr w:type="spellStart"/>
-      <w:proofErr w:type="gramStart"/>
-      <w:r>
-        <w:rPr>
-          <w:rFonts w:hint="eastAsia"/>
-        </w:rPr>
-        <w:t>cy.task</w:t>
-      </w:r>
-      <w:proofErr w:type="spellEnd"/>
-      <w:proofErr w:type="gramEnd"/>
-      <w:r>
-        <w:rPr>
-          <w:rFonts w:hint="eastAsia"/>
-        </w:rPr>
-        <w:t>("</w:t>
-      </w:r>
-      <w:proofErr w:type="spellStart"/>
-      <w:proofErr w:type="gramStart"/>
-      <w:r>
-        <w:rPr>
-          <w:rFonts w:hint="eastAsia"/>
-        </w:rPr>
-        <w:t>db:seed</w:t>
-      </w:r>
-      <w:proofErr w:type="spellEnd"/>
-      <w:proofErr w:type="gramEnd"/>
-      <w:r>
-        <w:rPr>
-          <w:rFonts w:hint="eastAsia"/>
-        </w:rPr>
-        <w:t xml:space="preserve">") in every </w:t>
-      </w:r>
-      <w:proofErr w:type="spellStart"/>
-      <w:r>
-        <w:rPr>
-          <w:rFonts w:hint="eastAsia"/>
-        </w:rPr>
-        <w:t>beforeEach</w:t>
-      </w:r>
-      <w:proofErr w:type="spellEnd"/>
-      <w:r>
-        <w:rPr>
-          <w:rFonts w:hint="eastAsia"/>
-        </w:rPr>
-        <w:t xml:space="preserve"> resets the database AND clears session state. The seed flow </w:t>
-      </w:r>
-      <w:proofErr w:type="gramStart"/>
-      <w:r>
-        <w:rPr>
-          <w:rFonts w:hint="eastAsia"/>
-        </w:rPr>
-        <w:t>goes:</w:t>
-      </w:r>
-      <w:proofErr w:type="gramEnd"/>
-      <w:r>
-        <w:rPr>
-          <w:rFonts w:hint="eastAsia"/>
-        </w:rPr>
-        <w:t xml:space="preserve"> </w:t>
-      </w:r>
-      <w:proofErr w:type="spellStart"/>
-      <w:proofErr w:type="gramStart"/>
-      <w:r>
-        <w:rPr>
-          <w:rFonts w:hint="eastAsia"/>
-        </w:rPr>
-        <w:t>cy.task</w:t>
-      </w:r>
-      <w:proofErr w:type="spellEnd"/>
-      <w:proofErr w:type="gramEnd"/>
-      <w:r>
-        <w:rPr>
-          <w:rFonts w:hint="eastAsia"/>
-        </w:rPr>
-        <w:t>("</w:t>
-      </w:r>
-      <w:proofErr w:type="spellStart"/>
-      <w:proofErr w:type="gramStart"/>
-      <w:r>
-        <w:rPr>
-          <w:rFonts w:hint="eastAsia"/>
-        </w:rPr>
-        <w:t>db:seed</w:t>
-      </w:r>
-      <w:proofErr w:type="spellEnd"/>
-      <w:proofErr w:type="gramEnd"/>
-      <w:r>
-        <w:rPr>
-          <w:rFonts w:hint="eastAsia"/>
-        </w:rPr>
-        <w:t xml:space="preserve">") </w:t>
-      </w:r>
-      <w:r>
-        <w:rPr>
-          <w:rFonts w:hint="eastAsia"/>
-        </w:rPr>
-        <w:t>→</w:t>
-      </w:r>
-      <w:r>
-        <w:rPr>
-          <w:rFonts w:hint="eastAsia"/>
-        </w:rPr>
-        <w:t xml:space="preserve"> Node IPC </w:t>
-      </w:r>
-      <w:r>
-        <w:rPr>
-          <w:rFonts w:hint="eastAsia"/>
-        </w:rPr>
-        <w:t>→</w:t>
-      </w:r>
-      <w:r>
-        <w:rPr>
-          <w:rFonts w:hint="eastAsia"/>
-        </w:rPr>
-        <w:t xml:space="preserve"> </w:t>
-      </w:r>
-      <w:proofErr w:type="spellStart"/>
-      <w:r>
-        <w:rPr>
-          <w:rFonts w:hint="eastAsia"/>
-        </w:rPr>
-        <w:t>axios.post</w:t>
-      </w:r>
-      <w:proofErr w:type="spellEnd"/>
-      <w:r>
-        <w:rPr>
-          <w:rFonts w:hint="eastAsia"/>
-        </w:rPr>
-        <w:t>("/</w:t>
-      </w:r>
-      <w:proofErr w:type="spellStart"/>
-      <w:r>
-        <w:rPr>
-          <w:rFonts w:hint="eastAsia"/>
-        </w:rPr>
-        <w:t>testData</w:t>
-      </w:r>
-      <w:proofErr w:type="spellEnd"/>
-      <w:r>
-        <w:rPr>
-          <w:rFonts w:hint="eastAsia"/>
-        </w:rPr>
-        <w:t xml:space="preserve">/seed") </w:t>
-      </w:r>
-      <w:r>
-        <w:rPr>
-          <w:rFonts w:hint="eastAsia"/>
-        </w:rPr>
-        <w:t>→</w:t>
-      </w:r>
-      <w:r>
-        <w:rPr>
-          <w:rFonts w:hint="eastAsia"/>
-        </w:rPr>
-        <w:t xml:space="preserve"> </w:t>
-      </w:r>
-      <w:proofErr w:type="spellStart"/>
-      <w:proofErr w:type="gramStart"/>
-      <w:r>
-        <w:rPr>
-          <w:rFonts w:hint="eastAsia"/>
-        </w:rPr>
-        <w:t>seedDatabase</w:t>
-      </w:r>
-      <w:proofErr w:type="spellEnd"/>
-      <w:r>
-        <w:rPr>
-          <w:rFonts w:hint="eastAsia"/>
-        </w:rPr>
-        <w:t>(</w:t>
-      </w:r>
-      <w:proofErr w:type="gramEnd"/>
-      <w:r>
-        <w:rPr>
-          <w:rFonts w:hint="eastAsia"/>
-        </w:rPr>
-        <w:t xml:space="preserve">) </w:t>
-      </w:r>
-      <w:r>
-        <w:rPr>
-          <w:rFonts w:hint="eastAsia"/>
-        </w:rPr>
-        <w:t>→</w:t>
-      </w:r>
-      <w:r>
-        <w:rPr>
-          <w:rFonts w:hint="eastAsia"/>
-        </w:rPr>
-        <w:t xml:space="preserve"> copies database-</w:t>
-      </w:r>
-      <w:proofErr w:type="spellStart"/>
-      <w:proofErr w:type="gramStart"/>
-      <w:r>
-        <w:rPr>
-          <w:rFonts w:hint="eastAsia"/>
-        </w:rPr>
-        <w:t>seed.json</w:t>
-      </w:r>
-      <w:proofErr w:type="spellEnd"/>
-      <w:proofErr w:type="gramEnd"/>
-      <w:r>
-        <w:rPr>
-          <w:rFonts w:hint="eastAsia"/>
-        </w:rPr>
-        <w:t xml:space="preserve"> </w:t>
-      </w:r>
-      <w:r>
-        <w:rPr>
-          <w:rFonts w:hint="eastAsia"/>
-        </w:rPr>
-        <w:t>→</w:t>
-      </w:r>
-      <w:r>
-        <w:rPr>
-          <w:rFonts w:hint="eastAsia"/>
-        </w:rPr>
-        <w:t xml:space="preserve"> </w:t>
-      </w:r>
-      <w:proofErr w:type="spellStart"/>
-      <w:proofErr w:type="gramStart"/>
-      <w:r>
-        <w:rPr>
-          <w:rFonts w:hint="eastAsia"/>
-        </w:rPr>
-        <w:t>database.json</w:t>
-      </w:r>
-      <w:proofErr w:type="spellEnd"/>
-      <w:proofErr w:type="gramEnd"/>
-      <w:r>
-        <w:rPr>
-          <w:rFonts w:hint="eastAsia"/>
-        </w:rPr>
-        <w:t>. Every test starts from</w:t>
-      </w:r>
-      <w:r>
-        <w:t xml:space="preserve"> the same known user set.</w:t>
-      </w:r>
-    </w:p>
-    <w:p>
-      <w:pPr>
-        <w:spacing w:after="0" w:line="240" w:lineRule="auto"/>
-      </w:pPr>
-    </w:p>
-    <w:p>
-      <w:pPr>
-        <w:spacing w:after="0" w:line="240" w:lineRule="auto"/>
-      </w:pPr>
-      <w:r>
-        <w:t>Problem 2 — SSO token expiry mid-suite:</w:t>
-      </w:r>
-    </w:p>
-    <w:p>
-      <w:pPr>
-        <w:pStyle w:val="ListBullet"/>
-        <w:spacing w:after="0" w:line="240" w:lineRule="auto"/>
-      </w:pPr>
-      <w:r>
-        <w:t xml:space="preserve">Symptom: auth-related specs failed intermittently when the </w:t>
-      </w:r>
-      <w:proofErr w:type="spellStart"/>
-      <w:r>
-        <w:t>Keycloak</w:t>
-      </w:r>
-      <w:proofErr w:type="spellEnd"/>
-      <w:r>
-        <w:t xml:space="preserve"> JWT expired between the </w:t>
-      </w:r>
-      <w:proofErr w:type="spellStart"/>
-      <w:r>
-        <w:t>beforeEach</w:t>
-      </w:r>
-      <w:proofErr w:type="spellEnd"/>
-      <w:r>
-        <w:t xml:space="preserve"> and the test assertion</w:t>
-      </w:r>
-    </w:p>
-    <w:p>
-      <w:pPr>
-        <w:pStyle w:val="ListBullet"/>
-        <w:spacing w:after="0" w:line="240" w:lineRule="auto"/>
-      </w:pPr>
-      <w:r>
-        <w:t xml:space="preserve">Fix: </w:t>
-      </w:r>
-      <w:proofErr w:type="spellStart"/>
-      <w:proofErr w:type="gramStart"/>
-      <w:r>
-        <w:t>cy.session</w:t>
-      </w:r>
-      <w:proofErr w:type="spellEnd"/>
-      <w:proofErr w:type="gramEnd"/>
-      <w:r>
-        <w:t xml:space="preserve">([username], () =&gt; </w:t>
-      </w:r>
-      <w:proofErr w:type="gramStart"/>
-      <w:r>
-        <w:t>{ ...</w:t>
-      </w:r>
-      <w:proofErr w:type="gramEnd"/>
-      <w:r>
-        <w:t xml:space="preserve"> }) caches the authenticated browser state. Cypress replays the session from cache for every test in the spec file. Only re-authenticates when the session expires. Eliminates the re-login cost and the expiry race condition.</w:t>
-      </w:r>
-    </w:p>
-    <w:p>
-      <w:pPr>
-        <w:spacing w:after="0" w:line="240" w:lineRule="auto"/>
-      </w:pPr>
-    </w:p>
-    <w:p>
-      <w:pPr>
-        <w:spacing w:after="0" w:line="240" w:lineRule="auto"/>
-      </w:pPr>
-      <w:r>
-        <w:t>Problem 3 — CI infrastructure flakiness vs real test failures:</w:t>
-      </w:r>
-    </w:p>
-    <w:p>
-      <w:pPr>
-        <w:pStyle w:val="ListBullet"/>
-        <w:spacing w:after="0" w:line="240" w:lineRule="auto"/>
-      </w:pPr>
-      <w:r>
-        <w:t xml:space="preserve">Symptom: CI job failed, but manual rerun passed — no test failure in the </w:t>
-      </w:r>
-      <w:proofErr w:type="spellStart"/>
-      <w:r>
-        <w:t>mochawesome</w:t>
-      </w:r>
-      <w:proofErr w:type="spellEnd"/>
-      <w:r>
-        <w:t xml:space="preserve"> JSON</w:t>
-      </w:r>
-    </w:p>
-    <w:p>
-      <w:pPr>
-        <w:pStyle w:val="ListBullet"/>
-        <w:spacing w:after="0" w:line="240" w:lineRule="auto"/>
-      </w:pPr>
-      <w:r>
-        <w:t xml:space="preserve">Root cause: </w:t>
-      </w:r>
-      <w:proofErr w:type="spellStart"/>
-      <w:r>
-        <w:t>npm</w:t>
-      </w:r>
-      <w:proofErr w:type="spellEnd"/>
-      <w:r>
-        <w:t xml:space="preserve"> start took longer than expected on a cold runner; app was not ready</w:t>
-      </w:r>
-    </w:p>
-    <w:p>
-      <w:pPr>
-        <w:pStyle w:val="ListBullet"/>
-        <w:spacing w:after="0" w:line="240" w:lineRule="auto"/>
-      </w:pPr>
-      <w:r>
-        <w:t xml:space="preserve">Fix: wait-on-timeout: 60 on every Cypress action step. If http://localhost:3000 does not respond within 60 seconds, the step fails immediately with a clear error — no hanging for 30 minutes. The rerun step also has a second gate: </w:t>
-      </w:r>
-      <w:proofErr w:type="spellStart"/>
-      <w:proofErr w:type="gramStart"/>
-      <w:r>
-        <w:t>steps.failed</w:t>
-      </w:r>
-      <w:proofErr w:type="gramEnd"/>
-      <w:r>
-        <w:t>.</w:t>
-      </w:r>
-      <w:proofErr w:type="gramStart"/>
-      <w:r>
-        <w:t>outputs.specs</w:t>
-      </w:r>
-      <w:proofErr w:type="spellEnd"/>
-      <w:r>
-        <w:t xml:space="preserve"> !=</w:t>
-      </w:r>
-      <w:proofErr w:type="gramEnd"/>
-      <w:r>
-        <w:t xml:space="preserve"> '' ensures the rerun only runs when the </w:t>
-      </w:r>
-      <w:proofErr w:type="spellStart"/>
-      <w:r>
-        <w:t>mochawesome</w:t>
-      </w:r>
-      <w:proofErr w:type="spellEnd"/>
-      <w:r>
-        <w:t xml:space="preserve"> JSON </w:t>
-      </w:r>
-      <w:proofErr w:type="gramStart"/>
-      <w:r>
-        <w:t>actually contains</w:t>
-      </w:r>
-      <w:proofErr w:type="gramEnd"/>
-      <w:r>
-        <w:t xml:space="preserve"> failing specs, not when the job failed before any tests ran.</w:t>
-      </w:r>
-    </w:p>
-    <w:p>
-      <w:pPr>
-        <w:spacing w:after="0" w:line="240" w:lineRule="auto"/>
-      </w:pPr>
-    </w:p>
-    <w:p>
-      <w:pPr>
-        <w:spacing w:after="0" w:line="240" w:lineRule="auto"/>
-      </w:pPr>
-      <w:r>
-        <w:t>Selector stability across the project:</w:t>
-      </w:r>
-    </w:p>
-    <w:p>
-      <w:pPr>
-        <w:spacing w:after="0" w:line="240" w:lineRule="auto"/>
-      </w:pPr>
-      <w:r>
-        <w:t xml:space="preserve">All selectors use data-test attributes via </w:t>
-      </w:r>
-      <w:proofErr w:type="spellStart"/>
-      <w:proofErr w:type="gramStart"/>
-      <w:r>
-        <w:t>cy.getBySel</w:t>
-      </w:r>
-      <w:proofErr w:type="spellEnd"/>
-      <w:proofErr w:type="gramEnd"/>
-      <w:r>
-        <w:t>("</w:t>
-      </w:r>
-      <w:proofErr w:type="spellStart"/>
-      <w:r>
-        <w:t>signin</w:t>
-      </w:r>
-      <w:proofErr w:type="spellEnd"/>
-      <w:r>
-        <w:t xml:space="preserve">-username"). CSS class changes, component library upgrades, and layout </w:t>
-      </w:r>
-      <w:proofErr w:type="gramStart"/>
-      <w:r>
-        <w:t>refactors</w:t>
-      </w:r>
-      <w:proofErr w:type="gramEnd"/>
-      <w:r>
-        <w:t xml:space="preserve"> never break tests. If a data-test attribute disappears, the test fails for the right reason — the element is gone — not because a CSS class was renamed.</w:t>
-      </w:r>
-    </w:p>
-    <w:p>
-      <w:pPr>
-        <w:spacing w:after="0" w:line="240" w:lineRule="auto"/>
+        <w:rPr>
+          <w:lang w:val="en-US"/>
+        </w:rPr>
+        <w:t>("@</w:t>
+      </w:r>
+      <w:proofErr w:type="gramEnd"/>
+      <w:r>
+        <w:rPr>
+          <w:lang w:val="en-US"/>
+        </w:rPr>
+        <w:t>login"), so the test waited for the actual login request to complete.</w:t>
+      </w:r>
+    </w:p>
+    <w:p>
+      <w:pPr>
+        <w:spacing w:after="0" w:line="240" w:lineRule="auto"/>
+        <w:rPr>
+          <w:lang w:val="en-US"/>
+        </w:rPr>
       </w:pPr>
     </w:p>
     <w:p/>
@@ -12201,7 +11088,7 @@
   <w:abstractNum w:abstractNumId="0" w15:restartNumberingAfterBreak="0">
     <w:nsid w:val="FFFFFF89"/>
     <w:multiLevelType w:val="singleLevel"/>
-    <w:tmpl w:val="776CFAB4"/>
+    <w:tmpl w:val="B9E064BC"/>
     <w:lvl w:ilvl="0">
       <w:start w:val="1"/>
       <w:numFmt w:val="bullet"/>
@@ -12220,6 +11107,96 @@
     </w:lvl>
   </w:abstractNum>
   <w:abstractNum w:abstractNumId="1" w15:restartNumberingAfterBreak="0">
+    <w:nsid w:val="00224B02"/>
+    <w:multiLevelType w:val="hybridMultilevel"/>
+    <w:tmpl w:val="5A94314C"/>
+    <w:lvl w:ilvl="0" w:tplc="1F7A0DEC">
+      <w:start w:val="1"/>
+      <w:numFmt w:val="decimal"/>
+      <w:lvlText w:val="%1."/>
+      <w:lvlJc w:val="left"/>
+      <w:pPr>
+        <w:ind w:left="720" w:hanging="360"/>
+      </w:pPr>
+      <w:rPr>
+        <w:rFonts w:hint="default"/>
+        <w:b/>
+      </w:rPr>
+    </w:lvl>
+    <w:lvl w:ilvl="1" w:tplc="04090019" w:tentative="1">
+      <w:start w:val="1"/>
+      <w:numFmt w:val="lowerLetter"/>
+      <w:lvlText w:val="%2."/>
+      <w:lvlJc w:val="left"/>
+      <w:pPr>
+        <w:ind w:left="1440" w:hanging="360"/>
+      </w:pPr>
+    </w:lvl>
+    <w:lvl w:ilvl="2" w:tplc="0409001B" w:tentative="1">
+      <w:start w:val="1"/>
+      <w:numFmt w:val="lowerRoman"/>
+      <w:lvlText w:val="%3."/>
+      <w:lvlJc w:val="right"/>
+      <w:pPr>
+        <w:ind w:left="2160" w:hanging="180"/>
+      </w:pPr>
+    </w:lvl>
+    <w:lvl w:ilvl="3" w:tplc="0409000F" w:tentative="1">
+      <w:start w:val="1"/>
+      <w:numFmt w:val="decimal"/>
+      <w:lvlText w:val="%4."/>
+      <w:lvlJc w:val="left"/>
+      <w:pPr>
+        <w:ind w:left="2880" w:hanging="360"/>
+      </w:pPr>
+    </w:lvl>
+    <w:lvl w:ilvl="4" w:tplc="04090019" w:tentative="1">
+      <w:start w:val="1"/>
+      <w:numFmt w:val="lowerLetter"/>
+      <w:lvlText w:val="%5."/>
+      <w:lvlJc w:val="left"/>
+      <w:pPr>
+        <w:ind w:left="3600" w:hanging="360"/>
+      </w:pPr>
+    </w:lvl>
+    <w:lvl w:ilvl="5" w:tplc="0409001B" w:tentative="1">
+      <w:start w:val="1"/>
+      <w:numFmt w:val="lowerRoman"/>
+      <w:lvlText w:val="%6."/>
+      <w:lvlJc w:val="right"/>
+      <w:pPr>
+        <w:ind w:left="4320" w:hanging="180"/>
+      </w:pPr>
+    </w:lvl>
+    <w:lvl w:ilvl="6" w:tplc="0409000F" w:tentative="1">
+      <w:start w:val="1"/>
+      <w:numFmt w:val="decimal"/>
+      <w:lvlText w:val="%7."/>
+      <w:lvlJc w:val="left"/>
+      <w:pPr>
+        <w:ind w:left="5040" w:hanging="360"/>
+      </w:pPr>
+    </w:lvl>
+    <w:lvl w:ilvl="7" w:tplc="04090019" w:tentative="1">
+      <w:start w:val="1"/>
+      <w:numFmt w:val="lowerLetter"/>
+      <w:lvlText w:val="%8."/>
+      <w:lvlJc w:val="left"/>
+      <w:pPr>
+        <w:ind w:left="5760" w:hanging="360"/>
+      </w:pPr>
+    </w:lvl>
+    <w:lvl w:ilvl="8" w:tplc="0409001B" w:tentative="1">
+      <w:start w:val="1"/>
+      <w:numFmt w:val="lowerRoman"/>
+      <w:lvlText w:val="%9."/>
+      <w:lvlJc w:val="right"/>
+      <w:pPr>
+        <w:ind w:left="6480" w:hanging="180"/>
+      </w:pPr>
+    </w:lvl>
+  </w:abstractNum>
+  <w:abstractNum w:abstractNumId="2" w15:restartNumberingAfterBreak="0">
     <w:nsid w:val="096F0EF1"/>
     <w:multiLevelType w:val="multilevel"/>
     <w:tmpl w:val="C85273E8"/>
@@ -12368,7 +11345,7 @@
       </w:rPr>
     </w:lvl>
   </w:abstractNum>
-  <w:abstractNum w:abstractNumId="2" w15:restartNumberingAfterBreak="0">
+  <w:abstractNum w:abstractNumId="3" w15:restartNumberingAfterBreak="0">
     <w:nsid w:val="27634DF5"/>
     <w:multiLevelType w:val="multilevel"/>
     <w:tmpl w:val="E760F206"/>
@@ -12517,7 +11494,358 @@
       </w:rPr>
     </w:lvl>
   </w:abstractNum>
-  <w:abstractNum w:abstractNumId="3" w15:restartNumberingAfterBreak="0">
+  <w:abstractNum w:abstractNumId="4" w15:restartNumberingAfterBreak="0">
+    <w:nsid w:val="279A6BE3"/>
+    <w:multiLevelType w:val="hybridMultilevel"/>
+    <w:tmpl w:val="70BC6DFA"/>
+    <w:lvl w:ilvl="0" w:tplc="0409000F">
+      <w:start w:val="1"/>
+      <w:numFmt w:val="decimal"/>
+      <w:lvlText w:val="%1."/>
+      <w:lvlJc w:val="left"/>
+      <w:pPr>
+        <w:ind w:left="360" w:hanging="360"/>
+      </w:pPr>
+      <w:rPr>
+        <w:rFonts w:hint="default"/>
+      </w:rPr>
+    </w:lvl>
+    <w:lvl w:ilvl="1" w:tplc="04090019" w:tentative="1">
+      <w:start w:val="1"/>
+      <w:numFmt w:val="lowerLetter"/>
+      <w:lvlText w:val="%2."/>
+      <w:lvlJc w:val="left"/>
+      <w:pPr>
+        <w:ind w:left="1080" w:hanging="360"/>
+      </w:pPr>
+    </w:lvl>
+    <w:lvl w:ilvl="2" w:tplc="0409001B" w:tentative="1">
+      <w:start w:val="1"/>
+      <w:numFmt w:val="lowerRoman"/>
+      <w:lvlText w:val="%3."/>
+      <w:lvlJc w:val="right"/>
+      <w:pPr>
+        <w:ind w:left="1800" w:hanging="180"/>
+      </w:pPr>
+    </w:lvl>
+    <w:lvl w:ilvl="3" w:tplc="0409000F" w:tentative="1">
+      <w:start w:val="1"/>
+      <w:numFmt w:val="decimal"/>
+      <w:lvlText w:val="%4."/>
+      <w:lvlJc w:val="left"/>
+      <w:pPr>
+        <w:ind w:left="2520" w:hanging="360"/>
+      </w:pPr>
+    </w:lvl>
+    <w:lvl w:ilvl="4" w:tplc="04090019" w:tentative="1">
+      <w:start w:val="1"/>
+      <w:numFmt w:val="lowerLetter"/>
+      <w:lvlText w:val="%5."/>
+      <w:lvlJc w:val="left"/>
+      <w:pPr>
+        <w:ind w:left="3240" w:hanging="360"/>
+      </w:pPr>
+    </w:lvl>
+    <w:lvl w:ilvl="5" w:tplc="0409001B" w:tentative="1">
+      <w:start w:val="1"/>
+      <w:numFmt w:val="lowerRoman"/>
+      <w:lvlText w:val="%6."/>
+      <w:lvlJc w:val="right"/>
+      <w:pPr>
+        <w:ind w:left="3960" w:hanging="180"/>
+      </w:pPr>
+    </w:lvl>
+    <w:lvl w:ilvl="6" w:tplc="0409000F" w:tentative="1">
+      <w:start w:val="1"/>
+      <w:numFmt w:val="decimal"/>
+      <w:lvlText w:val="%7."/>
+      <w:lvlJc w:val="left"/>
+      <w:pPr>
+        <w:ind w:left="4680" w:hanging="360"/>
+      </w:pPr>
+    </w:lvl>
+    <w:lvl w:ilvl="7" w:tplc="04090019" w:tentative="1">
+      <w:start w:val="1"/>
+      <w:numFmt w:val="lowerLetter"/>
+      <w:lvlText w:val="%8."/>
+      <w:lvlJc w:val="left"/>
+      <w:pPr>
+        <w:ind w:left="5400" w:hanging="360"/>
+      </w:pPr>
+    </w:lvl>
+    <w:lvl w:ilvl="8" w:tplc="0409001B" w:tentative="1">
+      <w:start w:val="1"/>
+      <w:numFmt w:val="lowerRoman"/>
+      <w:lvlText w:val="%9."/>
+      <w:lvlJc w:val="right"/>
+      <w:pPr>
+        <w:ind w:left="6120" w:hanging="180"/>
+      </w:pPr>
+    </w:lvl>
+  </w:abstractNum>
+  <w:abstractNum w:abstractNumId="5" w15:restartNumberingAfterBreak="0">
+    <w:nsid w:val="2CA61521"/>
+    <w:multiLevelType w:val="hybridMultilevel"/>
+    <w:tmpl w:val="FE14FFCC"/>
+    <w:lvl w:ilvl="0" w:tplc="04090001">
+      <w:start w:val="1"/>
+      <w:numFmt w:val="bullet"/>
+      <w:lvlText w:val=""/>
+      <w:lvlJc w:val="left"/>
+      <w:pPr>
+        <w:ind w:left="360" w:hanging="360"/>
+      </w:pPr>
+      <w:rPr>
+        <w:rFonts w:ascii="Symbol" w:hAnsi="Symbol" w:hint="default"/>
+      </w:rPr>
+    </w:lvl>
+    <w:lvl w:ilvl="1" w:tplc="04090003" w:tentative="1">
+      <w:start w:val="1"/>
+      <w:numFmt w:val="bullet"/>
+      <w:lvlText w:val="o"/>
+      <w:lvlJc w:val="left"/>
+      <w:pPr>
+        <w:ind w:left="1080" w:hanging="360"/>
+      </w:pPr>
+      <w:rPr>
+        <w:rFonts w:ascii="Courier New" w:hAnsi="Courier New" w:cs="Courier New" w:hint="default"/>
+      </w:rPr>
+    </w:lvl>
+    <w:lvl w:ilvl="2" w:tplc="04090005" w:tentative="1">
+      <w:start w:val="1"/>
+      <w:numFmt w:val="bullet"/>
+      <w:lvlText w:val=""/>
+      <w:lvlJc w:val="left"/>
+      <w:pPr>
+        <w:ind w:left="1800" w:hanging="360"/>
+      </w:pPr>
+      <w:rPr>
+        <w:rFonts w:ascii="Wingdings" w:hAnsi="Wingdings" w:hint="default"/>
+      </w:rPr>
+    </w:lvl>
+    <w:lvl w:ilvl="3" w:tplc="04090001" w:tentative="1">
+      <w:start w:val="1"/>
+      <w:numFmt w:val="bullet"/>
+      <w:lvlText w:val=""/>
+      <w:lvlJc w:val="left"/>
+      <w:pPr>
+        <w:ind w:left="2520" w:hanging="360"/>
+      </w:pPr>
+      <w:rPr>
+        <w:rFonts w:ascii="Symbol" w:hAnsi="Symbol" w:hint="default"/>
+      </w:rPr>
+    </w:lvl>
+    <w:lvl w:ilvl="4" w:tplc="04090003" w:tentative="1">
+      <w:start w:val="1"/>
+      <w:numFmt w:val="bullet"/>
+      <w:lvlText w:val="o"/>
+      <w:lvlJc w:val="left"/>
+      <w:pPr>
+        <w:ind w:left="3240" w:hanging="360"/>
+      </w:pPr>
+      <w:rPr>
+        <w:rFonts w:ascii="Courier New" w:hAnsi="Courier New" w:cs="Courier New" w:hint="default"/>
+      </w:rPr>
+    </w:lvl>
+    <w:lvl w:ilvl="5" w:tplc="04090005" w:tentative="1">
+      <w:start w:val="1"/>
+      <w:numFmt w:val="bullet"/>
+      <w:lvlText w:val=""/>
+      <w:lvlJc w:val="left"/>
+      <w:pPr>
+        <w:ind w:left="3960" w:hanging="360"/>
+      </w:pPr>
+      <w:rPr>
+        <w:rFonts w:ascii="Wingdings" w:hAnsi="Wingdings" w:hint="default"/>
+      </w:rPr>
+    </w:lvl>
+    <w:lvl w:ilvl="6" w:tplc="04090001" w:tentative="1">
+      <w:start w:val="1"/>
+      <w:numFmt w:val="bullet"/>
+      <w:lvlText w:val=""/>
+      <w:lvlJc w:val="left"/>
+      <w:pPr>
+        <w:ind w:left="4680" w:hanging="360"/>
+      </w:pPr>
+      <w:rPr>
+        <w:rFonts w:ascii="Symbol" w:hAnsi="Symbol" w:hint="default"/>
+      </w:rPr>
+    </w:lvl>
+    <w:lvl w:ilvl="7" w:tplc="04090003" w:tentative="1">
+      <w:start w:val="1"/>
+      <w:numFmt w:val="bullet"/>
+      <w:lvlText w:val="o"/>
+      <w:lvlJc w:val="left"/>
+      <w:pPr>
+        <w:ind w:left="5400" w:hanging="360"/>
+      </w:pPr>
+      <w:rPr>
+        <w:rFonts w:ascii="Courier New" w:hAnsi="Courier New" w:cs="Courier New" w:hint="default"/>
+      </w:rPr>
+    </w:lvl>
+    <w:lvl w:ilvl="8" w:tplc="04090005" w:tentative="1">
+      <w:start w:val="1"/>
+      <w:numFmt w:val="bullet"/>
+      <w:lvlText w:val=""/>
+      <w:lvlJc w:val="left"/>
+      <w:pPr>
+        <w:ind w:left="6120" w:hanging="360"/>
+      </w:pPr>
+      <w:rPr>
+        <w:rFonts w:ascii="Wingdings" w:hAnsi="Wingdings" w:hint="default"/>
+      </w:rPr>
+    </w:lvl>
+  </w:abstractNum>
+  <w:abstractNum w:abstractNumId="6" w15:restartNumberingAfterBreak="0">
+    <w:nsid w:val="2DEB4C14"/>
+    <w:multiLevelType w:val="multilevel"/>
+    <w:tmpl w:val="E684DC9C"/>
+    <w:lvl w:ilvl="0">
+      <w:start w:val="1"/>
+      <w:numFmt w:val="bullet"/>
+      <w:lvlText w:val=""/>
+      <w:lvlJc w:val="left"/>
+      <w:pPr>
+        <w:tabs>
+          <w:tab w:val="num" w:pos="720"/>
+        </w:tabs>
+        <w:ind w:left="720" w:hanging="360"/>
+      </w:pPr>
+      <w:rPr>
+        <w:rFonts w:ascii="Symbol" w:hAnsi="Symbol" w:hint="default"/>
+        <w:sz w:val="20"/>
+      </w:rPr>
+    </w:lvl>
+    <w:lvl w:ilvl="1" w:tentative="1">
+      <w:start w:val="1"/>
+      <w:numFmt w:val="bullet"/>
+      <w:lvlText w:val="o"/>
+      <w:lvlJc w:val="left"/>
+      <w:pPr>
+        <w:tabs>
+          <w:tab w:val="num" w:pos="1440"/>
+        </w:tabs>
+        <w:ind w:left="1440" w:hanging="360"/>
+      </w:pPr>
+      <w:rPr>
+        <w:rFonts w:ascii="Courier New" w:hAnsi="Courier New" w:hint="default"/>
+        <w:sz w:val="20"/>
+      </w:rPr>
+    </w:lvl>
+    <w:lvl w:ilvl="2" w:tentative="1">
+      <w:start w:val="1"/>
+      <w:numFmt w:val="bullet"/>
+      <w:lvlText w:val=""/>
+      <w:lvlJc w:val="left"/>
+      <w:pPr>
+        <w:tabs>
+          <w:tab w:val="num" w:pos="2160"/>
+        </w:tabs>
+        <w:ind w:left="2160" w:hanging="360"/>
+      </w:pPr>
+      <w:rPr>
+        <w:rFonts w:ascii="Wingdings" w:hAnsi="Wingdings" w:hint="default"/>
+        <w:sz w:val="20"/>
+      </w:rPr>
+    </w:lvl>
+    <w:lvl w:ilvl="3" w:tentative="1">
+      <w:start w:val="1"/>
+      <w:numFmt w:val="bullet"/>
+      <w:lvlText w:val=""/>
+      <w:lvlJc w:val="left"/>
+      <w:pPr>
+        <w:tabs>
+          <w:tab w:val="num" w:pos="2880"/>
+        </w:tabs>
+        <w:ind w:left="2880" w:hanging="360"/>
+      </w:pPr>
+      <w:rPr>
+        <w:rFonts w:ascii="Wingdings" w:hAnsi="Wingdings" w:hint="default"/>
+        <w:sz w:val="20"/>
+      </w:rPr>
+    </w:lvl>
+    <w:lvl w:ilvl="4" w:tentative="1">
+      <w:start w:val="1"/>
+      <w:numFmt w:val="bullet"/>
+      <w:lvlText w:val=""/>
+      <w:lvlJc w:val="left"/>
+      <w:pPr>
+        <w:tabs>
+          <w:tab w:val="num" w:pos="3600"/>
+        </w:tabs>
+        <w:ind w:left="3600" w:hanging="360"/>
+      </w:pPr>
+      <w:rPr>
+        <w:rFonts w:ascii="Wingdings" w:hAnsi="Wingdings" w:hint="default"/>
+        <w:sz w:val="20"/>
+      </w:rPr>
+    </w:lvl>
+    <w:lvl w:ilvl="5" w:tentative="1">
+      <w:start w:val="1"/>
+      <w:numFmt w:val="bullet"/>
+      <w:lvlText w:val=""/>
+      <w:lvlJc w:val="left"/>
+      <w:pPr>
+        <w:tabs>
+          <w:tab w:val="num" w:pos="4320"/>
+        </w:tabs>
+        <w:ind w:left="4320" w:hanging="360"/>
+      </w:pPr>
+      <w:rPr>
+        <w:rFonts w:ascii="Wingdings" w:hAnsi="Wingdings" w:hint="default"/>
+        <w:sz w:val="20"/>
+      </w:rPr>
+    </w:lvl>
+    <w:lvl w:ilvl="6" w:tentative="1">
+      <w:start w:val="1"/>
+      <w:numFmt w:val="bullet"/>
+      <w:lvlText w:val=""/>
+      <w:lvlJc w:val="left"/>
+      <w:pPr>
+        <w:tabs>
+          <w:tab w:val="num" w:pos="5040"/>
+        </w:tabs>
+        <w:ind w:left="5040" w:hanging="360"/>
+      </w:pPr>
+      <w:rPr>
+        <w:rFonts w:ascii="Wingdings" w:hAnsi="Wingdings" w:hint="default"/>
+        <w:sz w:val="20"/>
+      </w:rPr>
+    </w:lvl>
+    <w:lvl w:ilvl="7" w:tentative="1">
+      <w:start w:val="1"/>
+      <w:numFmt w:val="bullet"/>
+      <w:lvlText w:val=""/>
+      <w:lvlJc w:val="left"/>
+      <w:pPr>
+        <w:tabs>
+          <w:tab w:val="num" w:pos="5760"/>
+        </w:tabs>
+        <w:ind w:left="5760" w:hanging="360"/>
+      </w:pPr>
+      <w:rPr>
+        <w:rFonts w:ascii="Wingdings" w:hAnsi="Wingdings" w:hint="default"/>
+        <w:sz w:val="20"/>
+      </w:rPr>
+    </w:lvl>
+    <w:lvl w:ilvl="8" w:tentative="1">
+      <w:start w:val="1"/>
+      <w:numFmt w:val="bullet"/>
+      <w:lvlText w:val=""/>
+      <w:lvlJc w:val="left"/>
+      <w:pPr>
+        <w:tabs>
+          <w:tab w:val="num" w:pos="6480"/>
+        </w:tabs>
+        <w:ind w:left="6480" w:hanging="360"/>
+      </w:pPr>
+      <w:rPr>
+        <w:rFonts w:ascii="Wingdings" w:hAnsi="Wingdings" w:hint="default"/>
+        <w:sz w:val="20"/>
+      </w:rPr>
+    </w:lvl>
+  </w:abstractNum>
+  <w:abstractNum w:abstractNumId="7" w15:restartNumberingAfterBreak="0">
     <w:nsid w:val="4DFE5146"/>
     <w:multiLevelType w:val="hybridMultilevel"/>
     <w:tmpl w:val="626AE1F8"/>
@@ -12630,17 +11958,145 @@
       </w:rPr>
     </w:lvl>
   </w:abstractNum>
+  <w:abstractNum w:abstractNumId="8" w15:restartNumberingAfterBreak="0">
+    <w:nsid w:val="74C45E05"/>
+    <w:multiLevelType w:val="hybridMultilevel"/>
+    <w:tmpl w:val="47784B1C"/>
+    <w:lvl w:ilvl="0" w:tplc="04090001">
+      <w:start w:val="1"/>
+      <w:numFmt w:val="bullet"/>
+      <w:lvlText w:val=""/>
+      <w:lvlJc w:val="left"/>
+      <w:pPr>
+        <w:ind w:left="720" w:hanging="360"/>
+      </w:pPr>
+      <w:rPr>
+        <w:rFonts w:ascii="Symbol" w:hAnsi="Symbol" w:hint="default"/>
+      </w:rPr>
+    </w:lvl>
+    <w:lvl w:ilvl="1" w:tplc="04090003" w:tentative="1">
+      <w:start w:val="1"/>
+      <w:numFmt w:val="bullet"/>
+      <w:lvlText w:val="o"/>
+      <w:lvlJc w:val="left"/>
+      <w:pPr>
+        <w:ind w:left="1440" w:hanging="360"/>
+      </w:pPr>
+      <w:rPr>
+        <w:rFonts w:ascii="Courier New" w:hAnsi="Courier New" w:cs="Courier New" w:hint="default"/>
+      </w:rPr>
+    </w:lvl>
+    <w:lvl w:ilvl="2" w:tplc="04090005" w:tentative="1">
+      <w:start w:val="1"/>
+      <w:numFmt w:val="bullet"/>
+      <w:lvlText w:val=""/>
+      <w:lvlJc w:val="left"/>
+      <w:pPr>
+        <w:ind w:left="2160" w:hanging="360"/>
+      </w:pPr>
+      <w:rPr>
+        <w:rFonts w:ascii="Wingdings" w:hAnsi="Wingdings" w:hint="default"/>
+      </w:rPr>
+    </w:lvl>
+    <w:lvl w:ilvl="3" w:tplc="04090001" w:tentative="1">
+      <w:start w:val="1"/>
+      <w:numFmt w:val="bullet"/>
+      <w:lvlText w:val=""/>
+      <w:lvlJc w:val="left"/>
+      <w:pPr>
+        <w:ind w:left="2880" w:hanging="360"/>
+      </w:pPr>
+      <w:rPr>
+        <w:rFonts w:ascii="Symbol" w:hAnsi="Symbol" w:hint="default"/>
+      </w:rPr>
+    </w:lvl>
+    <w:lvl w:ilvl="4" w:tplc="04090003" w:tentative="1">
+      <w:start w:val="1"/>
+      <w:numFmt w:val="bullet"/>
+      <w:lvlText w:val="o"/>
+      <w:lvlJc w:val="left"/>
+      <w:pPr>
+        <w:ind w:left="3600" w:hanging="360"/>
+      </w:pPr>
+      <w:rPr>
+        <w:rFonts w:ascii="Courier New" w:hAnsi="Courier New" w:cs="Courier New" w:hint="default"/>
+      </w:rPr>
+    </w:lvl>
+    <w:lvl w:ilvl="5" w:tplc="04090005" w:tentative="1">
+      <w:start w:val="1"/>
+      <w:numFmt w:val="bullet"/>
+      <w:lvlText w:val=""/>
+      <w:lvlJc w:val="left"/>
+      <w:pPr>
+        <w:ind w:left="4320" w:hanging="360"/>
+      </w:pPr>
+      <w:rPr>
+        <w:rFonts w:ascii="Wingdings" w:hAnsi="Wingdings" w:hint="default"/>
+      </w:rPr>
+    </w:lvl>
+    <w:lvl w:ilvl="6" w:tplc="04090001" w:tentative="1">
+      <w:start w:val="1"/>
+      <w:numFmt w:val="bullet"/>
+      <w:lvlText w:val=""/>
+      <w:lvlJc w:val="left"/>
+      <w:pPr>
+        <w:ind w:left="5040" w:hanging="360"/>
+      </w:pPr>
+      <w:rPr>
+        <w:rFonts w:ascii="Symbol" w:hAnsi="Symbol" w:hint="default"/>
+      </w:rPr>
+    </w:lvl>
+    <w:lvl w:ilvl="7" w:tplc="04090003" w:tentative="1">
+      <w:start w:val="1"/>
+      <w:numFmt w:val="bullet"/>
+      <w:lvlText w:val="o"/>
+      <w:lvlJc w:val="left"/>
+      <w:pPr>
+        <w:ind w:left="5760" w:hanging="360"/>
+      </w:pPr>
+      <w:rPr>
+        <w:rFonts w:ascii="Courier New" w:hAnsi="Courier New" w:cs="Courier New" w:hint="default"/>
+      </w:rPr>
+    </w:lvl>
+    <w:lvl w:ilvl="8" w:tplc="04090005" w:tentative="1">
+      <w:start w:val="1"/>
+      <w:numFmt w:val="bullet"/>
+      <w:lvlText w:val=""/>
+      <w:lvlJc w:val="left"/>
+      <w:pPr>
+        <w:ind w:left="6480" w:hanging="360"/>
+      </w:pPr>
+      <w:rPr>
+        <w:rFonts w:ascii="Wingdings" w:hAnsi="Wingdings" w:hint="default"/>
+      </w:rPr>
+    </w:lvl>
+  </w:abstractNum>
   <w:num w:numId="1" w16cid:durableId="2001233798">
     <w:abstractNumId w:val="0"/>
   </w:num>
   <w:num w:numId="2" w16cid:durableId="1879010379">
+    <w:abstractNumId w:val="7"/>
+  </w:num>
+  <w:num w:numId="3" w16cid:durableId="991565032">
     <w:abstractNumId w:val="3"/>
   </w:num>
-  <w:num w:numId="3" w16cid:durableId="991565032">
+  <w:num w:numId="4" w16cid:durableId="204948038">
     <w:abstractNumId w:val="2"/>
   </w:num>
-  <w:num w:numId="4" w16cid:durableId="204948038">
+  <w:num w:numId="5" w16cid:durableId="734820863">
     <w:abstractNumId w:val="1"/>
+  </w:num>
+  <w:num w:numId="6" w16cid:durableId="26026605">
+    <w:abstractNumId w:val="6"/>
+  </w:num>
+  <w:num w:numId="7" w16cid:durableId="261232552">
+    <w:abstractNumId w:val="4"/>
+  </w:num>
+  <w:num w:numId="8" w16cid:durableId="1271014147">
+    <w:abstractNumId w:val="8"/>
+  </w:num>
+  <w:num w:numId="9" w16cid:durableId="1934583151">
+    <w:abstractNumId w:val="5"/>
   </w:num>
 </w:numbering>
 </file>
@@ -13247,7 +12703,6 @@
   <w:style w:type="character" w:default="1" w:styleId="DefaultParagraphFont">
     <w:name w:val="Default Paragraph Font"/>
     <w:uiPriority w:val="1"/>
-    <w:semiHidden/>
     <w:unhideWhenUsed/>
   </w:style>
   <w:style w:type="table" w:default="1" w:styleId="TableNormal">

--- a/docs/QA/QuestionAnswers.docx
+++ b/docs/QA/QuestionAnswers.docx
@@ -18,59 +18,6 @@
     </w:p>
     <w:p>
       <w:pPr>
-        <w:spacing w:after="0" w:line="240" w:lineRule="auto"/>
-      </w:pPr>
-      <w:r>
-        <w:t>Each answer follows three sections:</w:t>
-      </w:r>
-    </w:p>
-    <w:p>
-      <w:pPr>
-        <w:pStyle w:val="ListBullet"/>
-        <w:spacing w:after="0" w:line="240" w:lineRule="auto"/>
-      </w:pPr>
-      <w:r>
-        <w:t>Direct Answer — say this in the first 30 seconds</w:t>
-      </w:r>
-    </w:p>
-    <w:p>
-      <w:pPr>
-        <w:pStyle w:val="ListBullet"/>
-        <w:spacing w:after="0" w:line="240" w:lineRule="auto"/>
-      </w:pPr>
-      <w:r>
-        <w:t>Concept &amp; Reasoning — high-level concept, best practices, trade-offs, simple example</w:t>
-      </w:r>
-    </w:p>
-    <w:p>
-      <w:pPr>
-        <w:pStyle w:val="ListBullet"/>
-        <w:spacing w:after="0" w:line="240" w:lineRule="auto"/>
-      </w:pPr>
-      <w:r>
-        <w:t xml:space="preserve">My Experience — what I </w:t>
-      </w:r>
-      <w:proofErr w:type="gramStart"/>
-      <w:r>
-        <w:t>actually built</w:t>
-      </w:r>
-      <w:proofErr w:type="gramEnd"/>
-      <w:r>
-        <w:t>, results, and numbers</w:t>
-      </w:r>
-    </w:p>
-    <w:p>
-      <w:pPr>
-        <w:spacing w:after="0" w:line="240" w:lineRule="auto"/>
-      </w:pPr>
-    </w:p>
-    <w:p>
-      <w:pPr>
-        <w:spacing w:after="0" w:line="240" w:lineRule="auto"/>
-      </w:pPr>
-    </w:p>
-    <w:p>
-      <w:pPr>
         <w:pStyle w:val="Heading2"/>
         <w:spacing w:before="0" w:after="0" w:line="240" w:lineRule="auto"/>
       </w:pPr>
@@ -89,13 +36,8 @@
         <w:spacing w:before="0" w:after="0" w:line="240" w:lineRule="auto"/>
       </w:pPr>
       <w:r>
-        <w:t xml:space="preserve">Direct Answer *(30 </w:t>
-      </w:r>
-      <w:proofErr w:type="gramStart"/>
-      <w:r>
-        <w:t>seconds)*</w:t>
-      </w:r>
-      <w:proofErr w:type="gramEnd"/>
+        <w:t>Direct Answer *(30 seconds)*</w:t>
+      </w:r>
     </w:p>
     <w:p>
       <w:pPr>
@@ -174,21 +116,7 @@
         <w:rPr>
           <w:rFonts w:hint="eastAsia"/>
         </w:rPr>
-        <w:t xml:space="preserve"> Close (or </w:t>
-      </w:r>
-      <w:proofErr w:type="gramStart"/>
-      <w:r>
-        <w:rPr>
-          <w:rFonts w:hint="eastAsia"/>
-        </w:rPr>
-        <w:t>Reopen</w:t>
-      </w:r>
-      <w:proofErr w:type="gramEnd"/>
-      <w:r>
-        <w:rPr>
-          <w:rFonts w:hint="eastAsia"/>
-        </w:rPr>
-        <w:t>). The goal is a clear paper trail from discovery to resolution, with no defect falling through the cracks.</w:t>
+        <w:t xml:space="preserve"> Close (or Reopen). The goal is a clear paper trail from discovery to resolution, with no defect falling through the cracks.</w:t>
       </w:r>
     </w:p>
     <w:p>
@@ -306,15 +234,7 @@
         <w:spacing w:after="0" w:line="240" w:lineRule="auto"/>
       </w:pPr>
       <w:r>
-        <w:t xml:space="preserve">In this project, failed Cypress tests are automatically imported into Jira via Xray after every CI run. The failed test in Xray links directly to the Test Execution issue (SCRUM-8), which links to the Story it covers — so the developer can open the defect, see the </w:t>
-      </w:r>
-      <w:proofErr w:type="spellStart"/>
-      <w:r>
-        <w:t>mochawesome</w:t>
-      </w:r>
-      <w:proofErr w:type="spellEnd"/>
-      <w:r>
-        <w:t xml:space="preserve"> HTML report as an attachment, and reproduce the failure without waiting for QA to describe it.</w:t>
+        <w:t>In this project, failed Cypress tests are automatically imported into Jira via Xray after every CI run. The failed test in Xray links directly to the Test Execution issue (SCRUM-8), which links to the Story it covers — so the developer can open the defect, see the mochawesome HTML report as an attachment, and reproduce the failure without waiting for QA to describe it.</w:t>
       </w:r>
     </w:p>
     <w:p>
@@ -330,7 +250,6 @@
         <w:rPr>
           <w:rFonts w:hint="eastAsia"/>
         </w:rPr>
-        <w:lastRenderedPageBreak/>
         <w:t xml:space="preserve">The PowerShell script scripts/Upload-XrayResult.ps1 handles the full loop: authenticate with Xray Cloud </w:t>
       </w:r>
       <w:r>
@@ -343,21 +262,19 @@
         <w:rPr>
           <w:rFonts w:hint="eastAsia"/>
         </w:rPr>
-        <w:t xml:space="preserve"> convert </w:t>
-      </w:r>
-      <w:proofErr w:type="spellStart"/>
+        <w:t xml:space="preserve"> convert mochawesome JSON </w:t>
+      </w:r>
       <w:r>
         <w:rPr>
           <w:rFonts w:hint="eastAsia"/>
         </w:rPr>
-        <w:t>mochawesome</w:t>
-      </w:r>
-      <w:proofErr w:type="spellEnd"/>
+        <w:t>→</w:t>
+      </w:r>
       <w:r>
         <w:rPr>
           <w:rFonts w:hint="eastAsia"/>
         </w:rPr>
-        <w:t xml:space="preserve"> JSON </w:t>
+        <w:t xml:space="preserve"> POST to /api/v2/import/execution </w:t>
       </w:r>
       <w:r>
         <w:rPr>
@@ -369,44 +286,10 @@
         <w:rPr>
           <w:rFonts w:hint="eastAsia"/>
         </w:rPr>
-        <w:t xml:space="preserve"> POST to /</w:t>
-      </w:r>
-      <w:proofErr w:type="spellStart"/>
-      <w:r>
-        <w:rPr>
-          <w:rFonts w:hint="eastAsia"/>
-        </w:rPr>
-        <w:t>api</w:t>
-      </w:r>
-      <w:proofErr w:type="spellEnd"/>
-      <w:r>
-        <w:rPr>
-          <w:rFonts w:hint="eastAsia"/>
-        </w:rPr>
-        <w:t xml:space="preserve">/v2/import/execution </w:t>
-      </w:r>
-      <w:r>
-        <w:rPr>
-          <w:rFonts w:hint="eastAsia"/>
-        </w:rPr>
-        <w:t>→</w:t>
-      </w:r>
-      <w:r>
-        <w:rPr>
-          <w:rFonts w:hint="eastAsia"/>
-        </w:rPr>
         <w:t xml:space="preserve"> each failed test becomes a linked Test issue with FAILED status. The HTML report is att</w:t>
       </w:r>
       <w:r>
-        <w:t xml:space="preserve">ached to the Jira </w:t>
-      </w:r>
-      <w:proofErr w:type="gramStart"/>
-      <w:r>
-        <w:t>issue</w:t>
-      </w:r>
-      <w:proofErr w:type="gramEnd"/>
-      <w:r>
-        <w:t xml:space="preserve"> so the developer opens a visual, step-by-step report directly from the ticket.</w:t>
+        <w:t>ached to the Jira issue so the developer opens a visual, step-by-step report directly from the ticket.</w:t>
       </w:r>
     </w:p>
     <w:p>
@@ -425,6 +308,7 @@
         <w:spacing w:before="0" w:after="0" w:line="240" w:lineRule="auto"/>
       </w:pPr>
       <w:r>
+        <w:lastRenderedPageBreak/>
         <w:t>Q2. How do you do sprint planning?</w:t>
       </w:r>
     </w:p>
@@ -439,13 +323,8 @@
         <w:spacing w:before="0" w:after="0" w:line="240" w:lineRule="auto"/>
       </w:pPr>
       <w:r>
-        <w:t xml:space="preserve">Direct Answer *(30 </w:t>
-      </w:r>
-      <w:proofErr w:type="gramStart"/>
-      <w:r>
-        <w:t>seconds)*</w:t>
-      </w:r>
-      <w:proofErr w:type="gramEnd"/>
+        <w:t>Direct Answer *(30 seconds)*</w:t>
+      </w:r>
     </w:p>
     <w:p>
       <w:pPr>
@@ -578,7 +457,6 @@
         <w:spacing w:before="0" w:after="0" w:line="240" w:lineRule="auto"/>
       </w:pPr>
       <w:r>
-        <w:lastRenderedPageBreak/>
         <w:t>Q3. What are some types of different testing strategies?</w:t>
       </w:r>
     </w:p>
@@ -593,13 +471,8 @@
         <w:spacing w:before="0" w:after="0" w:line="240" w:lineRule="auto"/>
       </w:pPr>
       <w:r>
-        <w:t xml:space="preserve">Direct Answer *(30 </w:t>
-      </w:r>
-      <w:proofErr w:type="gramStart"/>
-      <w:r>
-        <w:t>seconds)*</w:t>
-      </w:r>
-      <w:proofErr w:type="gramEnd"/>
+        <w:t>Direct Answer *(30 seconds)*</w:t>
+      </w:r>
     </w:p>
     <w:p>
       <w:pPr>
@@ -630,6 +503,7 @@
         <w:spacing w:after="0" w:line="240" w:lineRule="auto"/>
       </w:pPr>
       <w:r>
+        <w:lastRenderedPageBreak/>
         <w:t xml:space="preserve">E2E tests </w:t>
       </w:r>
     </w:p>
@@ -705,27 +579,9 @@
       <w:pPr>
         <w:spacing w:after="0" w:line="240" w:lineRule="auto"/>
       </w:pPr>
-      <w:proofErr w:type="gramStart"/>
-      <w:r>
-        <w:t>Level  What</w:t>
-      </w:r>
-      <w:proofErr w:type="gramEnd"/>
-      <w:r>
-        <w:t xml:space="preserve"> it </w:t>
-      </w:r>
-      <w:proofErr w:type="gramStart"/>
-      <w:r>
-        <w:t>tests  Who</w:t>
-      </w:r>
-      <w:proofErr w:type="gramEnd"/>
-      <w:r>
-        <w:t xml:space="preserve"> runs </w:t>
-      </w:r>
-      <w:proofErr w:type="gramStart"/>
-      <w:r>
-        <w:t>it  When</w:t>
-      </w:r>
-      <w:proofErr w:type="gramEnd"/>
+      <w:r>
+        <w:t>Level  What it tests  Who runs it  When</w:t>
+      </w:r>
     </w:p>
     <w:p>
       <w:pPr>
@@ -739,100 +595,32 @@
       <w:pPr>
         <w:spacing w:after="0" w:line="240" w:lineRule="auto"/>
       </w:pPr>
-      <w:proofErr w:type="gramStart"/>
-      <w:r>
-        <w:t>Unit  Smallest</w:t>
-      </w:r>
-      <w:proofErr w:type="gramEnd"/>
-      <w:r>
-        <w:t xml:space="preserve"> function or method in </w:t>
-      </w:r>
-      <w:proofErr w:type="gramStart"/>
-      <w:r>
-        <w:t>isolation  Developer</w:t>
-      </w:r>
-      <w:proofErr w:type="gramEnd"/>
-      <w:r>
-        <w:t xml:space="preserve">  During development</w:t>
-      </w:r>
-    </w:p>
-    <w:p>
-      <w:pPr>
-        <w:spacing w:after="0" w:line="240" w:lineRule="auto"/>
-      </w:pPr>
-      <w:proofErr w:type="gramStart"/>
-      <w:r>
-        <w:t>Integration  Modules</w:t>
-      </w:r>
-      <w:proofErr w:type="gramEnd"/>
-      <w:r>
-        <w:t xml:space="preserve"> working together (API ↔ </w:t>
-      </w:r>
-      <w:proofErr w:type="gramStart"/>
-      <w:r>
-        <w:t>Database)  Dev</w:t>
-      </w:r>
-      <w:proofErr w:type="gramEnd"/>
-      <w:r>
-        <w:t xml:space="preserve"> + </w:t>
-      </w:r>
-      <w:proofErr w:type="gramStart"/>
-      <w:r>
-        <w:t>QA  After</w:t>
-      </w:r>
-      <w:proofErr w:type="gramEnd"/>
-      <w:r>
-        <w:t xml:space="preserve"> unit testing</w:t>
-      </w:r>
-    </w:p>
-    <w:p>
-      <w:pPr>
-        <w:spacing w:after="0" w:line="240" w:lineRule="auto"/>
-      </w:pPr>
-      <w:proofErr w:type="gramStart"/>
-      <w:r>
-        <w:t>System  Full</w:t>
-      </w:r>
-      <w:proofErr w:type="gramEnd"/>
-      <w:r>
-        <w:t xml:space="preserve"> application against business </w:t>
-      </w:r>
-      <w:proofErr w:type="gramStart"/>
-      <w:r>
-        <w:t>requirements  QA</w:t>
-      </w:r>
-      <w:proofErr w:type="gramEnd"/>
-      <w:r>
-        <w:t xml:space="preserve">  After integration</w:t>
-      </w:r>
-    </w:p>
-    <w:p>
-      <w:pPr>
-        <w:spacing w:after="0" w:line="240" w:lineRule="auto"/>
-      </w:pPr>
-      <w:proofErr w:type="gramStart"/>
-      <w:r>
-        <w:t>UAT  Real</w:t>
-      </w:r>
-      <w:proofErr w:type="gramEnd"/>
-      <w:r>
-        <w:t xml:space="preserve"> business scenarios with real </w:t>
-      </w:r>
-      <w:proofErr w:type="gramStart"/>
-      <w:r>
-        <w:t>users  Business</w:t>
-      </w:r>
-      <w:proofErr w:type="gramEnd"/>
-      <w:r>
-        <w:t xml:space="preserve"> / </w:t>
-      </w:r>
-      <w:proofErr w:type="gramStart"/>
-      <w:r>
-        <w:t>PO  Before</w:t>
-      </w:r>
-      <w:proofErr w:type="gramEnd"/>
-      <w:r>
-        <w:t xml:space="preserve"> production</w:t>
+      <w:r>
+        <w:t>Unit  Smallest function or method in isolation  Developer  During development</w:t>
+      </w:r>
+    </w:p>
+    <w:p>
+      <w:pPr>
+        <w:spacing w:after="0" w:line="240" w:lineRule="auto"/>
+      </w:pPr>
+      <w:r>
+        <w:t>Integration  Modules working together (API ↔ Database)  Dev + QA  After unit testing</w:t>
+      </w:r>
+    </w:p>
+    <w:p>
+      <w:pPr>
+        <w:spacing w:after="0" w:line="240" w:lineRule="auto"/>
+      </w:pPr>
+      <w:r>
+        <w:t>System  Full application against business requirements  QA  After integration</w:t>
+      </w:r>
+    </w:p>
+    <w:p>
+      <w:pPr>
+        <w:spacing w:after="0" w:line="240" w:lineRule="auto"/>
+      </w:pPr>
+      <w:r>
+        <w:t>UAT  Real business scenarios with real users  Business / PO  Before production</w:t>
       </w:r>
     </w:p>
     <w:p>
@@ -857,21 +645,8 @@
       <w:pPr>
         <w:spacing w:after="0" w:line="240" w:lineRule="auto"/>
       </w:pPr>
-      <w:proofErr w:type="gramStart"/>
-      <w:r>
-        <w:t>Type  What</w:t>
-      </w:r>
-      <w:proofErr w:type="gramEnd"/>
-      <w:r>
-        <w:t xml:space="preserve"> it </w:t>
-      </w:r>
-      <w:proofErr w:type="gramStart"/>
-      <w:r>
-        <w:t>tests  Key</w:t>
-      </w:r>
-      <w:proofErr w:type="gramEnd"/>
-      <w:r>
-        <w:t xml:space="preserve"> tool</w:t>
+      <w:r>
+        <w:t>Type  What it tests  Key tool</w:t>
       </w:r>
     </w:p>
     <w:p>
@@ -886,120 +661,48 @@
       <w:pPr>
         <w:spacing w:after="0" w:line="240" w:lineRule="auto"/>
       </w:pPr>
-      <w:proofErr w:type="gramStart"/>
-      <w:r>
-        <w:t>Smoke  Critical</w:t>
-      </w:r>
-      <w:proofErr w:type="gramEnd"/>
-      <w:r>
-        <w:t xml:space="preserve"> paths — is the build stable?  Cypress (2 spec files)</w:t>
-      </w:r>
-    </w:p>
-    <w:p>
-      <w:pPr>
-        <w:spacing w:after="0" w:line="240" w:lineRule="auto"/>
-      </w:pPr>
-      <w:proofErr w:type="gramStart"/>
-      <w:r>
-        <w:t>Regression  Full</w:t>
-      </w:r>
-      <w:proofErr w:type="gramEnd"/>
-      <w:r>
-        <w:t xml:space="preserve"> suite — did any existing features break?  Cypress (21 spec files)</w:t>
-      </w:r>
-    </w:p>
-    <w:p>
-      <w:pPr>
-        <w:spacing w:after="0" w:line="240" w:lineRule="auto"/>
-      </w:pPr>
-      <w:proofErr w:type="gramStart"/>
-      <w:r>
-        <w:t>API  REST</w:t>
-      </w:r>
-      <w:proofErr w:type="gramEnd"/>
-      <w:r>
-        <w:t xml:space="preserve"> endpoints — status, body, schema, auth, DB </w:t>
-      </w:r>
-      <w:proofErr w:type="gramStart"/>
-      <w:r>
-        <w:t>state  Cypress</w:t>
-      </w:r>
-      <w:proofErr w:type="gramEnd"/>
-      <w:r>
-        <w:t xml:space="preserve"> `</w:t>
-      </w:r>
-      <w:proofErr w:type="spellStart"/>
-      <w:proofErr w:type="gramStart"/>
-      <w:r>
-        <w:t>cy.request</w:t>
-      </w:r>
-      <w:proofErr w:type="spellEnd"/>
-      <w:r>
-        <w:t>()`</w:t>
-      </w:r>
-      <w:proofErr w:type="gramEnd"/>
-    </w:p>
-    <w:p>
-      <w:pPr>
-        <w:spacing w:after="0" w:line="240" w:lineRule="auto"/>
-      </w:pPr>
-      <w:r>
-        <w:t>UI / E2</w:t>
-      </w:r>
-      <w:proofErr w:type="gramStart"/>
-      <w:r>
-        <w:t>E  Real</w:t>
-      </w:r>
-      <w:proofErr w:type="gramEnd"/>
-      <w:r>
-        <w:t xml:space="preserve"> user workflows in a </w:t>
-      </w:r>
-      <w:proofErr w:type="gramStart"/>
-      <w:r>
-        <w:t>browser  Cypress</w:t>
-      </w:r>
-      <w:proofErr w:type="gramEnd"/>
-    </w:p>
-    <w:p>
-      <w:pPr>
-        <w:spacing w:after="0" w:line="240" w:lineRule="auto"/>
-      </w:pPr>
-      <w:proofErr w:type="gramStart"/>
-      <w:r>
-        <w:t>Performance  Response</w:t>
-      </w:r>
-      <w:proofErr w:type="gramEnd"/>
-      <w:r>
-        <w:t xml:space="preserve"> time, throughput, scalability under </w:t>
-      </w:r>
-      <w:proofErr w:type="gramStart"/>
-      <w:r>
-        <w:t>load  k</w:t>
-      </w:r>
-      <w:proofErr w:type="gramEnd"/>
-      <w:r>
-        <w:t>6</w:t>
-      </w:r>
-    </w:p>
-    <w:p>
-      <w:pPr>
-        <w:spacing w:after="0" w:line="240" w:lineRule="auto"/>
-      </w:pPr>
-      <w:proofErr w:type="gramStart"/>
-      <w:r>
-        <w:t>Security  OWASP</w:t>
-      </w:r>
-      <w:proofErr w:type="gramEnd"/>
-      <w:r>
-        <w:t xml:space="preserve"> Top 10 — XSS, injection, auth </w:t>
-      </w:r>
-      <w:proofErr w:type="gramStart"/>
-      <w:r>
-        <w:t>flaws  OWASP</w:t>
-      </w:r>
-      <w:proofErr w:type="gramEnd"/>
-      <w:r>
-        <w:t xml:space="preserve"> ZAP</w:t>
+      <w:r>
+        <w:t>Smoke  Critical paths — is the build stable?  Cypress (2 spec files)</w:t>
+      </w:r>
+    </w:p>
+    <w:p>
+      <w:pPr>
+        <w:spacing w:after="0" w:line="240" w:lineRule="auto"/>
+      </w:pPr>
+      <w:r>
+        <w:t>Regression  Full suite — did any existing features break?  Cypress (21 spec files)</w:t>
+      </w:r>
+    </w:p>
+    <w:p>
+      <w:pPr>
+        <w:spacing w:after="0" w:line="240" w:lineRule="auto"/>
+      </w:pPr>
+      <w:r>
+        <w:t>API  REST endpoints — status, body, schema, auth, DB state  Cypress `cy.request()`</w:t>
+      </w:r>
+    </w:p>
+    <w:p>
+      <w:pPr>
+        <w:spacing w:after="0" w:line="240" w:lineRule="auto"/>
+      </w:pPr>
+      <w:r>
+        <w:t>UI / E2E  Real user workflows in a browser  Cypress</w:t>
+      </w:r>
+    </w:p>
+    <w:p>
+      <w:pPr>
+        <w:spacing w:after="0" w:line="240" w:lineRule="auto"/>
+      </w:pPr>
+      <w:r>
+        <w:t>Performance  Response time, throughput, scalability under load  k6</w:t>
+      </w:r>
+    </w:p>
+    <w:p>
+      <w:pPr>
+        <w:spacing w:after="0" w:line="240" w:lineRule="auto"/>
+      </w:pPr>
+      <w:r>
+        <w:t>Security  OWASP Top 10 — XSS, injection, auth flaws  OWASP ZAP</w:t>
       </w:r>
     </w:p>
     <w:p>
@@ -1043,33 +746,7 @@
         <w:spacing w:after="0" w:line="240" w:lineRule="auto"/>
       </w:pPr>
       <w:r>
-        <w:t xml:space="preserve">Smoke (Stage 1): </w:t>
-      </w:r>
-      <w:proofErr w:type="spellStart"/>
-      <w:proofErr w:type="gramStart"/>
-      <w:r>
-        <w:t>auth.spec</w:t>
-      </w:r>
-      <w:proofErr w:type="gramEnd"/>
-      <w:r>
-        <w:t>.ts</w:t>
-      </w:r>
-      <w:proofErr w:type="spellEnd"/>
-      <w:r>
-        <w:t xml:space="preserve"> + </w:t>
-      </w:r>
-      <w:proofErr w:type="spellStart"/>
-      <w:proofErr w:type="gramStart"/>
-      <w:r>
-        <w:t>bankaccounts.spec</w:t>
-      </w:r>
-      <w:proofErr w:type="gramEnd"/>
-      <w:r>
-        <w:t>.ts</w:t>
-      </w:r>
-      <w:proofErr w:type="spellEnd"/>
-      <w:r>
-        <w:t xml:space="preserve"> — runs in ~2 minutes, gates the full regression</w:t>
+        <w:t>Smoke (Stage 1): auth.spec.ts + bankaccounts.spec.ts — runs in ~2 minutes, gates the full regression</w:t>
       </w:r>
     </w:p>
     <w:p>
@@ -1093,15 +770,7 @@
         <w:t xml:space="preserve">Artillery </w:t>
       </w:r>
       <w:r>
-        <w:t xml:space="preserve">load test — 20 VUs, </w:t>
-      </w:r>
-      <w:proofErr w:type="gramStart"/>
-      <w:r>
-        <w:t>p(</w:t>
-      </w:r>
-      <w:proofErr w:type="gramEnd"/>
-      <w:r>
-        <w:t>95) &lt; 500ms threshold</w:t>
+        <w:t>load test — 20 VUs, p(95) &lt; 500ms threshold</w:t>
       </w:r>
     </w:p>
     <w:p>
@@ -1110,7 +779,6 @@
         <w:spacing w:after="0" w:line="240" w:lineRule="auto"/>
       </w:pPr>
       <w:r>
-        <w:lastRenderedPageBreak/>
         <w:t>Security (Stage 4): OWASP ZAP baseline scan, HTML report uploaded as artifact</w:t>
       </w:r>
     </w:p>
@@ -1143,6 +811,7 @@
         <w:spacing w:before="0" w:after="0" w:line="240" w:lineRule="auto"/>
       </w:pPr>
       <w:r>
+        <w:lastRenderedPageBreak/>
         <w:t>Q4. What tools and languages have you used for test automation?</w:t>
       </w:r>
     </w:p>
@@ -1157,13 +826,8 @@
         <w:spacing w:before="0" w:after="0" w:line="240" w:lineRule="auto"/>
       </w:pPr>
       <w:r>
-        <w:t xml:space="preserve">Direct Answer *(30 </w:t>
-      </w:r>
-      <w:proofErr w:type="gramStart"/>
-      <w:r>
-        <w:t>seconds)*</w:t>
-      </w:r>
-      <w:proofErr w:type="gramEnd"/>
+        <w:t>Direct Answer *(30 seconds)*</w:t>
+      </w:r>
     </w:p>
     <w:p>
       <w:pPr>
@@ -1176,23 +840,7 @@
         <w:t xml:space="preserve">Artillery </w:t>
       </w:r>
       <w:r>
-        <w:t xml:space="preserve">for performance, OWASP ZAP for security, GitHub Actions for CI/CD, Jira and Xray for test management. Previously: Selenium, Robot Framework (Python), </w:t>
-      </w:r>
-      <w:proofErr w:type="spellStart"/>
-      <w:r>
-        <w:t>MSTest</w:t>
-      </w:r>
-      <w:proofErr w:type="spellEnd"/>
-      <w:r>
-        <w:t xml:space="preserve"> and </w:t>
-      </w:r>
-      <w:proofErr w:type="spellStart"/>
-      <w:r>
-        <w:t>SpecFlow</w:t>
-      </w:r>
-      <w:proofErr w:type="spellEnd"/>
-      <w:r>
-        <w:t xml:space="preserve"> (C#), Azure DevOps.</w:t>
+        <w:t>for performance, OWASP ZAP for security, GitHub Actions for CI/CD, Jira and Xray for test management. Previously: Selenium, Robot Framework (Python), MSTest and SpecFlow (C#), Azure DevOps.</w:t>
       </w:r>
     </w:p>
     <w:p>
@@ -1237,15 +885,7 @@
         <w:spacing w:after="0" w:line="240" w:lineRule="auto"/>
       </w:pPr>
       <w:r>
-        <w:t>Selenium — more language-flexible (Java, C#, Python</w:t>
-      </w:r>
-      <w:proofErr w:type="gramStart"/>
-      <w:r>
-        <w:t>), but</w:t>
-      </w:r>
-      <w:proofErr w:type="gramEnd"/>
-      <w:r>
-        <w:t xml:space="preserve"> requires more setup and is slower than Cypress.</w:t>
+        <w:t>Selenium — more language-flexible (Java, C#, Python), but requires more setup and is slower than Cypress.</w:t>
       </w:r>
     </w:p>
     <w:p>
@@ -1334,15 +974,7 @@
         <w:spacing w:after="0" w:line="240" w:lineRule="auto"/>
       </w:pPr>
       <w:r>
-        <w:t>Current project (cypress-</w:t>
-      </w:r>
-      <w:proofErr w:type="spellStart"/>
-      <w:r>
-        <w:t>realworld</w:t>
-      </w:r>
-      <w:proofErr w:type="spellEnd"/>
-      <w:r>
-        <w:t>-app):</w:t>
+        <w:t>Current project (cypress-realworld-app):</w:t>
       </w:r>
     </w:p>
     <w:p>
@@ -1372,15 +1004,7 @@
         <w:spacing w:after="0" w:line="240" w:lineRule="auto"/>
       </w:pPr>
       <w:r>
-        <w:t xml:space="preserve">OWASP ZAP — baseline scan via </w:t>
-      </w:r>
-      <w:proofErr w:type="spellStart"/>
-      <w:r>
-        <w:t>zaproxy</w:t>
-      </w:r>
-      <w:proofErr w:type="spellEnd"/>
-      <w:r>
-        <w:t>/action-baseline GitHub Action</w:t>
+        <w:t>OWASP ZAP — baseline scan via zaproxy/action-baseline GitHub Action</w:t>
       </w:r>
     </w:p>
     <w:p>
@@ -1429,24 +1053,7 @@
         <w:spacing w:after="0" w:line="240" w:lineRule="auto"/>
       </w:pPr>
       <w:r>
-        <w:lastRenderedPageBreak/>
-        <w:t xml:space="preserve">Azure DevOps + </w:t>
-      </w:r>
-      <w:proofErr w:type="spellStart"/>
-      <w:r>
-        <w:t>MSTest</w:t>
-      </w:r>
-      <w:proofErr w:type="spellEnd"/>
-      <w:r>
-        <w:t xml:space="preserve"> + </w:t>
-      </w:r>
-      <w:proofErr w:type="spellStart"/>
-      <w:r>
-        <w:t>SpecFlow</w:t>
-      </w:r>
-      <w:proofErr w:type="spellEnd"/>
-      <w:r>
-        <w:t xml:space="preserve"> (C#) — BDD-style tests for enterprise .NET applications</w:t>
+        <w:t>Azure DevOps + MSTest + SpecFlow (C#) — BDD-style tests for enterprise .NET applications</w:t>
       </w:r>
     </w:p>
     <w:p>
@@ -1455,15 +1062,7 @@
         <w:spacing w:after="0" w:line="240" w:lineRule="auto"/>
       </w:pPr>
       <w:r>
-        <w:t xml:space="preserve">Robot Framework + Python — AVEVA </w:t>
-      </w:r>
-      <w:proofErr w:type="spellStart"/>
-      <w:r>
-        <w:t>OASyS</w:t>
-      </w:r>
-      <w:proofErr w:type="spellEnd"/>
-      <w:r>
-        <w:t xml:space="preserve"> SCADA platform automation</w:t>
+        <w:t>Robot Framework + Python — AVEVA OASyS SCADA platform automation</w:t>
       </w:r>
     </w:p>
     <w:p>
@@ -1514,13 +1113,8 @@
         <w:spacing w:before="0" w:after="0" w:line="240" w:lineRule="auto"/>
       </w:pPr>
       <w:r>
-        <w:t xml:space="preserve">Direct Answer *(30 </w:t>
-      </w:r>
-      <w:proofErr w:type="gramStart"/>
-      <w:r>
-        <w:t>seconds)*</w:t>
-      </w:r>
-      <w:proofErr w:type="gramEnd"/>
+        <w:t>Direct Answer *(30 seconds)*</w:t>
+      </w:r>
     </w:p>
     <w:p>
       <w:pPr>
@@ -1745,21 +1339,19 @@
         <w:rPr>
           <w:rFonts w:hint="eastAsia"/>
         </w:rPr>
-        <w:t xml:space="preserve"> </w:t>
-      </w:r>
-      <w:proofErr w:type="spellStart"/>
+        <w:t xml:space="preserve"> Keycloak </w:t>
+      </w:r>
       <w:r>
         <w:rPr>
           <w:rFonts w:hint="eastAsia"/>
         </w:rPr>
-        <w:t>Keycloak</w:t>
-      </w:r>
-      <w:proofErr w:type="spellEnd"/>
+        <w:t>→</w:t>
+      </w:r>
       <w:r>
         <w:rPr>
           <w:rFonts w:hint="eastAsia"/>
         </w:rPr>
-        <w:t xml:space="preserve"> </w:t>
+        <w:t xml:space="preserve"> Azure AD </w:t>
       </w:r>
       <w:r>
         <w:rPr>
@@ -1771,7 +1363,7 @@
         <w:rPr>
           <w:rFonts w:hint="eastAsia"/>
         </w:rPr>
-        <w:t xml:space="preserve"> Azure AD </w:t>
+        <w:t xml:space="preserve"> MFA </w:t>
       </w:r>
       <w:r>
         <w:rPr>
@@ -1783,7 +1375,7 @@
         <w:rPr>
           <w:rFonts w:hint="eastAsia"/>
         </w:rPr>
-        <w:t xml:space="preserve"> MFA </w:t>
+        <w:t xml:space="preserve"> CAPTCHA </w:t>
       </w:r>
       <w:r>
         <w:rPr>
@@ -1795,18 +1387,6 @@
         <w:rPr>
           <w:rFonts w:hint="eastAsia"/>
         </w:rPr>
-        <w:t xml:space="preserve"> CAPTCHA </w:t>
-      </w:r>
-      <w:r>
-        <w:rPr>
-          <w:rFonts w:hint="eastAsia"/>
-        </w:rPr>
-        <w:t>→</w:t>
-      </w:r>
-      <w:r>
-        <w:rPr>
-          <w:rFonts w:hint="eastAsia"/>
-        </w:rPr>
         <w:t xml:space="preserve"> App. I split it into two tracks:</w:t>
       </w:r>
     </w:p>
@@ -1821,43 +1401,7 @@
         <w:spacing w:after="0" w:line="240" w:lineRule="auto"/>
       </w:pPr>
       <w:r>
-        <w:t xml:space="preserve">Automated (bulk of tests): </w:t>
-      </w:r>
-      <w:proofErr w:type="spellStart"/>
-      <w:proofErr w:type="gramStart"/>
-      <w:r>
-        <w:t>cy.loginByApi</w:t>
-      </w:r>
-      <w:proofErr w:type="spellEnd"/>
-      <w:proofErr w:type="gramEnd"/>
-      <w:r>
-        <w:t xml:space="preserve">() calls the </w:t>
-      </w:r>
-      <w:proofErr w:type="spellStart"/>
-      <w:r>
-        <w:t>Keycloak</w:t>
-      </w:r>
-      <w:proofErr w:type="spellEnd"/>
-      <w:r>
-        <w:t xml:space="preserve"> token endpoint directly, gets a JWT, sets it in </w:t>
-      </w:r>
-      <w:proofErr w:type="spellStart"/>
-      <w:r>
-        <w:t>localStorage</w:t>
-      </w:r>
-      <w:proofErr w:type="spellEnd"/>
-      <w:r>
-        <w:t xml:space="preserve">, and </w:t>
-      </w:r>
-      <w:proofErr w:type="spellStart"/>
-      <w:proofErr w:type="gramStart"/>
-      <w:r>
-        <w:t>cy.session</w:t>
-      </w:r>
-      <w:proofErr w:type="spellEnd"/>
-      <w:proofErr w:type="gramEnd"/>
-      <w:r>
-        <w:t>() caches the authenticated state for the rest of the spec file. Fast, reliable, no MFA or CAPTCHA involved.</w:t>
+        <w:t>Automated (bulk of tests): cy.loginByApi() calls the Keycloak token endpoint directly, gets a JWT, sets it in localStorage, and cy.session() caches the authenticated state for the rest of the spec file. Fast, reliable, no MFA or CAPTCHA involved.</w:t>
       </w:r>
     </w:p>
     <w:p>
@@ -1866,16 +1410,7 @@
         <w:spacing w:after="0" w:line="240" w:lineRule="auto"/>
       </w:pPr>
       <w:r>
-        <w:lastRenderedPageBreak/>
-        <w:t xml:space="preserve">Manual (one real smoke test): A QA engineer walks the full flow on UAT — real </w:t>
-      </w:r>
-      <w:proofErr w:type="spellStart"/>
-      <w:r>
-        <w:t>Keycloak</w:t>
-      </w:r>
-      <w:proofErr w:type="spellEnd"/>
-      <w:r>
-        <w:t>, real Azure AD, real MFA, real CAPTCHA — before every production release.</w:t>
+        <w:t>Manual (one real smoke test): A QA engineer walks the full flow on UAT — real Keycloak, real Azure AD, real MFA, real CAPTCHA — before every production release.</w:t>
       </w:r>
     </w:p>
     <w:p>
@@ -1921,13 +1456,8 @@
         <w:spacing w:before="0" w:after="0" w:line="240" w:lineRule="auto"/>
       </w:pPr>
       <w:r>
-        <w:t xml:space="preserve">Direct Answer *(30 </w:t>
-      </w:r>
-      <w:proofErr w:type="gramStart"/>
-      <w:r>
-        <w:t>seconds)*</w:t>
-      </w:r>
-      <w:proofErr w:type="gramEnd"/>
+        <w:t>Direct Answer *(30 seconds)*</w:t>
+      </w:r>
     </w:p>
     <w:p>
       <w:pPr>
@@ -2030,16 +1560,11 @@
         <w:t xml:space="preserve">3. Conditional steps — </w:t>
       </w:r>
       <w:r>
-        <w:t xml:space="preserve">HTML and JSON reports upload on every run so you always have a record, screenshots upload only on failure since Cypress captures them automatically at zero cost, and video only records during the rerun of failed specs — so you get full context exactly where you need it without wasting storage on 111 passing </w:t>
-      </w:r>
-      <w:proofErr w:type="gramStart"/>
-      <w:r>
-        <w:t>tests.</w:t>
+        <w:t>HTML and JSON reports upload on every run so you always have a record, screenshots upload only on failure since Cypress captures them automatically at zero cost, and video only records during the rerun of failed specs — so you get full context exactly where you need it without wasting storage on 111 passing tests.</w:t>
       </w:r>
       <w:r>
         <w:t>.</w:t>
       </w:r>
-      <w:proofErr w:type="gramEnd"/>
     </w:p>
     <w:p>
       <w:pPr>
@@ -2060,23 +1585,7 @@
         <w:spacing w:after="0" w:line="240" w:lineRule="auto"/>
       </w:pPr>
       <w:r>
-        <w:t>Pipeline structure (.</w:t>
-      </w:r>
-      <w:proofErr w:type="spellStart"/>
-      <w:r>
-        <w:t>github</w:t>
-      </w:r>
-      <w:proofErr w:type="spellEnd"/>
-      <w:r>
-        <w:t>/workflows/</w:t>
-      </w:r>
-      <w:proofErr w:type="spellStart"/>
-      <w:r>
-        <w:t>cypress.yml</w:t>
-      </w:r>
-      <w:proofErr w:type="spellEnd"/>
-      <w:r>
-        <w:t>):</w:t>
+        <w:t>Pipeline structure (.github/workflows/cypress.yml):</w:t>
       </w:r>
     </w:p>
     <w:p>
@@ -2097,23 +1606,7 @@
           <w:rFonts w:ascii="Courier New" w:hAnsi="Courier New" w:cs="Courier New"/>
           <w:sz w:val="18"/>
         </w:rPr>
-        <w:t xml:space="preserve">Stage 1 — smoke   </w:t>
-      </w:r>
-      <w:proofErr w:type="gramStart"/>
-      <w:r>
-        <w:rPr>
-          <w:rFonts w:ascii="Courier New" w:hAnsi="Courier New" w:cs="Courier New"/>
-          <w:sz w:val="18"/>
-        </w:rPr>
-        <w:t xml:space="preserve">   (</w:t>
-      </w:r>
-      <w:proofErr w:type="gramEnd"/>
-      <w:r>
-        <w:rPr>
-          <w:rFonts w:ascii="Courier New" w:hAnsi="Courier New" w:cs="Courier New"/>
-          <w:sz w:val="18"/>
-        </w:rPr>
-        <w:t>timeout: 10 min)</w:t>
+        <w:t>Stage 1 — smoke      (timeout: 10 min)</w:t>
       </w:r>
     </w:p>
     <w:p>
@@ -2143,33 +1636,38 @@
           <w:rFonts w:ascii="Courier New" w:hAnsi="Courier New" w:cs="Courier New" w:hint="eastAsia"/>
           <w:sz w:val="18"/>
         </w:rPr>
-        <w:t xml:space="preserve"> </w:t>
-      </w:r>
-      <w:proofErr w:type="spellStart"/>
+        <w:t xml:space="preserve"> auth.spec.ts + bankaccounts.spec.ts</w:t>
+      </w:r>
+    </w:p>
+    <w:p>
+      <w:pPr>
+        <w:pStyle w:val="NoSpacing"/>
+        <w:rPr>
+          <w:rFonts w:ascii="Courier New" w:hAnsi="Courier New" w:cs="Courier New"/>
+          <w:sz w:val="18"/>
+        </w:rPr>
+      </w:pPr>
       <w:r>
         <w:rPr>
           <w:rFonts w:ascii="Courier New" w:hAnsi="Courier New" w:cs="Courier New" w:hint="eastAsia"/>
           <w:sz w:val="18"/>
         </w:rPr>
-        <w:t>auth.spec.ts</w:t>
-      </w:r>
-      <w:proofErr w:type="spellEnd"/>
+        <w:t xml:space="preserve">        </w:t>
+      </w:r>
       <w:r>
         <w:rPr>
           <w:rFonts w:ascii="Courier New" w:hAnsi="Courier New" w:cs="Courier New" w:hint="eastAsia"/>
           <w:sz w:val="18"/>
         </w:rPr>
-        <w:t xml:space="preserve"> + </w:t>
-      </w:r>
-      <w:proofErr w:type="spellStart"/>
+        <w:t>↓</w:t>
+      </w:r>
       <w:r>
         <w:rPr>
           <w:rFonts w:ascii="Courier New" w:hAnsi="Courier New" w:cs="Courier New" w:hint="eastAsia"/>
           <w:sz w:val="18"/>
         </w:rPr>
-        <w:t>bankaccounts.spec.ts</w:t>
-      </w:r>
-      <w:proofErr w:type="spellEnd"/>
+        <w:t xml:space="preserve"> (gates everything below)</w:t>
+      </w:r>
     </w:p>
     <w:p>
       <w:pPr>
@@ -2179,11 +1677,200 @@
           <w:sz w:val="18"/>
         </w:rPr>
       </w:pPr>
+    </w:p>
+    <w:p>
+      <w:pPr>
+        <w:pStyle w:val="NoSpacing"/>
+        <w:rPr>
+          <w:rFonts w:ascii="Courier New" w:hAnsi="Courier New" w:cs="Courier New"/>
+          <w:sz w:val="18"/>
+        </w:rPr>
+      </w:pPr>
+      <w:r>
+        <w:rPr>
+          <w:rFonts w:ascii="Courier New" w:hAnsi="Courier New" w:cs="Courier New"/>
+          <w:sz w:val="18"/>
+        </w:rPr>
+        <w:t>Stage 2 — regression (timeout: 30 min, 2 parallel containers)</w:t>
+      </w:r>
+    </w:p>
+    <w:p>
+      <w:pPr>
+        <w:pStyle w:val="NoSpacing"/>
+        <w:rPr>
+          <w:rFonts w:ascii="Courier New" w:hAnsi="Courier New" w:cs="Courier New"/>
+          <w:sz w:val="18"/>
+        </w:rPr>
+      </w:pPr>
       <w:r>
         <w:rPr>
           <w:rFonts w:ascii="Courier New" w:hAnsi="Courier New" w:cs="Courier New" w:hint="eastAsia"/>
           <w:sz w:val="18"/>
         </w:rPr>
+        <w:t xml:space="preserve">  </w:t>
+      </w:r>
+      <w:r>
+        <w:rPr>
+          <w:rFonts w:ascii="Courier New" w:hAnsi="Courier New" w:cs="Courier New" w:hint="eastAsia"/>
+          <w:sz w:val="18"/>
+        </w:rPr>
+        <w:t>├──</w:t>
+      </w:r>
+      <w:r>
+        <w:rPr>
+          <w:rFonts w:ascii="Courier New" w:hAnsi="Courier New" w:cs="Courier New" w:hint="eastAsia"/>
+          <w:sz w:val="18"/>
+        </w:rPr>
+        <w:t xml:space="preserve"> 21 spec files split by Cypress Cloud across 2 runners</w:t>
+      </w:r>
+    </w:p>
+    <w:p>
+      <w:pPr>
+        <w:pStyle w:val="NoSpacing"/>
+        <w:rPr>
+          <w:rFonts w:ascii="Courier New" w:hAnsi="Courier New" w:cs="Courier New"/>
+          <w:sz w:val="18"/>
+        </w:rPr>
+      </w:pPr>
+      <w:r>
+        <w:rPr>
+          <w:rFonts w:ascii="Courier New" w:hAnsi="Courier New" w:cs="Courier New" w:hint="eastAsia"/>
+          <w:sz w:val="18"/>
+        </w:rPr>
+        <w:t xml:space="preserve">  </w:t>
+      </w:r>
+      <w:r>
+        <w:rPr>
+          <w:rFonts w:ascii="Courier New" w:hAnsi="Courier New" w:cs="Courier New" w:hint="eastAsia"/>
+          <w:sz w:val="18"/>
+        </w:rPr>
+        <w:t>├──</w:t>
+      </w:r>
+      <w:r>
+        <w:rPr>
+          <w:rFonts w:ascii="Courier New" w:hAnsi="Courier New" w:cs="Courier New" w:hint="eastAsia"/>
+          <w:sz w:val="18"/>
+        </w:rPr>
+        <w:t xml:space="preserve"> Upload HTML + JSON reports (always)</w:t>
+      </w:r>
+    </w:p>
+    <w:p>
+      <w:pPr>
+        <w:pStyle w:val="NoSpacing"/>
+        <w:rPr>
+          <w:rFonts w:ascii="Courier New" w:hAnsi="Courier New" w:cs="Courier New"/>
+          <w:sz w:val="18"/>
+        </w:rPr>
+      </w:pPr>
+      <w:r>
+        <w:rPr>
+          <w:rFonts w:ascii="Courier New" w:hAnsi="Courier New" w:cs="Courier New" w:hint="eastAsia"/>
+          <w:sz w:val="18"/>
+        </w:rPr>
+        <w:t xml:space="preserve">  </w:t>
+      </w:r>
+      <w:r>
+        <w:rPr>
+          <w:rFonts w:ascii="Courier New" w:hAnsi="Courier New" w:cs="Courier New" w:hint="eastAsia"/>
+          <w:sz w:val="18"/>
+        </w:rPr>
+        <w:t>├──</w:t>
+      </w:r>
+      <w:r>
+        <w:rPr>
+          <w:rFonts w:ascii="Courier New" w:hAnsi="Courier New" w:cs="Courier New" w:hint="eastAsia"/>
+          <w:sz w:val="18"/>
+        </w:rPr>
+        <w:t xml:space="preserve"> Upload screenshots (only on failure)</w:t>
+      </w:r>
+    </w:p>
+    <w:p>
+      <w:pPr>
+        <w:pStyle w:val="NoSpacing"/>
+        <w:rPr>
+          <w:rFonts w:ascii="Courier New" w:hAnsi="Courier New" w:cs="Courier New"/>
+          <w:sz w:val="18"/>
+        </w:rPr>
+      </w:pPr>
+      <w:r>
+        <w:rPr>
+          <w:rFonts w:ascii="Courier New" w:hAnsi="Courier New" w:cs="Courier New" w:hint="eastAsia"/>
+          <w:sz w:val="18"/>
+        </w:rPr>
+        <w:t xml:space="preserve">  </w:t>
+      </w:r>
+      <w:r>
+        <w:rPr>
+          <w:rFonts w:ascii="Courier New" w:hAnsi="Courier New" w:cs="Courier New" w:hint="eastAsia"/>
+          <w:sz w:val="18"/>
+        </w:rPr>
+        <w:t>├──</w:t>
+      </w:r>
+      <w:r>
+        <w:rPr>
+          <w:rFonts w:ascii="Courier New" w:hAnsi="Courier New" w:cs="Courier New" w:hint="eastAsia"/>
+          <w:sz w:val="18"/>
+        </w:rPr>
+        <w:t xml:space="preserve"> Find failed specs </w:t>
+      </w:r>
+      <w:r>
+        <w:rPr>
+          <w:rFonts w:ascii="Courier New" w:hAnsi="Courier New" w:cs="Courier New" w:hint="eastAsia"/>
+          <w:sz w:val="18"/>
+        </w:rPr>
+        <w:t>→</w:t>
+      </w:r>
+      <w:r>
+        <w:rPr>
+          <w:rFonts w:ascii="Courier New" w:hAnsi="Courier New" w:cs="Courier New" w:hint="eastAsia"/>
+          <w:sz w:val="18"/>
+        </w:rPr>
+        <w:t xml:space="preserve"> parse mochawesome JSON</w:t>
+      </w:r>
+    </w:p>
+    <w:p>
+      <w:pPr>
+        <w:pStyle w:val="NoSpacing"/>
+        <w:rPr>
+          <w:rFonts w:ascii="Courier New" w:hAnsi="Courier New" w:cs="Courier New"/>
+          <w:sz w:val="18"/>
+        </w:rPr>
+      </w:pPr>
+      <w:r>
+        <w:rPr>
+          <w:rFonts w:ascii="Courier New" w:hAnsi="Courier New" w:cs="Courier New" w:hint="eastAsia"/>
+          <w:sz w:val="18"/>
+        </w:rPr>
+        <w:t xml:space="preserve">  </w:t>
+      </w:r>
+      <w:r>
+        <w:rPr>
+          <w:rFonts w:ascii="Courier New" w:hAnsi="Courier New" w:cs="Courier New" w:hint="eastAsia"/>
+          <w:sz w:val="18"/>
+        </w:rPr>
+        <w:t>└──</w:t>
+      </w:r>
+      <w:r>
+        <w:rPr>
+          <w:rFonts w:ascii="Courier New" w:hAnsi="Courier New" w:cs="Courier New" w:hint="eastAsia"/>
+          <w:sz w:val="18"/>
+        </w:rPr>
+        <w:t xml:space="preserve"> Rerun failed specs with video (only if failures exist)</w:t>
+      </w:r>
+    </w:p>
+    <w:p>
+      <w:pPr>
+        <w:pStyle w:val="NoSpacing"/>
+        <w:rPr>
+          <w:rFonts w:ascii="Courier New" w:hAnsi="Courier New" w:cs="Courier New"/>
+          <w:sz w:val="18"/>
+        </w:rPr>
+      </w:pPr>
+      <w:r>
+        <w:rPr>
+          <w:rFonts w:ascii="Courier New" w:hAnsi="Courier New" w:cs="Courier New" w:hint="eastAsia"/>
+          <w:sz w:val="18"/>
+        </w:rPr>
         <w:t xml:space="preserve">        </w:t>
       </w:r>
       <w:r>
@@ -2193,12 +1880,60 @@
         </w:rPr>
         <w:t>↓</w:t>
       </w:r>
+    </w:p>
+    <w:p>
+      <w:pPr>
+        <w:pStyle w:val="NoSpacing"/>
+        <w:rPr>
+          <w:rFonts w:ascii="Courier New" w:hAnsi="Courier New" w:cs="Courier New"/>
+          <w:sz w:val="18"/>
+        </w:rPr>
+      </w:pPr>
+    </w:p>
+    <w:p>
+      <w:pPr>
+        <w:pStyle w:val="NoSpacing"/>
+        <w:rPr>
+          <w:rFonts w:ascii="Courier New" w:hAnsi="Courier New" w:cs="Courier New"/>
+          <w:sz w:val="18"/>
+        </w:rPr>
+      </w:pPr>
+      <w:r>
+        <w:rPr>
+          <w:rFonts w:ascii="Courier New" w:hAnsi="Courier New" w:cs="Courier New"/>
+          <w:sz w:val="18"/>
+        </w:rPr>
+        <w:t>Stage 3 — performance (timeout: 20 min)</w:t>
+      </w:r>
+    </w:p>
+    <w:p>
+      <w:pPr>
+        <w:pStyle w:val="NoSpacing"/>
+        <w:rPr>
+          <w:rFonts w:ascii="Courier New" w:hAnsi="Courier New" w:cs="Courier New"/>
+          <w:sz w:val="18"/>
+        </w:rPr>
+      </w:pPr>
       <w:r>
         <w:rPr>
           <w:rFonts w:ascii="Courier New" w:hAnsi="Courier New" w:cs="Courier New" w:hint="eastAsia"/>
           <w:sz w:val="18"/>
         </w:rPr>
-        <w:t xml:space="preserve"> (gates everything below)</w:t>
+        <w:t xml:space="preserve">  </w:t>
+      </w:r>
+      <w:r>
+        <w:rPr>
+          <w:rFonts w:ascii="Courier New" w:hAnsi="Courier New" w:cs="Courier New" w:hint="eastAsia"/>
+          <w:sz w:val="18"/>
+        </w:rPr>
+        <w:t>└──</w:t>
+      </w:r>
+      <w:r>
+        <w:rPr>
+          <w:rFonts w:ascii="Courier New" w:hAnsi="Courier New" w:cs="Courier New" w:hint="eastAsia"/>
+          <w:sz w:val="18"/>
+        </w:rPr>
+        <w:t xml:space="preserve"> k6: 20 VUs, p(95) &lt; 500ms, error rate &lt; 1%</w:t>
       </w:r>
     </w:p>
     <w:p>
@@ -2223,7 +1958,7 @@
           <w:rFonts w:ascii="Courier New" w:hAnsi="Courier New" w:cs="Courier New"/>
           <w:sz w:val="18"/>
         </w:rPr>
-        <w:t>Stage 2 — regression (timeout: 30 min, 2 parallel containers)</w:t>
+        <w:t>Stage 4 — security   (timeout: 30 min, main branch only)</w:t>
       </w:r>
     </w:p>
     <w:p>
@@ -2246,327 +1981,27 @@
           <w:rFonts w:ascii="Courier New" w:hAnsi="Courier New" w:cs="Courier New" w:hint="eastAsia"/>
           <w:sz w:val="18"/>
         </w:rPr>
-        <w:t>├──</w:t>
+        <w:t>└──</w:t>
       </w:r>
       <w:r>
         <w:rPr>
           <w:rFonts w:ascii="Courier New" w:hAnsi="Courier New" w:cs="Courier New" w:hint="eastAsia"/>
           <w:sz w:val="18"/>
         </w:rPr>
-        <w:t xml:space="preserve"> 21 spec files split by Cypress Cloud across 2 runners</w:t>
-      </w:r>
-    </w:p>
-    <w:p>
-      <w:pPr>
-        <w:pStyle w:val="NoSpacing"/>
-        <w:rPr>
-          <w:rFonts w:ascii="Courier New" w:hAnsi="Courier New" w:cs="Courier New"/>
-          <w:sz w:val="18"/>
-        </w:rPr>
-      </w:pPr>
+        <w:t xml:space="preserve"> OWASP ZAP baseline scan </w:t>
+      </w:r>
       <w:r>
         <w:rPr>
           <w:rFonts w:ascii="Courier New" w:hAnsi="Courier New" w:cs="Courier New" w:hint="eastAsia"/>
           <w:sz w:val="18"/>
         </w:rPr>
-        <w:t xml:space="preserve">  </w:t>
+        <w:t>→</w:t>
       </w:r>
       <w:r>
         <w:rPr>
           <w:rFonts w:ascii="Courier New" w:hAnsi="Courier New" w:cs="Courier New" w:hint="eastAsia"/>
           <w:sz w:val="18"/>
         </w:rPr>
-        <w:t>├──</w:t>
-      </w:r>
-      <w:r>
-        <w:rPr>
-          <w:rFonts w:ascii="Courier New" w:hAnsi="Courier New" w:cs="Courier New" w:hint="eastAsia"/>
-          <w:sz w:val="18"/>
-        </w:rPr>
-        <w:t xml:space="preserve"> Upload HTML + JSON reports (always)</w:t>
-      </w:r>
-    </w:p>
-    <w:p>
-      <w:pPr>
-        <w:pStyle w:val="NoSpacing"/>
-        <w:rPr>
-          <w:rFonts w:ascii="Courier New" w:hAnsi="Courier New" w:cs="Courier New"/>
-          <w:sz w:val="18"/>
-        </w:rPr>
-      </w:pPr>
-      <w:r>
-        <w:rPr>
-          <w:rFonts w:ascii="Courier New" w:hAnsi="Courier New" w:cs="Courier New" w:hint="eastAsia"/>
-          <w:sz w:val="18"/>
-        </w:rPr>
-        <w:t xml:space="preserve">  </w:t>
-      </w:r>
-      <w:r>
-        <w:rPr>
-          <w:rFonts w:ascii="Courier New" w:hAnsi="Courier New" w:cs="Courier New" w:hint="eastAsia"/>
-          <w:sz w:val="18"/>
-        </w:rPr>
-        <w:t>├──</w:t>
-      </w:r>
-      <w:r>
-        <w:rPr>
-          <w:rFonts w:ascii="Courier New" w:hAnsi="Courier New" w:cs="Courier New" w:hint="eastAsia"/>
-          <w:sz w:val="18"/>
-        </w:rPr>
-        <w:t xml:space="preserve"> Upload screenshots (only on failure)</w:t>
-      </w:r>
-    </w:p>
-    <w:p>
-      <w:pPr>
-        <w:pStyle w:val="NoSpacing"/>
-        <w:rPr>
-          <w:rFonts w:ascii="Courier New" w:hAnsi="Courier New" w:cs="Courier New"/>
-          <w:sz w:val="18"/>
-        </w:rPr>
-      </w:pPr>
-      <w:r>
-        <w:rPr>
-          <w:rFonts w:ascii="Courier New" w:hAnsi="Courier New" w:cs="Courier New" w:hint="eastAsia"/>
-          <w:sz w:val="18"/>
-        </w:rPr>
-        <w:t xml:space="preserve">  </w:t>
-      </w:r>
-      <w:r>
-        <w:rPr>
-          <w:rFonts w:ascii="Courier New" w:hAnsi="Courier New" w:cs="Courier New" w:hint="eastAsia"/>
-          <w:sz w:val="18"/>
-        </w:rPr>
-        <w:t>├──</w:t>
-      </w:r>
-      <w:r>
-        <w:rPr>
-          <w:rFonts w:ascii="Courier New" w:hAnsi="Courier New" w:cs="Courier New" w:hint="eastAsia"/>
-          <w:sz w:val="18"/>
-        </w:rPr>
-        <w:t xml:space="preserve"> Find failed specs </w:t>
-      </w:r>
-      <w:r>
-        <w:rPr>
-          <w:rFonts w:ascii="Courier New" w:hAnsi="Courier New" w:cs="Courier New" w:hint="eastAsia"/>
-          <w:sz w:val="18"/>
-        </w:rPr>
-        <w:t>→</w:t>
-      </w:r>
-      <w:r>
-        <w:rPr>
-          <w:rFonts w:ascii="Courier New" w:hAnsi="Courier New" w:cs="Courier New" w:hint="eastAsia"/>
-          <w:sz w:val="18"/>
-        </w:rPr>
-        <w:t xml:space="preserve"> parse </w:t>
-      </w:r>
-      <w:proofErr w:type="spellStart"/>
-      <w:r>
-        <w:rPr>
-          <w:rFonts w:ascii="Courier New" w:hAnsi="Courier New" w:cs="Courier New" w:hint="eastAsia"/>
-          <w:sz w:val="18"/>
-        </w:rPr>
-        <w:t>mochawesome</w:t>
-      </w:r>
-      <w:proofErr w:type="spellEnd"/>
-      <w:r>
-        <w:rPr>
-          <w:rFonts w:ascii="Courier New" w:hAnsi="Courier New" w:cs="Courier New" w:hint="eastAsia"/>
-          <w:sz w:val="18"/>
-        </w:rPr>
-        <w:t xml:space="preserve"> JSON</w:t>
-      </w:r>
-    </w:p>
-    <w:p>
-      <w:pPr>
-        <w:pStyle w:val="NoSpacing"/>
-        <w:rPr>
-          <w:rFonts w:ascii="Courier New" w:hAnsi="Courier New" w:cs="Courier New"/>
-          <w:sz w:val="18"/>
-        </w:rPr>
-      </w:pPr>
-      <w:r>
-        <w:rPr>
-          <w:rFonts w:ascii="Courier New" w:hAnsi="Courier New" w:cs="Courier New" w:hint="eastAsia"/>
-          <w:sz w:val="18"/>
-        </w:rPr>
-        <w:t xml:space="preserve">  </w:t>
-      </w:r>
-      <w:r>
-        <w:rPr>
-          <w:rFonts w:ascii="Courier New" w:hAnsi="Courier New" w:cs="Courier New" w:hint="eastAsia"/>
-          <w:sz w:val="18"/>
-        </w:rPr>
-        <w:t>└──</w:t>
-      </w:r>
-      <w:r>
-        <w:rPr>
-          <w:rFonts w:ascii="Courier New" w:hAnsi="Courier New" w:cs="Courier New" w:hint="eastAsia"/>
-          <w:sz w:val="18"/>
-        </w:rPr>
-        <w:t xml:space="preserve"> Rerun failed specs with video (only if failures exist)</w:t>
-      </w:r>
-    </w:p>
-    <w:p>
-      <w:pPr>
-        <w:pStyle w:val="NoSpacing"/>
-        <w:rPr>
-          <w:rFonts w:ascii="Courier New" w:hAnsi="Courier New" w:cs="Courier New"/>
-          <w:sz w:val="18"/>
-        </w:rPr>
-      </w:pPr>
-      <w:r>
-        <w:rPr>
-          <w:rFonts w:ascii="Courier New" w:hAnsi="Courier New" w:cs="Courier New" w:hint="eastAsia"/>
-          <w:sz w:val="18"/>
-        </w:rPr>
-        <w:t xml:space="preserve">        </w:t>
-      </w:r>
-      <w:r>
-        <w:rPr>
-          <w:rFonts w:ascii="Courier New" w:hAnsi="Courier New" w:cs="Courier New" w:hint="eastAsia"/>
-          <w:sz w:val="18"/>
-        </w:rPr>
-        <w:t>↓</w:t>
-      </w:r>
-    </w:p>
-    <w:p>
-      <w:pPr>
-        <w:pStyle w:val="NoSpacing"/>
-        <w:rPr>
-          <w:rFonts w:ascii="Courier New" w:hAnsi="Courier New" w:cs="Courier New"/>
-          <w:sz w:val="18"/>
-        </w:rPr>
-      </w:pPr>
-    </w:p>
-    <w:p>
-      <w:pPr>
-        <w:pStyle w:val="NoSpacing"/>
-        <w:rPr>
-          <w:rFonts w:ascii="Courier New" w:hAnsi="Courier New" w:cs="Courier New"/>
-          <w:sz w:val="18"/>
-        </w:rPr>
-      </w:pPr>
-      <w:r>
-        <w:rPr>
-          <w:rFonts w:ascii="Courier New" w:hAnsi="Courier New" w:cs="Courier New"/>
-          <w:sz w:val="18"/>
-        </w:rPr>
-        <w:t>Stage 3 — performance (timeout: 20 min)</w:t>
-      </w:r>
-    </w:p>
-    <w:p>
-      <w:pPr>
-        <w:pStyle w:val="NoSpacing"/>
-        <w:rPr>
-          <w:rFonts w:ascii="Courier New" w:hAnsi="Courier New" w:cs="Courier New"/>
-          <w:sz w:val="18"/>
-        </w:rPr>
-      </w:pPr>
-      <w:r>
-        <w:rPr>
-          <w:rFonts w:ascii="Courier New" w:hAnsi="Courier New" w:cs="Courier New" w:hint="eastAsia"/>
-          <w:sz w:val="18"/>
-        </w:rPr>
-        <w:t xml:space="preserve">  </w:t>
-      </w:r>
-      <w:r>
-        <w:rPr>
-          <w:rFonts w:ascii="Courier New" w:hAnsi="Courier New" w:cs="Courier New" w:hint="eastAsia"/>
-          <w:sz w:val="18"/>
-        </w:rPr>
-        <w:t>└──</w:t>
-      </w:r>
-      <w:r>
-        <w:rPr>
-          <w:rFonts w:ascii="Courier New" w:hAnsi="Courier New" w:cs="Courier New" w:hint="eastAsia"/>
-          <w:sz w:val="18"/>
-        </w:rPr>
-        <w:t xml:space="preserve"> k6: 20 VUs, p(95) &lt; 500ms, error rate &lt; 1%</w:t>
-      </w:r>
-    </w:p>
-    <w:p>
-      <w:pPr>
-        <w:pStyle w:val="NoSpacing"/>
-        <w:rPr>
-          <w:rFonts w:ascii="Courier New" w:hAnsi="Courier New" w:cs="Courier New"/>
-          <w:sz w:val="18"/>
-        </w:rPr>
-      </w:pPr>
-    </w:p>
-    <w:p>
-      <w:pPr>
-        <w:pStyle w:val="NoSpacing"/>
-        <w:rPr>
-          <w:rFonts w:ascii="Courier New" w:hAnsi="Courier New" w:cs="Courier New"/>
-          <w:sz w:val="18"/>
-        </w:rPr>
-      </w:pPr>
-      <w:r>
-        <w:rPr>
-          <w:rFonts w:ascii="Courier New" w:hAnsi="Courier New" w:cs="Courier New"/>
-          <w:sz w:val="18"/>
-        </w:rPr>
-        <w:lastRenderedPageBreak/>
-        <w:t>Stage 4 — security</w:t>
-      </w:r>
-      <w:proofErr w:type="gramStart"/>
-      <w:r>
-        <w:rPr>
-          <w:rFonts w:ascii="Courier New" w:hAnsi="Courier New" w:cs="Courier New"/>
-          <w:sz w:val="18"/>
-        </w:rPr>
-        <w:t xml:space="preserve">   (</w:t>
-      </w:r>
-      <w:proofErr w:type="gramEnd"/>
-      <w:r>
-        <w:rPr>
-          <w:rFonts w:ascii="Courier New" w:hAnsi="Courier New" w:cs="Courier New"/>
-          <w:sz w:val="18"/>
-        </w:rPr>
-        <w:t>timeout: 30 min, main branch only)</w:t>
-      </w:r>
-    </w:p>
-    <w:p>
-      <w:pPr>
-        <w:pStyle w:val="NoSpacing"/>
-        <w:rPr>
-          <w:rFonts w:ascii="Courier New" w:hAnsi="Courier New" w:cs="Courier New"/>
-          <w:sz w:val="18"/>
-        </w:rPr>
-      </w:pPr>
-      <w:r>
-        <w:rPr>
-          <w:rFonts w:ascii="Courier New" w:hAnsi="Courier New" w:cs="Courier New" w:hint="eastAsia"/>
-          <w:sz w:val="18"/>
-        </w:rPr>
-        <w:t xml:space="preserve">  </w:t>
-      </w:r>
-      <w:r>
-        <w:rPr>
-          <w:rFonts w:ascii="Courier New" w:hAnsi="Courier New" w:cs="Courier New" w:hint="eastAsia"/>
-          <w:sz w:val="18"/>
-        </w:rPr>
-        <w:t>└──</w:t>
-      </w:r>
-      <w:r>
-        <w:rPr>
-          <w:rFonts w:ascii="Courier New" w:hAnsi="Courier New" w:cs="Courier New" w:hint="eastAsia"/>
-          <w:sz w:val="18"/>
-        </w:rPr>
-        <w:t xml:space="preserve"> OWASP ZAP baseline scan </w:t>
-      </w:r>
-      <w:r>
-        <w:rPr>
-          <w:rFonts w:ascii="Courier New" w:hAnsi="Courier New" w:cs="Courier New" w:hint="eastAsia"/>
-          <w:sz w:val="18"/>
-        </w:rPr>
-        <w:t>→</w:t>
-      </w:r>
-      <w:r>
-        <w:rPr>
-          <w:rFonts w:ascii="Courier New" w:hAnsi="Courier New" w:cs="Courier New" w:hint="eastAsia"/>
-          <w:sz w:val="18"/>
-        </w:rPr>
         <w:t xml:space="preserve"> HTML report artifact</w:t>
       </w:r>
     </w:p>
@@ -2589,15 +2024,7 @@
         <w:spacing w:after="0" w:line="240" w:lineRule="auto"/>
       </w:pPr>
       <w:r>
-        <w:t xml:space="preserve">if: </w:t>
-      </w:r>
-      <w:proofErr w:type="gramStart"/>
-      <w:r>
-        <w:t>failure(</w:t>
-      </w:r>
-      <w:proofErr w:type="gramEnd"/>
-      <w:r>
-        <w:t>) — skips entirely on a green run</w:t>
+        <w:t>if: failure() — skips entirely on a green run</w:t>
       </w:r>
     </w:p>
     <w:p>
@@ -2605,26 +2032,8 @@
         <w:pStyle w:val="ListBullet"/>
         <w:spacing w:after="0" w:line="240" w:lineRule="auto"/>
       </w:pPr>
-      <w:proofErr w:type="spellStart"/>
-      <w:proofErr w:type="gramStart"/>
-      <w:r>
-        <w:t>steps.failed</w:t>
-      </w:r>
-      <w:proofErr w:type="gramEnd"/>
-      <w:r>
-        <w:t>.</w:t>
-      </w:r>
-      <w:proofErr w:type="gramStart"/>
-      <w:r>
-        <w:t>outputs.specs</w:t>
-      </w:r>
-      <w:proofErr w:type="spellEnd"/>
-      <w:r>
-        <w:t xml:space="preserve"> !=</w:t>
-      </w:r>
-      <w:proofErr w:type="gramEnd"/>
-      <w:r>
-        <w:t xml:space="preserve"> '' — skips if the job failed for infrastructure reasons (no test failures in the JSON)</w:t>
+      <w:r>
+        <w:t>steps.failed.outputs.specs != '' — skips if the job failed for infrastructure reasons (no test failures in the JSON)</w:t>
       </w:r>
     </w:p>
     <w:p>
@@ -2670,13 +2079,8 @@
         <w:spacing w:before="0" w:after="0" w:line="240" w:lineRule="auto"/>
       </w:pPr>
       <w:r>
-        <w:t xml:space="preserve">Direct Answer *(30 </w:t>
-      </w:r>
-      <w:proofErr w:type="gramStart"/>
-      <w:r>
-        <w:t>seconds)*</w:t>
-      </w:r>
-      <w:proofErr w:type="gramEnd"/>
+        <w:t>Direct Answer *(30 seconds)*</w:t>
+      </w:r>
     </w:p>
     <w:p>
       <w:pPr>
@@ -2728,15 +2132,7 @@
         <w:spacing w:after="0" w:line="240" w:lineRule="auto"/>
       </w:pPr>
       <w:r>
-        <w:t>Hardcoded data — username: "</w:t>
-      </w:r>
-      <w:proofErr w:type="spellStart"/>
-      <w:r>
-        <w:t>john_doe</w:t>
-      </w:r>
-      <w:proofErr w:type="spellEnd"/>
-      <w:r>
-        <w:t>" works until someone deletes that user. Solution: pull from the seed layer dynamically.</w:t>
+        <w:t>Hardcoded data — username: "john_doe" works until someone deletes that user. Solution: pull from the seed layer dynamically.</w:t>
       </w:r>
     </w:p>
     <w:p>
@@ -2797,49 +2193,19 @@
         <w:rPr>
           <w:rFonts w:hint="eastAsia"/>
         </w:rPr>
-        <w:t xml:space="preserve">Pattern: </w:t>
-      </w:r>
-      <w:proofErr w:type="spellStart"/>
+        <w:t xml:space="preserve">Pattern: beforeEach </w:t>
+      </w:r>
       <w:r>
         <w:rPr>
           <w:rFonts w:hint="eastAsia"/>
         </w:rPr>
-        <w:t>beforeEach</w:t>
-      </w:r>
-      <w:proofErr w:type="spellEnd"/>
+        <w:t>→</w:t>
+      </w:r>
       <w:r>
         <w:rPr>
           <w:rFonts w:hint="eastAsia"/>
         </w:rPr>
-        <w:t xml:space="preserve"> </w:t>
-      </w:r>
-      <w:r>
-        <w:rPr>
-          <w:rFonts w:hint="eastAsia"/>
-        </w:rPr>
-        <w:t>→</w:t>
-      </w:r>
-      <w:r>
-        <w:rPr>
-          <w:rFonts w:hint="eastAsia"/>
-        </w:rPr>
-        <w:t xml:space="preserve"> </w:t>
-      </w:r>
-      <w:proofErr w:type="spellStart"/>
-      <w:proofErr w:type="gramStart"/>
-      <w:r>
-        <w:rPr>
-          <w:rFonts w:hint="eastAsia"/>
-        </w:rPr>
-        <w:t>db:seed</w:t>
-      </w:r>
-      <w:proofErr w:type="spellEnd"/>
-      <w:proofErr w:type="gramEnd"/>
-      <w:r>
-        <w:rPr>
-          <w:rFonts w:hint="eastAsia"/>
-        </w:rPr>
-        <w:t xml:space="preserve"> (reset) </w:t>
+        <w:t xml:space="preserve"> db:seed (reset) </w:t>
       </w:r>
       <w:r>
         <w:rPr>
@@ -2944,8 +2310,6 @@
           <w:szCs w:val="28"/>
         </w:rPr>
       </w:pPr>
-      <w:proofErr w:type="spellStart"/>
-      <w:proofErr w:type="gramStart"/>
       <w:r>
         <w:rPr>
           <w:rFonts w:eastAsiaTheme="majorEastAsia" w:cstheme="majorBidi"/>
@@ -2953,19 +2317,19 @@
           <w:sz w:val="28"/>
           <w:szCs w:val="28"/>
         </w:rPr>
-        <w:t>beforeEach</w:t>
-      </w:r>
-      <w:proofErr w:type="spellEnd"/>
-      <w:r>
+        <w:t>beforeEach(() =&gt; {</w:t>
+      </w:r>
+    </w:p>
+    <w:p>
+      <w:pPr>
+        <w:spacing w:after="0" w:line="240" w:lineRule="auto"/>
         <w:rPr>
           <w:rFonts w:eastAsiaTheme="majorEastAsia" w:cstheme="majorBidi"/>
           <w:color w:val="0F4761" w:themeColor="accent1" w:themeShade="BF"/>
           <w:sz w:val="28"/>
           <w:szCs w:val="28"/>
         </w:rPr>
-        <w:t>(</w:t>
-      </w:r>
-      <w:proofErr w:type="gramEnd"/>
+      </w:pPr>
       <w:r>
         <w:rPr>
           <w:rFonts w:eastAsiaTheme="majorEastAsia" w:cstheme="majorBidi"/>
@@ -2973,7 +2337,7 @@
           <w:sz w:val="28"/>
           <w:szCs w:val="28"/>
         </w:rPr>
-        <w:t>() =&gt; {</w:t>
+        <w:t xml:space="preserve">  cy.task("db:seed");  // resets database.json to known state</w:t>
       </w:r>
     </w:p>
     <w:p>
@@ -2993,21 +2357,19 @@
           <w:sz w:val="28"/>
           <w:szCs w:val="28"/>
         </w:rPr>
-        <w:t xml:space="preserve">  </w:t>
-      </w:r>
-      <w:proofErr w:type="spellStart"/>
-      <w:proofErr w:type="gramStart"/>
-      <w:r>
+        <w:t xml:space="preserve">  cy.database("filter", "users").then((users: User[]) =&gt; {</w:t>
+      </w:r>
+    </w:p>
+    <w:p>
+      <w:pPr>
+        <w:spacing w:after="0" w:line="240" w:lineRule="auto"/>
         <w:rPr>
           <w:rFonts w:eastAsiaTheme="majorEastAsia" w:cstheme="majorBidi"/>
           <w:color w:val="0F4761" w:themeColor="accent1" w:themeShade="BF"/>
           <w:sz w:val="28"/>
           <w:szCs w:val="28"/>
         </w:rPr>
-        <w:t>cy.task</w:t>
-      </w:r>
-      <w:proofErr w:type="spellEnd"/>
-      <w:proofErr w:type="gramEnd"/>
+      </w:pPr>
       <w:r>
         <w:rPr>
           <w:rFonts w:eastAsiaTheme="majorEastAsia" w:cstheme="majorBidi"/>
@@ -3015,21 +2377,19 @@
           <w:sz w:val="28"/>
           <w:szCs w:val="28"/>
         </w:rPr>
-        <w:t>("</w:t>
-      </w:r>
-      <w:proofErr w:type="spellStart"/>
-      <w:proofErr w:type="gramStart"/>
-      <w:r>
+        <w:t xml:space="preserve">    cy.loginByApi(users[0].username);</w:t>
+      </w:r>
+    </w:p>
+    <w:p>
+      <w:pPr>
+        <w:spacing w:after="0" w:line="240" w:lineRule="auto"/>
         <w:rPr>
           <w:rFonts w:eastAsiaTheme="majorEastAsia" w:cstheme="majorBidi"/>
           <w:color w:val="0F4761" w:themeColor="accent1" w:themeShade="BF"/>
           <w:sz w:val="28"/>
           <w:szCs w:val="28"/>
         </w:rPr>
-        <w:t>db:seed</w:t>
-      </w:r>
-      <w:proofErr w:type="spellEnd"/>
-      <w:proofErr w:type="gramEnd"/>
+      </w:pPr>
       <w:r>
         <w:rPr>
           <w:rFonts w:eastAsiaTheme="majorEastAsia" w:cstheme="majorBidi"/>
@@ -3037,19 +2397,19 @@
           <w:sz w:val="28"/>
           <w:szCs w:val="28"/>
         </w:rPr>
-        <w:t>"</w:t>
-      </w:r>
-      <w:proofErr w:type="gramStart"/>
-      <w:r>
+        <w:t xml:space="preserve">  });</w:t>
+      </w:r>
+    </w:p>
+    <w:p>
+      <w:pPr>
+        <w:spacing w:after="0" w:line="240" w:lineRule="auto"/>
         <w:rPr>
           <w:rFonts w:eastAsiaTheme="majorEastAsia" w:cstheme="majorBidi"/>
           <w:color w:val="0F4761" w:themeColor="accent1" w:themeShade="BF"/>
           <w:sz w:val="28"/>
           <w:szCs w:val="28"/>
         </w:rPr>
-        <w:t>);  /</w:t>
-      </w:r>
-      <w:proofErr w:type="gramEnd"/>
+      </w:pPr>
       <w:r>
         <w:rPr>
           <w:rFonts w:eastAsiaTheme="majorEastAsia" w:cstheme="majorBidi"/>
@@ -3057,21 +2417,19 @@
           <w:sz w:val="28"/>
           <w:szCs w:val="28"/>
         </w:rPr>
-        <w:t xml:space="preserve">/ resets </w:t>
-      </w:r>
-      <w:proofErr w:type="spellStart"/>
-      <w:proofErr w:type="gramStart"/>
-      <w:r>
+        <w:t>});</w:t>
+      </w:r>
+    </w:p>
+    <w:p>
+      <w:pPr>
+        <w:spacing w:after="0" w:line="240" w:lineRule="auto"/>
         <w:rPr>
           <w:rFonts w:eastAsiaTheme="majorEastAsia" w:cstheme="majorBidi"/>
           <w:color w:val="0F4761" w:themeColor="accent1" w:themeShade="BF"/>
           <w:sz w:val="28"/>
           <w:szCs w:val="28"/>
         </w:rPr>
-        <w:t>database.json</w:t>
-      </w:r>
-      <w:proofErr w:type="spellEnd"/>
-      <w:proofErr w:type="gramEnd"/>
+      </w:pPr>
       <w:r>
         <w:rPr>
           <w:rFonts w:eastAsiaTheme="majorEastAsia" w:cstheme="majorBidi"/>
@@ -3079,212 +2437,17 @@
           <w:sz w:val="28"/>
           <w:szCs w:val="28"/>
         </w:rPr>
-        <w:t xml:space="preserve"> to known state</w:t>
-      </w:r>
-    </w:p>
-    <w:p>
-      <w:pPr>
-        <w:spacing w:after="0" w:line="240" w:lineRule="auto"/>
+        <w:t xml:space="preserve">For complex business processes with 10+ tables and foreign key relationships, I use a dedicated test database that matches the production engine. A JSON file cannot enforce constraints or test real migration behavior </w:t>
+      </w:r>
+      <w:r>
         <w:rPr>
           <w:rFonts w:eastAsiaTheme="majorEastAsia" w:cstheme="majorBidi"/>
           <w:color w:val="0F4761" w:themeColor="accent1" w:themeShade="BF"/>
           <w:sz w:val="28"/>
           <w:szCs w:val="28"/>
         </w:rPr>
-      </w:pPr>
-      <w:r>
-        <w:rPr>
-          <w:rFonts w:eastAsiaTheme="majorEastAsia" w:cstheme="majorBidi"/>
-          <w:color w:val="0F4761" w:themeColor="accent1" w:themeShade="BF"/>
-          <w:sz w:val="28"/>
-          <w:szCs w:val="28"/>
-        </w:rPr>
-        <w:t xml:space="preserve">  </w:t>
-      </w:r>
-      <w:proofErr w:type="spellStart"/>
-      <w:proofErr w:type="gramStart"/>
-      <w:r>
-        <w:rPr>
-          <w:rFonts w:eastAsiaTheme="majorEastAsia" w:cstheme="majorBidi"/>
-          <w:color w:val="0F4761" w:themeColor="accent1" w:themeShade="BF"/>
-          <w:sz w:val="28"/>
-          <w:szCs w:val="28"/>
-        </w:rPr>
-        <w:t>cy.database</w:t>
-      </w:r>
-      <w:proofErr w:type="spellEnd"/>
-      <w:proofErr w:type="gramEnd"/>
-      <w:r>
-        <w:rPr>
-          <w:rFonts w:eastAsiaTheme="majorEastAsia" w:cstheme="majorBidi"/>
-          <w:color w:val="0F4761" w:themeColor="accent1" w:themeShade="BF"/>
-          <w:sz w:val="28"/>
-          <w:szCs w:val="28"/>
-        </w:rPr>
-        <w:t>("filter", "users"</w:t>
-      </w:r>
-      <w:proofErr w:type="gramStart"/>
-      <w:r>
-        <w:rPr>
-          <w:rFonts w:eastAsiaTheme="majorEastAsia" w:cstheme="majorBidi"/>
-          <w:color w:val="0F4761" w:themeColor="accent1" w:themeShade="BF"/>
-          <w:sz w:val="28"/>
-          <w:szCs w:val="28"/>
-        </w:rPr>
-        <w:t>).then</w:t>
-      </w:r>
-      <w:proofErr w:type="gramEnd"/>
-      <w:r>
-        <w:rPr>
-          <w:rFonts w:eastAsiaTheme="majorEastAsia" w:cstheme="majorBidi"/>
-          <w:color w:val="0F4761" w:themeColor="accent1" w:themeShade="BF"/>
-          <w:sz w:val="28"/>
-          <w:szCs w:val="28"/>
-        </w:rPr>
-        <w:t xml:space="preserve">((users: </w:t>
-      </w:r>
-      <w:proofErr w:type="gramStart"/>
-      <w:r>
-        <w:rPr>
-          <w:rFonts w:eastAsiaTheme="majorEastAsia" w:cstheme="majorBidi"/>
-          <w:color w:val="0F4761" w:themeColor="accent1" w:themeShade="BF"/>
-          <w:sz w:val="28"/>
-          <w:szCs w:val="28"/>
-        </w:rPr>
-        <w:t>User[</w:t>
-      </w:r>
-      <w:proofErr w:type="gramEnd"/>
-      <w:r>
-        <w:rPr>
-          <w:rFonts w:eastAsiaTheme="majorEastAsia" w:cstheme="majorBidi"/>
-          <w:color w:val="0F4761" w:themeColor="accent1" w:themeShade="BF"/>
-          <w:sz w:val="28"/>
-          <w:szCs w:val="28"/>
-        </w:rPr>
-        <w:t>]) =&gt; {</w:t>
-      </w:r>
-    </w:p>
-    <w:p>
-      <w:pPr>
-        <w:spacing w:after="0" w:line="240" w:lineRule="auto"/>
-        <w:rPr>
-          <w:rFonts w:eastAsiaTheme="majorEastAsia" w:cstheme="majorBidi"/>
-          <w:color w:val="0F4761" w:themeColor="accent1" w:themeShade="BF"/>
-          <w:sz w:val="28"/>
-          <w:szCs w:val="28"/>
-        </w:rPr>
-      </w:pPr>
-      <w:r>
-        <w:rPr>
-          <w:rFonts w:eastAsiaTheme="majorEastAsia" w:cstheme="majorBidi"/>
-          <w:color w:val="0F4761" w:themeColor="accent1" w:themeShade="BF"/>
-          <w:sz w:val="28"/>
-          <w:szCs w:val="28"/>
-        </w:rPr>
-        <w:t xml:space="preserve">    </w:t>
-      </w:r>
-      <w:proofErr w:type="spellStart"/>
-      <w:proofErr w:type="gramStart"/>
-      <w:r>
-        <w:rPr>
-          <w:rFonts w:eastAsiaTheme="majorEastAsia" w:cstheme="majorBidi"/>
-          <w:color w:val="0F4761" w:themeColor="accent1" w:themeShade="BF"/>
-          <w:sz w:val="28"/>
-          <w:szCs w:val="28"/>
-        </w:rPr>
-        <w:t>cy.loginByApi</w:t>
-      </w:r>
-      <w:proofErr w:type="spellEnd"/>
-      <w:proofErr w:type="gramEnd"/>
-      <w:r>
-        <w:rPr>
-          <w:rFonts w:eastAsiaTheme="majorEastAsia" w:cstheme="majorBidi"/>
-          <w:color w:val="0F4761" w:themeColor="accent1" w:themeShade="BF"/>
-          <w:sz w:val="28"/>
-          <w:szCs w:val="28"/>
-        </w:rPr>
-        <w:t>(users[0</w:t>
-      </w:r>
-      <w:proofErr w:type="gramStart"/>
-      <w:r>
-        <w:rPr>
-          <w:rFonts w:eastAsiaTheme="majorEastAsia" w:cstheme="majorBidi"/>
-          <w:color w:val="0F4761" w:themeColor="accent1" w:themeShade="BF"/>
-          <w:sz w:val="28"/>
-          <w:szCs w:val="28"/>
-        </w:rPr>
-        <w:t>].username</w:t>
-      </w:r>
-      <w:proofErr w:type="gramEnd"/>
-      <w:r>
-        <w:rPr>
-          <w:rFonts w:eastAsiaTheme="majorEastAsia" w:cstheme="majorBidi"/>
-          <w:color w:val="0F4761" w:themeColor="accent1" w:themeShade="BF"/>
-          <w:sz w:val="28"/>
-          <w:szCs w:val="28"/>
-        </w:rPr>
-        <w:t>);</w:t>
-      </w:r>
-    </w:p>
-    <w:p>
-      <w:pPr>
-        <w:spacing w:after="0" w:line="240" w:lineRule="auto"/>
-        <w:rPr>
-          <w:rFonts w:eastAsiaTheme="majorEastAsia" w:cstheme="majorBidi"/>
-          <w:color w:val="0F4761" w:themeColor="accent1" w:themeShade="BF"/>
-          <w:sz w:val="28"/>
-          <w:szCs w:val="28"/>
-        </w:rPr>
-      </w:pPr>
-      <w:r>
-        <w:rPr>
-          <w:rFonts w:eastAsiaTheme="majorEastAsia" w:cstheme="majorBidi"/>
-          <w:color w:val="0F4761" w:themeColor="accent1" w:themeShade="BF"/>
-          <w:sz w:val="28"/>
-          <w:szCs w:val="28"/>
-        </w:rPr>
-        <w:t xml:space="preserve">  });</w:t>
-      </w:r>
-    </w:p>
-    <w:p>
-      <w:pPr>
-        <w:spacing w:after="0" w:line="240" w:lineRule="auto"/>
-        <w:rPr>
-          <w:rFonts w:eastAsiaTheme="majorEastAsia" w:cstheme="majorBidi"/>
-          <w:color w:val="0F4761" w:themeColor="accent1" w:themeShade="BF"/>
-          <w:sz w:val="28"/>
-          <w:szCs w:val="28"/>
-        </w:rPr>
-      </w:pPr>
-      <w:r>
-        <w:rPr>
-          <w:rFonts w:eastAsiaTheme="majorEastAsia" w:cstheme="majorBidi"/>
-          <w:color w:val="0F4761" w:themeColor="accent1" w:themeShade="BF"/>
-          <w:sz w:val="28"/>
-          <w:szCs w:val="28"/>
-        </w:rPr>
         <w:lastRenderedPageBreak/>
-        <w:t>});</w:t>
-      </w:r>
-    </w:p>
-    <w:p>
-      <w:pPr>
-        <w:spacing w:after="0" w:line="240" w:lineRule="auto"/>
-        <w:rPr>
-          <w:rFonts w:eastAsiaTheme="majorEastAsia" w:cstheme="majorBidi"/>
-          <w:color w:val="0F4761" w:themeColor="accent1" w:themeShade="BF"/>
-          <w:sz w:val="28"/>
-          <w:szCs w:val="28"/>
-        </w:rPr>
-      </w:pPr>
-      <w:r>
-        <w:rPr>
-          <w:rFonts w:eastAsiaTheme="majorEastAsia" w:cstheme="majorBidi"/>
-          <w:color w:val="0F4761" w:themeColor="accent1" w:themeShade="BF"/>
-          <w:sz w:val="28"/>
-          <w:szCs w:val="28"/>
-        </w:rPr>
-        <w:t xml:space="preserve">For complex business processes with 10+ tables and foreign key relationships, I use a dedicated test database that matches the production engine. A JSON file cannot enforce constraints or test real migration behavior — I learned this firsthand when mock tests passed but a real schema migration failed in production. </w:t>
+        <w:t xml:space="preserve">— I learned this firsthand when mock tests passed but a real schema migration failed in production. </w:t>
       </w:r>
     </w:p>
     <w:p>
@@ -3337,28 +2500,15 @@
         <w:spacing w:before="0" w:after="0" w:line="240" w:lineRule="auto"/>
       </w:pPr>
       <w:r>
-        <w:t xml:space="preserve">Direct Answer *(30 </w:t>
-      </w:r>
-      <w:proofErr w:type="gramStart"/>
-      <w:r>
-        <w:t>seconds)*</w:t>
-      </w:r>
-      <w:proofErr w:type="gramEnd"/>
-    </w:p>
-    <w:p>
-      <w:pPr>
-        <w:spacing w:after="0" w:line="240" w:lineRule="auto"/>
-      </w:pPr>
-      <w:r>
-        <w:t xml:space="preserve">I first classify the failure: app bug, test script issue, environment problem, or flaky test. Each category has a different </w:t>
-      </w:r>
-      <w:proofErr w:type="gramStart"/>
-      <w:r>
-        <w:t>fix</w:t>
-      </w:r>
-      <w:proofErr w:type="gramEnd"/>
-      <w:r>
-        <w:t xml:space="preserve"> and I never suppress a failure without understanding its root cause. My full-stack development background lets me read code </w:t>
+        <w:t>Direct Answer *(30 seconds)*</w:t>
+      </w:r>
+    </w:p>
+    <w:p>
+      <w:pPr>
+        <w:spacing w:after="0" w:line="240" w:lineRule="auto"/>
+      </w:pPr>
+      <w:r>
+        <w:t xml:space="preserve">I first classify the failure: app bug, test script issue, environment problem, or flaky test. Each category has a different fix and I never suppress a failure without understanding its root cause. My full-stack development background lets me read code </w:t>
       </w:r>
       <w:r>
         <w:t xml:space="preserve">(white box) and </w:t>
@@ -3399,15 +2549,7 @@
         <w:spacing w:after="0" w:line="240" w:lineRule="auto"/>
       </w:pPr>
       <w:r>
-        <w:t xml:space="preserve">Failure </w:t>
-      </w:r>
-      <w:proofErr w:type="gramStart"/>
-      <w:r>
-        <w:t>type  Symptom</w:t>
-      </w:r>
-      <w:proofErr w:type="gramEnd"/>
-      <w:r>
-        <w:t xml:space="preserve">  Fix</w:t>
+        <w:t>Failure type  Symptom  Fix</w:t>
       </w:r>
     </w:p>
     <w:p>
@@ -3469,23 +2611,7 @@
         <w:t>issue passes</w:t>
       </w:r>
       <w:r>
-        <w:t xml:space="preserve"> locally, fails in </w:t>
-      </w:r>
-      <w:proofErr w:type="gramStart"/>
-      <w:r>
-        <w:t>CI  Check</w:t>
-      </w:r>
-      <w:proofErr w:type="gramEnd"/>
-      <w:r>
-        <w:t xml:space="preserve"> logs before the test step (port, </w:t>
-      </w:r>
-      <w:proofErr w:type="spellStart"/>
-      <w:r>
-        <w:t>npm</w:t>
-      </w:r>
-      <w:proofErr w:type="spellEnd"/>
-      <w:r>
-        <w:t>, network)</w:t>
+        <w:t xml:space="preserve"> locally, fails in CI  Check logs before the test step (port, npm, network)</w:t>
       </w:r>
     </w:p>
     <w:p>
@@ -3537,51 +2663,7 @@
         <w:spacing w:after="0" w:line="240" w:lineRule="auto"/>
       </w:pPr>
       <w:r>
-        <w:t xml:space="preserve">Do not: add </w:t>
-      </w:r>
-      <w:proofErr w:type="spellStart"/>
-      <w:proofErr w:type="gramStart"/>
-      <w:r>
-        <w:t>cy.wait</w:t>
-      </w:r>
-      <w:proofErr w:type="spellEnd"/>
-      <w:proofErr w:type="gramEnd"/>
-      <w:r>
-        <w:t>(2000) to fix a timing issue. That is a band-aid that makes the suite slower and still fails under load. Fix the root cause: replace wait(</w:t>
-      </w:r>
-      <w:proofErr w:type="spellStart"/>
-      <w:r>
-        <w:t>ms</w:t>
-      </w:r>
-      <w:proofErr w:type="spellEnd"/>
-      <w:r>
-        <w:t xml:space="preserve">) with </w:t>
-      </w:r>
-      <w:proofErr w:type="spellStart"/>
-      <w:proofErr w:type="gramStart"/>
-      <w:r>
-        <w:t>cy.intercept</w:t>
-      </w:r>
-      <w:proofErr w:type="spellEnd"/>
-      <w:proofErr w:type="gramEnd"/>
-      <w:r>
-        <w:t>(</w:t>
-      </w:r>
-      <w:proofErr w:type="gramStart"/>
-      <w:r>
-        <w:t>).wait</w:t>
-      </w:r>
-      <w:proofErr w:type="gramEnd"/>
-      <w:r>
-        <w:t>('@</w:t>
-      </w:r>
-      <w:proofErr w:type="spellStart"/>
-      <w:r>
-        <w:t>alias'</w:t>
-      </w:r>
-      <w:proofErr w:type="spellEnd"/>
-      <w:r>
-        <w:t>).</w:t>
+        <w:t>Do not: add cy.wait(2000) to fix a timing issue. That is a band-aid that makes the suite slower and still fails under load. Fix the root cause: replace wait(ms) with cy.intercept().wait('@alias').</w:t>
       </w:r>
     </w:p>
     <w:p>
@@ -3595,108 +2677,68 @@
         <w:spacing w:before="0" w:after="0" w:line="240" w:lineRule="auto"/>
       </w:pPr>
       <w:r>
+        <w:t>My Experience</w:t>
+      </w:r>
+    </w:p>
+    <w:p>
+      <w:pPr>
+        <w:spacing w:after="0" w:line="240" w:lineRule="auto"/>
+      </w:pPr>
+      <w:r>
+        <w:t>In CI, this project uses a two-stage evidence strategy:</w:t>
+      </w:r>
+    </w:p>
+    <w:p>
+      <w:pPr>
+        <w:spacing w:after="0" w:line="240" w:lineRule="auto"/>
+      </w:pPr>
+    </w:p>
+    <w:p>
+      <w:pPr>
+        <w:spacing w:after="0" w:line="240" w:lineRule="auto"/>
+      </w:pPr>
+      <w:r>
         <w:lastRenderedPageBreak/>
-        <w:t>My Experience</w:t>
-      </w:r>
-    </w:p>
-    <w:p>
-      <w:pPr>
-        <w:spacing w:after="0" w:line="240" w:lineRule="auto"/>
-      </w:pPr>
-      <w:r>
-        <w:t>In CI, this project uses a two-stage evidence strategy:</w:t>
-      </w:r>
-    </w:p>
-    <w:p>
-      <w:pPr>
-        <w:spacing w:after="0" w:line="240" w:lineRule="auto"/>
-      </w:pPr>
-    </w:p>
-    <w:p>
-      <w:pPr>
-        <w:spacing w:after="0" w:line="240" w:lineRule="auto"/>
-      </w:pPr>
-      <w:r>
-        <w:t xml:space="preserve">1. First run — </w:t>
-      </w:r>
-      <w:proofErr w:type="spellStart"/>
-      <w:r>
-        <w:t>screenshotOnRunFailure</w:t>
-      </w:r>
-      <w:proofErr w:type="spellEnd"/>
-      <w:r>
-        <w:t>: true (Cypress default). Screenshot is taken automatically for every failing test. Uploaded as a GitHub Actions artifact only when the job fails — zero overhead on passing runs.</w:t>
-      </w:r>
-    </w:p>
-    <w:p>
-      <w:pPr>
-        <w:spacing w:after="0" w:line="240" w:lineRule="auto"/>
-      </w:pPr>
-    </w:p>
-    <w:p>
-      <w:pPr>
-        <w:spacing w:after="0" w:line="240" w:lineRule="auto"/>
-      </w:pPr>
-      <w:r>
-        <w:t xml:space="preserve">2. Rerun failed specs with video — conditional steps inside the regression job parse the </w:t>
-      </w:r>
-      <w:proofErr w:type="spellStart"/>
-      <w:r>
-        <w:t>mochawesome</w:t>
-      </w:r>
-      <w:proofErr w:type="spellEnd"/>
-      <w:r>
-        <w:t xml:space="preserve"> JSON, find the spec files with at least one failing test, and rerun only those specs with CYPRESS_VIDEO: "true". Video is uploaded only if the rerun also has failures.</w:t>
-      </w:r>
-    </w:p>
-    <w:p>
-      <w:pPr>
-        <w:spacing w:after="0" w:line="240" w:lineRule="auto"/>
-      </w:pPr>
-    </w:p>
-    <w:p>
-      <w:pPr>
-        <w:spacing w:after="0" w:line="240" w:lineRule="auto"/>
-      </w:pPr>
-      <w:r>
-        <w:t xml:space="preserve">Failed test results are imported to Jira via Xray. The HTML </w:t>
-      </w:r>
-      <w:proofErr w:type="spellStart"/>
-      <w:r>
-        <w:t>mochawesome</w:t>
-      </w:r>
-      <w:proofErr w:type="spellEnd"/>
-      <w:r>
-        <w:t xml:space="preserve"> report (with embedded screenshots) is attached to the Test Execution issue (SCRUM-8) so the developer can open the full visual report directly from Jira without downloading a CI artifact.</w:t>
-      </w:r>
-    </w:p>
-    <w:p>
-      <w:pPr>
-        <w:spacing w:after="0" w:line="240" w:lineRule="auto"/>
-      </w:pPr>
-    </w:p>
-    <w:p>
-      <w:pPr>
-        <w:spacing w:after="0" w:line="240" w:lineRule="auto"/>
-      </w:pPr>
-      <w:r>
-        <w:t xml:space="preserve">Log file written per upload </w:t>
-      </w:r>
-      <w:proofErr w:type="gramStart"/>
-      <w:r>
-        <w:t>run:</w:t>
-      </w:r>
-      <w:proofErr w:type="gramEnd"/>
-      <w:r>
-        <w:t xml:space="preserve"> logs/</w:t>
-      </w:r>
-      <w:proofErr w:type="spellStart"/>
-      <w:r>
-        <w:t>xray</w:t>
-      </w:r>
-      <w:proofErr w:type="spellEnd"/>
-      <w:r>
-        <w:t>-upload-&lt;timestamp&gt;.log — contains HTTP status, full API response body, token preview — useful for diagnosing CI failures without re-running the suite.</w:t>
+        <w:t>1. First run — screenshotOnRunFailure: true (Cypress default). Screenshot is taken automatically for every failing test. Uploaded as a GitHub Actions artifact only when the job fails — zero overhead on passing runs.</w:t>
+      </w:r>
+    </w:p>
+    <w:p>
+      <w:pPr>
+        <w:spacing w:after="0" w:line="240" w:lineRule="auto"/>
+      </w:pPr>
+    </w:p>
+    <w:p>
+      <w:pPr>
+        <w:spacing w:after="0" w:line="240" w:lineRule="auto"/>
+      </w:pPr>
+      <w:r>
+        <w:t>2. Rerun failed specs with video — conditional steps inside the regression job parse the mochawesome JSON, find the spec files with at least one failing test, and rerun only those specs with CYPRESS_VIDEO: "true". Video is uploaded only if the rerun also has failures.</w:t>
+      </w:r>
+    </w:p>
+    <w:p>
+      <w:pPr>
+        <w:spacing w:after="0" w:line="240" w:lineRule="auto"/>
+      </w:pPr>
+    </w:p>
+    <w:p>
+      <w:pPr>
+        <w:spacing w:after="0" w:line="240" w:lineRule="auto"/>
+      </w:pPr>
+      <w:r>
+        <w:t>Failed test results are imported to Jira via Xray. The HTML mochawesome report (with embedded screenshots) is attached to the Test Execution issue (SCRUM-8) so the developer can open the full visual report directly from Jira without downloading a CI artifact.</w:t>
+      </w:r>
+    </w:p>
+    <w:p>
+      <w:pPr>
+        <w:spacing w:after="0" w:line="240" w:lineRule="auto"/>
+      </w:pPr>
+    </w:p>
+    <w:p>
+      <w:pPr>
+        <w:spacing w:after="0" w:line="240" w:lineRule="auto"/>
+      </w:pPr>
+      <w:r>
+        <w:t>Log file written per upload run: logs/xray-upload-&lt;timestamp&gt;.log — contains HTTP status, full API response body, token preview — useful for diagnosing CI failures without re-running the suite.</w:t>
       </w:r>
     </w:p>
     <w:p>
@@ -3731,73 +2773,13 @@
         <w:rPr>
           <w:color w:val="EE0000"/>
         </w:rPr>
-        <w:t xml:space="preserve">I use </w:t>
-      </w:r>
-      <w:proofErr w:type="spellStart"/>
-      <w:proofErr w:type="gramStart"/>
+        <w:t>I use cy.intercept() and cy.wait('@alias') to synchronize with important network requests instead of using fixed delays. Depending on the scenario, I also synchronize by waiting for the UI to reach the expected state, such as a URL change, a loading spinner disappearing, or a key element becoming visible. I choose the synchronization point that best reflects the application's behavior.</w:t>
+      </w:r>
       <w:r>
         <w:rPr>
           <w:color w:val="EE0000"/>
         </w:rPr>
-        <w:t>cy.intercept</w:t>
-      </w:r>
-      <w:proofErr w:type="spellEnd"/>
-      <w:proofErr w:type="gramEnd"/>
-      <w:r>
-        <w:rPr>
-          <w:color w:val="EE0000"/>
-        </w:rPr>
-        <w:t xml:space="preserve">() and </w:t>
-      </w:r>
-      <w:proofErr w:type="spellStart"/>
-      <w:proofErr w:type="gramStart"/>
-      <w:r>
-        <w:rPr>
-          <w:color w:val="EE0000"/>
-        </w:rPr>
-        <w:t>cy.wait</w:t>
-      </w:r>
-      <w:proofErr w:type="spellEnd"/>
-      <w:proofErr w:type="gramEnd"/>
-      <w:r>
-        <w:rPr>
-          <w:color w:val="EE0000"/>
-        </w:rPr>
-        <w:t>('@</w:t>
-      </w:r>
-      <w:proofErr w:type="spellStart"/>
-      <w:r>
-        <w:rPr>
-          <w:color w:val="EE0000"/>
-        </w:rPr>
-        <w:t>alias'</w:t>
-      </w:r>
-      <w:proofErr w:type="spellEnd"/>
-      <w:r>
-        <w:rPr>
-          <w:color w:val="EE0000"/>
-        </w:rPr>
-        <w:t>) to synchronize with important network requests instead of using fixed delays. Depending on the scenario, I also synchronize by waiting for the UI to reach the expected state, such as a URL change, a loading spinner disappearing, or a key element becoming visible. I choose the synchronization point that best reflects the application's behavior.</w:t>
-      </w:r>
-      <w:r>
-        <w:rPr>
-          <w:color w:val="EE0000"/>
-        </w:rPr>
-        <w:t xml:space="preserve"> As full stack developer, I also used Chrome </w:t>
-      </w:r>
-      <w:proofErr w:type="spellStart"/>
-      <w:r>
-        <w:rPr>
-          <w:color w:val="EE0000"/>
-        </w:rPr>
-        <w:t>DevTools</w:t>
-      </w:r>
-      <w:proofErr w:type="spellEnd"/>
-      <w:r>
-        <w:rPr>
-          <w:color w:val="EE0000"/>
-        </w:rPr>
-        <w:t>, Fiddler, and backend logs to troubleshoot UI, API, database, and network issues, allowing me to quickly identify whether the root cause is in the frontend, backend, database, network, or the automation itself."</w:t>
+        <w:t xml:space="preserve"> As full stack developer, I also used Chrome DevTools, Fiddler, and backend logs to troubleshoot UI, API, database, and network issues, allowing me to quickly identify whether the root cause is in the frontend, backend, database, network, or the automation itself."</w:t>
       </w:r>
     </w:p>
     <w:p>
@@ -3830,13 +2812,8 @@
         <w:spacing w:before="0" w:after="0" w:line="240" w:lineRule="auto"/>
       </w:pPr>
       <w:r>
-        <w:t xml:space="preserve">Direct Answer *(30 </w:t>
-      </w:r>
-      <w:proofErr w:type="gramStart"/>
-      <w:r>
-        <w:t>seconds)*</w:t>
-      </w:r>
-      <w:proofErr w:type="gramEnd"/>
+        <w:t>Direct Answer *(30 seconds)*</w:t>
+      </w:r>
     </w:p>
     <w:p>
       <w:pPr>
@@ -3895,25 +2872,17 @@
         <w:spacing w:after="0" w:line="240" w:lineRule="auto"/>
       </w:pPr>
       <w:r>
+        <w:t>API — faster than UI, catches broken endpoints, wrong status codes, missing validation, authentication failures, and schema changes.</w:t>
+      </w:r>
+    </w:p>
+    <w:p>
+      <w:pPr>
+        <w:pStyle w:val="ListBullet"/>
+        <w:spacing w:after="0" w:line="240" w:lineRule="auto"/>
+      </w:pPr>
+      <w:r>
         <w:lastRenderedPageBreak/>
-        <w:t>API — faster than UI, catches broken endpoints, wrong status codes, missing validation, authentication failures, and schema changes.</w:t>
-      </w:r>
-    </w:p>
-    <w:p>
-      <w:pPr>
-        <w:pStyle w:val="ListBullet"/>
-        <w:spacing w:after="0" w:line="240" w:lineRule="auto"/>
-      </w:pPr>
-      <w:r>
-        <w:t xml:space="preserve">Database validation — after a POST or PUT, query the database directly to confirm the record was </w:t>
-      </w:r>
-      <w:proofErr w:type="gramStart"/>
-      <w:r>
-        <w:t>actually written</w:t>
-      </w:r>
-      <w:proofErr w:type="gramEnd"/>
-      <w:r>
-        <w:t xml:space="preserve"> correctly. An API can return 200 with the right body while writing garbage to the database.</w:t>
+        <w:t>Database validation — after a POST or PUT, query the database directly to confirm the record was actually written correctly. An API can return 200 with the right body while writing garbage to the database.</w:t>
       </w:r>
     </w:p>
     <w:p>
@@ -3952,13 +2921,8 @@
       <w:pPr>
         <w:spacing w:after="0" w:line="240" w:lineRule="auto"/>
       </w:pPr>
-      <w:proofErr w:type="gramStart"/>
-      <w:r>
-        <w:t>Type  Files</w:t>
-      </w:r>
-      <w:proofErr w:type="gramEnd"/>
-      <w:r>
-        <w:t xml:space="preserve">  Count</w:t>
+      <w:r>
+        <w:t>Type  Files  Count</w:t>
       </w:r>
     </w:p>
     <w:p>
@@ -3974,194 +2938,58 @@
         <w:spacing w:after="0" w:line="240" w:lineRule="auto"/>
       </w:pPr>
       <w:r>
-        <w:t>UI E2</w:t>
-      </w:r>
-      <w:proofErr w:type="gramStart"/>
-      <w:r>
-        <w:t>E  `</w:t>
-      </w:r>
-      <w:proofErr w:type="gramEnd"/>
-      <w:r>
-        <w:t>cypress/tests/</w:t>
-      </w:r>
-      <w:proofErr w:type="spellStart"/>
-      <w:r>
-        <w:t>ui</w:t>
-      </w:r>
-      <w:proofErr w:type="spellEnd"/>
-      <w:r>
-        <w:t>/</w:t>
-      </w:r>
-      <w:proofErr w:type="gramStart"/>
-      <w:r>
-        <w:t>`  7</w:t>
-      </w:r>
-      <w:proofErr w:type="gramEnd"/>
-      <w:r>
-        <w:t xml:space="preserve"> spec files</w:t>
-      </w:r>
-    </w:p>
-    <w:p>
-      <w:pPr>
-        <w:spacing w:after="0" w:line="240" w:lineRule="auto"/>
-      </w:pPr>
-      <w:proofErr w:type="gramStart"/>
-      <w:r>
-        <w:t>API  `</w:t>
-      </w:r>
-      <w:proofErr w:type="gramEnd"/>
-      <w:r>
-        <w:t>cypress/tests/</w:t>
-      </w:r>
-      <w:proofErr w:type="spellStart"/>
-      <w:r>
-        <w:t>api</w:t>
-      </w:r>
-      <w:proofErr w:type="spellEnd"/>
-      <w:r>
-        <w:t>/</w:t>
-      </w:r>
-      <w:proofErr w:type="gramStart"/>
-      <w:r>
-        <w:t>`  9</w:t>
-      </w:r>
-      <w:proofErr w:type="gramEnd"/>
-      <w:r>
-        <w:t xml:space="preserve"> spec files (bank accounts, transfers, comments, contacts, likes, notifications, test data, transactions, users)</w:t>
-      </w:r>
-    </w:p>
-    <w:p>
-      <w:pPr>
-        <w:spacing w:after="0" w:line="240" w:lineRule="auto"/>
-      </w:pPr>
-      <w:r>
-        <w:t xml:space="preserve">SSO / Auth </w:t>
-      </w:r>
-      <w:proofErr w:type="gramStart"/>
-      <w:r>
-        <w:t>providers  `</w:t>
-      </w:r>
-      <w:proofErr w:type="gramEnd"/>
-      <w:r>
-        <w:t>cypress/tests/</w:t>
-      </w:r>
-      <w:proofErr w:type="spellStart"/>
-      <w:r>
-        <w:t>ui</w:t>
-      </w:r>
-      <w:proofErr w:type="spellEnd"/>
-      <w:r>
-        <w:t>-auth-providers/</w:t>
-      </w:r>
-      <w:proofErr w:type="gramStart"/>
-      <w:r>
-        <w:t>`  4</w:t>
-      </w:r>
-      <w:proofErr w:type="gramEnd"/>
-      <w:r>
-        <w:t xml:space="preserve"> spec files (Auth0, Cognito, Google, Okta)</w:t>
-      </w:r>
-    </w:p>
-    <w:p>
-      <w:pPr>
-        <w:spacing w:after="0" w:line="240" w:lineRule="auto"/>
-      </w:pPr>
-      <w:proofErr w:type="gramStart"/>
-      <w:r>
-        <w:t>Performance  `</w:t>
-      </w:r>
-      <w:proofErr w:type="gramEnd"/>
-      <w:r>
-        <w:t>cypress/tests/performance/load-</w:t>
-      </w:r>
-      <w:proofErr w:type="spellStart"/>
-      <w:r>
-        <w:t>test.spec.ts</w:t>
-      </w:r>
-      <w:proofErr w:type="spellEnd"/>
-      <w:proofErr w:type="gramStart"/>
-      <w:r>
-        <w:t xml:space="preserve">`  </w:t>
-      </w:r>
-      <w:r>
-        <w:t>Artillery</w:t>
-      </w:r>
-      <w:proofErr w:type="gramEnd"/>
-      <w:r>
-        <w:t xml:space="preserve"> </w:t>
-      </w:r>
-      <w:r>
-        <w:t xml:space="preserve">— 20 VUs, </w:t>
-      </w:r>
-      <w:proofErr w:type="gramStart"/>
-      <w:r>
-        <w:t>p(</w:t>
-      </w:r>
-      <w:proofErr w:type="gramEnd"/>
-      <w:r>
-        <w:t>95) &lt; 500ms</w:t>
-      </w:r>
-    </w:p>
-    <w:p>
-      <w:pPr>
-        <w:spacing w:after="0" w:line="240" w:lineRule="auto"/>
-      </w:pPr>
-      <w:proofErr w:type="gramStart"/>
-      <w:r>
-        <w:t>Security  OWASP</w:t>
-      </w:r>
-      <w:proofErr w:type="gramEnd"/>
-      <w:r>
-        <w:t xml:space="preserve"> ZAP via GitHub </w:t>
-      </w:r>
-      <w:proofErr w:type="gramStart"/>
-      <w:r>
-        <w:t>Action  Baseline</w:t>
-      </w:r>
-      <w:proofErr w:type="gramEnd"/>
-      <w:r>
-        <w:t xml:space="preserve"> DAST scan</w:t>
-      </w:r>
-    </w:p>
-    <w:p>
-      <w:pPr>
-        <w:spacing w:after="0" w:line="240" w:lineRule="auto"/>
-      </w:pPr>
-    </w:p>
-    <w:p>
-      <w:pPr>
-        <w:spacing w:after="0" w:line="240" w:lineRule="auto"/>
-      </w:pPr>
-      <w:r>
-        <w:t xml:space="preserve">API specs seed the database in </w:t>
-      </w:r>
-      <w:proofErr w:type="spellStart"/>
-      <w:r>
-        <w:t>beforeEach</w:t>
-      </w:r>
-      <w:proofErr w:type="spellEnd"/>
-      <w:r>
-        <w:t xml:space="preserve">, call the endpoint with </w:t>
-      </w:r>
-      <w:proofErr w:type="spellStart"/>
-      <w:proofErr w:type="gramStart"/>
-      <w:r>
-        <w:t>cy.request</w:t>
-      </w:r>
-      <w:proofErr w:type="spellEnd"/>
-      <w:proofErr w:type="gramEnd"/>
-      <w:r>
-        <w:t xml:space="preserve">(), assert the response, then call </w:t>
-      </w:r>
-      <w:proofErr w:type="spellStart"/>
-      <w:proofErr w:type="gramStart"/>
-      <w:r>
-        <w:t>cy.database</w:t>
-      </w:r>
-      <w:proofErr w:type="spellEnd"/>
-      <w:proofErr w:type="gramEnd"/>
-      <w:r>
-        <w:t>() to confirm the database state changed correctly — not just that the API said it did.</w:t>
+        <w:t>UI E2E  `cypress/tests/ui/`  7 spec files</w:t>
+      </w:r>
+    </w:p>
+    <w:p>
+      <w:pPr>
+        <w:spacing w:after="0" w:line="240" w:lineRule="auto"/>
+      </w:pPr>
+      <w:r>
+        <w:t>API  `cypress/tests/api/`  9 spec files (bank accounts, transfers, comments, contacts, likes, notifications, test data, transactions, users)</w:t>
+      </w:r>
+    </w:p>
+    <w:p>
+      <w:pPr>
+        <w:spacing w:after="0" w:line="240" w:lineRule="auto"/>
+      </w:pPr>
+      <w:r>
+        <w:t>SSO / Auth providers  `cypress/tests/ui-auth-providers/`  4 spec files (Auth0, Cognito, Google, Okta)</w:t>
+      </w:r>
+    </w:p>
+    <w:p>
+      <w:pPr>
+        <w:spacing w:after="0" w:line="240" w:lineRule="auto"/>
+      </w:pPr>
+      <w:r>
+        <w:t xml:space="preserve">Performance  `cypress/tests/performance/load-test.spec.ts`  </w:t>
+      </w:r>
+      <w:r>
+        <w:t xml:space="preserve">Artillery </w:t>
+      </w:r>
+      <w:r>
+        <w:t>— 20 VUs, p(95) &lt; 500ms</w:t>
+      </w:r>
+    </w:p>
+    <w:p>
+      <w:pPr>
+        <w:spacing w:after="0" w:line="240" w:lineRule="auto"/>
+      </w:pPr>
+      <w:r>
+        <w:t>Security  OWASP ZAP via GitHub Action  Baseline DAST scan</w:t>
+      </w:r>
+    </w:p>
+    <w:p>
+      <w:pPr>
+        <w:spacing w:after="0" w:line="240" w:lineRule="auto"/>
+      </w:pPr>
+    </w:p>
+    <w:p>
+      <w:pPr>
+        <w:spacing w:after="0" w:line="240" w:lineRule="auto"/>
+      </w:pPr>
+      <w:r>
+        <w:t>API specs seed the database in beforeEach, call the endpoint with cy.request(), assert the response, then call cy.database() to confirm the database state changed correctly — not just that the API said it did.</w:t>
       </w:r>
     </w:p>
     <w:p>
@@ -4194,13 +3022,8 @@
         <w:spacing w:before="0" w:after="0" w:line="240" w:lineRule="auto"/>
       </w:pPr>
       <w:r>
-        <w:t xml:space="preserve">Direct Answer *(30 </w:t>
-      </w:r>
-      <w:proofErr w:type="gramStart"/>
-      <w:r>
-        <w:t>seconds)*</w:t>
-      </w:r>
-      <w:proofErr w:type="gramEnd"/>
+        <w:t>Direct Answer *(30 seconds)*</w:t>
+      </w:r>
     </w:p>
     <w:p>
       <w:pPr>
@@ -4279,24 +3102,16 @@
         <w:spacing w:after="0" w:line="240" w:lineRule="auto"/>
       </w:pPr>
       <w:r>
+        <w:t>Database state — after POST /transactions, does the record actually exist in the database with the correct values? An API can lie in its response.</w:t>
+      </w:r>
+    </w:p>
+    <w:p>
+      <w:pPr>
+        <w:pStyle w:val="ListBullet"/>
+        <w:spacing w:after="0" w:line="240" w:lineRule="auto"/>
+      </w:pPr>
+      <w:r>
         <w:lastRenderedPageBreak/>
-        <w:t xml:space="preserve">Database state — after POST /transactions, does the record </w:t>
-      </w:r>
-      <w:proofErr w:type="gramStart"/>
-      <w:r>
-        <w:t>actually exist</w:t>
-      </w:r>
-      <w:proofErr w:type="gramEnd"/>
-      <w:r>
-        <w:t xml:space="preserve"> in the database with the correct values? An API can lie in its response.</w:t>
-      </w:r>
-    </w:p>
-    <w:p>
-      <w:pPr>
-        <w:pStyle w:val="ListBullet"/>
-        <w:spacing w:after="0" w:line="240" w:lineRule="auto"/>
-      </w:pPr>
-      <w:r>
         <w:t>Schema — does the response contract match what the frontend expects? A field renamed on the backend breaks the UI silently.</w:t>
       </w:r>
     </w:p>
@@ -4319,15 +3134,7 @@
         <w:spacing w:after="0" w:line="240" w:lineRule="auto"/>
       </w:pPr>
       <w:r>
-        <w:t>Nine API spec files in cypress/tests/</w:t>
-      </w:r>
-      <w:proofErr w:type="spellStart"/>
-      <w:r>
-        <w:t>api</w:t>
-      </w:r>
-      <w:proofErr w:type="spellEnd"/>
-      <w:r>
-        <w:t>/, one per domain entity. The pattern used in every spec:</w:t>
+        <w:t>Nine API spec files in cypress/tests/api/, one per domain entity. The pattern used in every spec:</w:t>
       </w:r>
     </w:p>
     <w:p>
@@ -4343,30 +3150,12 @@
           <w:sz w:val="18"/>
         </w:rPr>
       </w:pPr>
-      <w:proofErr w:type="spellStart"/>
-      <w:proofErr w:type="gramStart"/>
-      <w:r>
-        <w:rPr>
-          <w:rFonts w:ascii="Courier New" w:hAnsi="Courier New" w:cs="Courier New"/>
-          <w:sz w:val="18"/>
-        </w:rPr>
-        <w:t>beforeEach</w:t>
-      </w:r>
-      <w:proofErr w:type="spellEnd"/>
-      <w:r>
-        <w:rPr>
-          <w:rFonts w:ascii="Courier New" w:hAnsi="Courier New" w:cs="Courier New"/>
-          <w:sz w:val="18"/>
-        </w:rPr>
-        <w:t>(</w:t>
-      </w:r>
-      <w:proofErr w:type="gramEnd"/>
-      <w:r>
-        <w:rPr>
-          <w:rFonts w:ascii="Courier New" w:hAnsi="Courier New" w:cs="Courier New"/>
-          <w:sz w:val="18"/>
-        </w:rPr>
-        <w:t>() =&gt; {</w:t>
+      <w:r>
+        <w:rPr>
+          <w:rFonts w:ascii="Courier New" w:hAnsi="Courier New" w:cs="Courier New"/>
+          <w:sz w:val="18"/>
+        </w:rPr>
+        <w:t>beforeEach(() =&gt; {</w:t>
       </w:r>
     </w:p>
     <w:p>
@@ -4382,59 +3171,7 @@
           <w:rFonts w:ascii="Courier New" w:hAnsi="Courier New" w:cs="Courier New"/>
           <w:sz w:val="18"/>
         </w:rPr>
-        <w:t xml:space="preserve">  </w:t>
-      </w:r>
-      <w:proofErr w:type="spellStart"/>
-      <w:proofErr w:type="gramStart"/>
-      <w:r>
-        <w:rPr>
-          <w:rFonts w:ascii="Courier New" w:hAnsi="Courier New" w:cs="Courier New"/>
-          <w:sz w:val="18"/>
-        </w:rPr>
-        <w:t>cy.task</w:t>
-      </w:r>
-      <w:proofErr w:type="spellEnd"/>
-      <w:proofErr w:type="gramEnd"/>
-      <w:r>
-        <w:rPr>
-          <w:rFonts w:ascii="Courier New" w:hAnsi="Courier New" w:cs="Courier New"/>
-          <w:sz w:val="18"/>
-        </w:rPr>
-        <w:t>("</w:t>
-      </w:r>
-      <w:proofErr w:type="spellStart"/>
-      <w:proofErr w:type="gramStart"/>
-      <w:r>
-        <w:rPr>
-          <w:rFonts w:ascii="Courier New" w:hAnsi="Courier New" w:cs="Courier New"/>
-          <w:sz w:val="18"/>
-        </w:rPr>
-        <w:t>db:seed</w:t>
-      </w:r>
-      <w:proofErr w:type="spellEnd"/>
-      <w:proofErr w:type="gramEnd"/>
-      <w:r>
-        <w:rPr>
-          <w:rFonts w:ascii="Courier New" w:hAnsi="Courier New" w:cs="Courier New"/>
-          <w:sz w:val="18"/>
-        </w:rPr>
-        <w:t>"</w:t>
-      </w:r>
-      <w:proofErr w:type="gramStart"/>
-      <w:r>
-        <w:rPr>
-          <w:rFonts w:ascii="Courier New" w:hAnsi="Courier New" w:cs="Courier New"/>
-          <w:sz w:val="18"/>
-        </w:rPr>
-        <w:t xml:space="preserve">);   </w:t>
-      </w:r>
-      <w:proofErr w:type="gramEnd"/>
-      <w:r>
-        <w:rPr>
-          <w:rFonts w:ascii="Courier New" w:hAnsi="Courier New" w:cs="Courier New"/>
-          <w:sz w:val="18"/>
-        </w:rPr>
-        <w:t xml:space="preserve">                          // reset to known state</w:t>
+        <w:t xml:space="preserve">  cy.task("db:seed");                             // reset to known state</w:t>
       </w:r>
     </w:p>
     <w:p>
@@ -4450,41 +3187,7 @@
           <w:rFonts w:ascii="Courier New" w:hAnsi="Courier New" w:cs="Courier New"/>
           <w:sz w:val="18"/>
         </w:rPr>
-        <w:t xml:space="preserve">  </w:t>
-      </w:r>
-      <w:proofErr w:type="spellStart"/>
-      <w:proofErr w:type="gramStart"/>
-      <w:r>
-        <w:rPr>
-          <w:rFonts w:ascii="Courier New" w:hAnsi="Courier New" w:cs="Courier New"/>
-          <w:sz w:val="18"/>
-        </w:rPr>
-        <w:t>cy.database</w:t>
-      </w:r>
-      <w:proofErr w:type="spellEnd"/>
-      <w:proofErr w:type="gramEnd"/>
-      <w:r>
-        <w:rPr>
-          <w:rFonts w:ascii="Courier New" w:hAnsi="Courier New" w:cs="Courier New"/>
-          <w:sz w:val="18"/>
-        </w:rPr>
-        <w:t>("filter", "users"</w:t>
-      </w:r>
-      <w:proofErr w:type="gramStart"/>
-      <w:r>
-        <w:rPr>
-          <w:rFonts w:ascii="Courier New" w:hAnsi="Courier New" w:cs="Courier New"/>
-          <w:sz w:val="18"/>
-        </w:rPr>
-        <w:t>).then</w:t>
-      </w:r>
-      <w:proofErr w:type="gramEnd"/>
-      <w:r>
-        <w:rPr>
-          <w:rFonts w:ascii="Courier New" w:hAnsi="Courier New" w:cs="Courier New"/>
-          <w:sz w:val="18"/>
-        </w:rPr>
-        <w:t>((users) =&gt; {</w:t>
+        <w:t xml:space="preserve">  cy.database("filter", "users").then((users) =&gt; {</w:t>
       </w:r>
     </w:p>
     <w:p>
@@ -4500,41 +3203,7 @@
           <w:rFonts w:ascii="Courier New" w:hAnsi="Courier New" w:cs="Courier New"/>
           <w:sz w:val="18"/>
         </w:rPr>
-        <w:t xml:space="preserve">    </w:t>
-      </w:r>
-      <w:proofErr w:type="spellStart"/>
-      <w:proofErr w:type="gramStart"/>
-      <w:r>
-        <w:rPr>
-          <w:rFonts w:ascii="Courier New" w:hAnsi="Courier New" w:cs="Courier New"/>
-          <w:sz w:val="18"/>
-        </w:rPr>
-        <w:t>ctx.authenticatedUser</w:t>
-      </w:r>
-      <w:proofErr w:type="spellEnd"/>
-      <w:proofErr w:type="gramEnd"/>
-      <w:r>
-        <w:rPr>
-          <w:rFonts w:ascii="Courier New" w:hAnsi="Courier New" w:cs="Courier New"/>
-          <w:sz w:val="18"/>
-        </w:rPr>
-        <w:t xml:space="preserve"> = </w:t>
-      </w:r>
-      <w:proofErr w:type="gramStart"/>
-      <w:r>
-        <w:rPr>
-          <w:rFonts w:ascii="Courier New" w:hAnsi="Courier New" w:cs="Courier New"/>
-          <w:sz w:val="18"/>
-        </w:rPr>
-        <w:t>users[</w:t>
-      </w:r>
-      <w:proofErr w:type="gramEnd"/>
-      <w:r>
-        <w:rPr>
-          <w:rFonts w:ascii="Courier New" w:hAnsi="Courier New" w:cs="Courier New"/>
-          <w:sz w:val="18"/>
-        </w:rPr>
-        <w:t>0];</w:t>
+        <w:t xml:space="preserve">    ctx.authenticatedUser = users[0];</w:t>
       </w:r>
     </w:p>
     <w:p>
@@ -4550,43 +3219,7 @@
           <w:rFonts w:ascii="Courier New" w:hAnsi="Courier New" w:cs="Courier New"/>
           <w:sz w:val="18"/>
         </w:rPr>
-        <w:t xml:space="preserve">    </w:t>
-      </w:r>
-      <w:proofErr w:type="spellStart"/>
-      <w:proofErr w:type="gramStart"/>
-      <w:r>
-        <w:rPr>
-          <w:rFonts w:ascii="Courier New" w:hAnsi="Courier New" w:cs="Courier New"/>
-          <w:sz w:val="18"/>
-        </w:rPr>
-        <w:t>cy.loginByApi</w:t>
-      </w:r>
-      <w:proofErr w:type="spellEnd"/>
-      <w:proofErr w:type="gramEnd"/>
-      <w:r>
-        <w:rPr>
-          <w:rFonts w:ascii="Courier New" w:hAnsi="Courier New" w:cs="Courier New"/>
-          <w:sz w:val="18"/>
-        </w:rPr>
-        <w:t>(</w:t>
-      </w:r>
-      <w:proofErr w:type="spellStart"/>
-      <w:proofErr w:type="gramStart"/>
-      <w:r>
-        <w:rPr>
-          <w:rFonts w:ascii="Courier New" w:hAnsi="Courier New" w:cs="Courier New"/>
-          <w:sz w:val="18"/>
-        </w:rPr>
-        <w:t>ctx.authenticatedUser.username</w:t>
-      </w:r>
-      <w:proofErr w:type="spellEnd"/>
-      <w:proofErr w:type="gramEnd"/>
-      <w:r>
-        <w:rPr>
-          <w:rFonts w:ascii="Courier New" w:hAnsi="Courier New" w:cs="Courier New"/>
-          <w:sz w:val="18"/>
-        </w:rPr>
-        <w:t>); // authenticate without UI</w:t>
+        <w:t xml:space="preserve">    cy.loginByApi(ctx.authenticatedUser.username); // authenticate without UI</w:t>
       </w:r>
     </w:p>
     <w:p>
@@ -4638,21 +3271,12 @@
           <w:sz w:val="18"/>
         </w:rPr>
       </w:pPr>
-      <w:proofErr w:type="gramStart"/>
-      <w:r>
-        <w:rPr>
-          <w:rFonts w:ascii="Courier New" w:hAnsi="Courier New" w:cs="Courier New"/>
-          <w:sz w:val="18"/>
-        </w:rPr>
-        <w:t>it(</w:t>
-      </w:r>
-      <w:proofErr w:type="gramEnd"/>
-      <w:r>
-        <w:rPr>
-          <w:rFonts w:ascii="Courier New" w:hAnsi="Courier New" w:cs="Courier New"/>
-          <w:sz w:val="18"/>
-        </w:rPr>
-        <w:t>"creates a transaction", () =&gt; {</w:t>
+      <w:r>
+        <w:rPr>
+          <w:rFonts w:ascii="Courier New" w:hAnsi="Courier New" w:cs="Courier New"/>
+          <w:sz w:val="18"/>
+        </w:rPr>
+        <w:t>it("creates a transaction", () =&gt; {</w:t>
       </w:r>
     </w:p>
     <w:p>
@@ -4668,41 +3292,7 @@
           <w:rFonts w:ascii="Courier New" w:hAnsi="Courier New" w:cs="Courier New"/>
           <w:sz w:val="18"/>
         </w:rPr>
-        <w:t xml:space="preserve">  </w:t>
-      </w:r>
-      <w:proofErr w:type="spellStart"/>
-      <w:proofErr w:type="gramStart"/>
-      <w:r>
-        <w:rPr>
-          <w:rFonts w:ascii="Courier New" w:hAnsi="Courier New" w:cs="Courier New"/>
-          <w:sz w:val="18"/>
-        </w:rPr>
-        <w:t>cy.request</w:t>
-      </w:r>
-      <w:proofErr w:type="spellEnd"/>
-      <w:proofErr w:type="gramEnd"/>
-      <w:r>
-        <w:rPr>
-          <w:rFonts w:ascii="Courier New" w:hAnsi="Courier New" w:cs="Courier New"/>
-          <w:sz w:val="18"/>
-        </w:rPr>
-        <w:t xml:space="preserve">("POST", </w:t>
-      </w:r>
-      <w:proofErr w:type="spellStart"/>
-      <w:r>
-        <w:rPr>
-          <w:rFonts w:ascii="Courier New" w:hAnsi="Courier New" w:cs="Courier New"/>
-          <w:sz w:val="18"/>
-        </w:rPr>
-        <w:t>apiTransactions</w:t>
-      </w:r>
-      <w:proofErr w:type="spellEnd"/>
-      <w:r>
-        <w:rPr>
-          <w:rFonts w:ascii="Courier New" w:hAnsi="Courier New" w:cs="Courier New"/>
-          <w:sz w:val="18"/>
-        </w:rPr>
-        <w:t>, {</w:t>
+        <w:t xml:space="preserve">  cy.request("POST", apiTransactions, {</w:t>
       </w:r>
     </w:p>
     <w:p>
@@ -4718,23 +3308,7 @@
           <w:rFonts w:ascii="Courier New" w:hAnsi="Courier New" w:cs="Courier New"/>
           <w:sz w:val="18"/>
         </w:rPr>
-        <w:t xml:space="preserve">    </w:t>
-      </w:r>
-      <w:proofErr w:type="spellStart"/>
-      <w:r>
-        <w:rPr>
-          <w:rFonts w:ascii="Courier New" w:hAnsi="Courier New" w:cs="Courier New"/>
-          <w:sz w:val="18"/>
-        </w:rPr>
-        <w:t>senderId</w:t>
-      </w:r>
-      <w:proofErr w:type="spellEnd"/>
-      <w:r>
-        <w:rPr>
-          <w:rFonts w:ascii="Courier New" w:hAnsi="Courier New" w:cs="Courier New"/>
-          <w:sz w:val="18"/>
-        </w:rPr>
-        <w:t>: ctx.authenticatedUser.id,</w:t>
+        <w:t xml:space="preserve">    senderId: ctx.authenticatedUser.id,</w:t>
       </w:r>
     </w:p>
     <w:p>
@@ -4750,23 +3324,7 @@
           <w:rFonts w:ascii="Courier New" w:hAnsi="Courier New" w:cs="Courier New"/>
           <w:sz w:val="18"/>
         </w:rPr>
-        <w:t xml:space="preserve">    </w:t>
-      </w:r>
-      <w:proofErr w:type="spellStart"/>
-      <w:r>
-        <w:rPr>
-          <w:rFonts w:ascii="Courier New" w:hAnsi="Courier New" w:cs="Courier New"/>
-          <w:sz w:val="18"/>
-        </w:rPr>
-        <w:t>receiverId</w:t>
-      </w:r>
-      <w:proofErr w:type="spellEnd"/>
-      <w:r>
-        <w:rPr>
-          <w:rFonts w:ascii="Courier New" w:hAnsi="Courier New" w:cs="Courier New"/>
-          <w:sz w:val="18"/>
-        </w:rPr>
-        <w:t>: ctx.receiver.id,</w:t>
+        <w:t xml:space="preserve">    receiverId: ctx.receiver.id,</w:t>
       </w:r>
     </w:p>
     <w:p>
@@ -4782,32 +3340,7 @@
           <w:rFonts w:ascii="Courier New" w:hAnsi="Courier New" w:cs="Courier New"/>
           <w:sz w:val="18"/>
         </w:rPr>
-        <w:t xml:space="preserve">    amount: </w:t>
-      </w:r>
-      <w:proofErr w:type="spellStart"/>
-      <w:proofErr w:type="gramStart"/>
-      <w:r>
-        <w:rPr>
-          <w:rFonts w:ascii="Courier New" w:hAnsi="Courier New" w:cs="Courier New"/>
-          <w:sz w:val="18"/>
-        </w:rPr>
-        <w:t>getFakeAmount</w:t>
-      </w:r>
-      <w:proofErr w:type="spellEnd"/>
-      <w:r>
-        <w:rPr>
-          <w:rFonts w:ascii="Courier New" w:hAnsi="Courier New" w:cs="Courier New"/>
-          <w:sz w:val="18"/>
-        </w:rPr>
-        <w:t>(</w:t>
-      </w:r>
-      <w:proofErr w:type="gramEnd"/>
-      <w:r>
-        <w:rPr>
-          <w:rFonts w:ascii="Courier New" w:hAnsi="Courier New" w:cs="Courier New"/>
-          <w:sz w:val="18"/>
-        </w:rPr>
-        <w:t>),</w:t>
+        <w:t xml:space="preserve">    amount: getFakeAmount(),</w:t>
       </w:r>
     </w:p>
     <w:p>
@@ -4839,23 +3372,7 @@
           <w:rFonts w:ascii="Courier New" w:hAnsi="Courier New" w:cs="Courier New"/>
           <w:sz w:val="18"/>
         </w:rPr>
-        <w:t xml:space="preserve">    </w:t>
-      </w:r>
-      <w:proofErr w:type="spellStart"/>
-      <w:r>
-        <w:rPr>
-          <w:rFonts w:ascii="Courier New" w:hAnsi="Courier New" w:cs="Courier New"/>
-          <w:sz w:val="18"/>
-        </w:rPr>
-        <w:t>transactionType</w:t>
-      </w:r>
-      <w:proofErr w:type="spellEnd"/>
-      <w:r>
-        <w:rPr>
-          <w:rFonts w:ascii="Courier New" w:hAnsi="Courier New" w:cs="Courier New"/>
-          <w:sz w:val="18"/>
-        </w:rPr>
-        <w:t>: "payment",</w:t>
+        <w:t xml:space="preserve">    transactionType: "payment",</w:t>
       </w:r>
     </w:p>
     <w:p>
@@ -4871,23 +3388,7 @@
           <w:rFonts w:ascii="Courier New" w:hAnsi="Courier New" w:cs="Courier New"/>
           <w:sz w:val="18"/>
         </w:rPr>
-        <w:t xml:space="preserve">  }</w:t>
-      </w:r>
-      <w:proofErr w:type="gramStart"/>
-      <w:r>
-        <w:rPr>
-          <w:rFonts w:ascii="Courier New" w:hAnsi="Courier New" w:cs="Courier New"/>
-          <w:sz w:val="18"/>
-        </w:rPr>
-        <w:t>).then</w:t>
-      </w:r>
-      <w:proofErr w:type="gramEnd"/>
-      <w:r>
-        <w:rPr>
-          <w:rFonts w:ascii="Courier New" w:hAnsi="Courier New" w:cs="Courier New"/>
-          <w:sz w:val="18"/>
-        </w:rPr>
-        <w:t>((response) =&gt; {</w:t>
+        <w:t xml:space="preserve">  }).then((response) =&gt; {</w:t>
       </w:r>
     </w:p>
     <w:p>
@@ -4903,59 +3404,7 @@
           <w:rFonts w:ascii="Courier New" w:hAnsi="Courier New" w:cs="Courier New"/>
           <w:sz w:val="18"/>
         </w:rPr>
-        <w:t xml:space="preserve">    expect(</w:t>
-      </w:r>
-      <w:proofErr w:type="spellStart"/>
-      <w:proofErr w:type="gramStart"/>
-      <w:r>
-        <w:rPr>
-          <w:rFonts w:ascii="Courier New" w:hAnsi="Courier New" w:cs="Courier New"/>
-          <w:sz w:val="18"/>
-        </w:rPr>
-        <w:t>response.status</w:t>
-      </w:r>
-      <w:proofErr w:type="spellEnd"/>
-      <w:proofErr w:type="gramEnd"/>
-      <w:r>
-        <w:rPr>
-          <w:rFonts w:ascii="Courier New" w:hAnsi="Courier New" w:cs="Courier New"/>
-          <w:sz w:val="18"/>
-        </w:rPr>
-        <w:t>).</w:t>
-      </w:r>
-      <w:proofErr w:type="spellStart"/>
-      <w:proofErr w:type="gramStart"/>
-      <w:r>
-        <w:rPr>
-          <w:rFonts w:ascii="Courier New" w:hAnsi="Courier New" w:cs="Courier New"/>
-          <w:sz w:val="18"/>
-        </w:rPr>
-        <w:t>to.eq</w:t>
-      </w:r>
-      <w:proofErr w:type="spellEnd"/>
-      <w:proofErr w:type="gramEnd"/>
-      <w:r>
-        <w:rPr>
-          <w:rFonts w:ascii="Courier New" w:hAnsi="Courier New" w:cs="Courier New"/>
-          <w:sz w:val="18"/>
-        </w:rPr>
-        <w:t>(200</w:t>
-      </w:r>
-      <w:proofErr w:type="gramStart"/>
-      <w:r>
-        <w:rPr>
-          <w:rFonts w:ascii="Courier New" w:hAnsi="Courier New" w:cs="Courier New"/>
-          <w:sz w:val="18"/>
-        </w:rPr>
-        <w:t xml:space="preserve">);   </w:t>
-      </w:r>
-      <w:proofErr w:type="gramEnd"/>
-      <w:r>
-        <w:rPr>
-          <w:rFonts w:ascii="Courier New" w:hAnsi="Courier New" w:cs="Courier New"/>
-          <w:sz w:val="18"/>
-        </w:rPr>
-        <w:t xml:space="preserve">                 // status code</w:t>
+        <w:t xml:space="preserve">    expect(response.status).to.eq(200);                    // status code</w:t>
       </w:r>
     </w:p>
     <w:p>
@@ -4971,25 +3420,7 @@
           <w:rFonts w:ascii="Courier New" w:hAnsi="Courier New" w:cs="Courier New"/>
           <w:sz w:val="18"/>
         </w:rPr>
-        <w:t xml:space="preserve">    expect(response.body.transaction.id).</w:t>
-      </w:r>
-      <w:proofErr w:type="spellStart"/>
-      <w:proofErr w:type="gramStart"/>
-      <w:r>
-        <w:rPr>
-          <w:rFonts w:ascii="Courier New" w:hAnsi="Courier New" w:cs="Courier New"/>
-          <w:sz w:val="18"/>
-        </w:rPr>
-        <w:t>to.exist</w:t>
-      </w:r>
-      <w:proofErr w:type="spellEnd"/>
-      <w:proofErr w:type="gramEnd"/>
-      <w:r>
-        <w:rPr>
-          <w:rFonts w:ascii="Courier New" w:hAnsi="Courier New" w:cs="Courier New"/>
-          <w:sz w:val="18"/>
-        </w:rPr>
-        <w:t>;         // response shape</w:t>
+        <w:t xml:space="preserve">    expect(response.body.transaction.id).to.exist;         // response shape</w:t>
       </w:r>
     </w:p>
     <w:p>
@@ -5030,57 +3461,7 @@
           <w:rFonts w:ascii="Courier New" w:hAnsi="Courier New" w:cs="Courier New"/>
           <w:sz w:val="18"/>
         </w:rPr>
-        <w:t xml:space="preserve">  </w:t>
-      </w:r>
-      <w:proofErr w:type="spellStart"/>
-      <w:proofErr w:type="gramStart"/>
-      <w:r>
-        <w:rPr>
-          <w:rFonts w:ascii="Courier New" w:hAnsi="Courier New" w:cs="Courier New"/>
-          <w:sz w:val="18"/>
-        </w:rPr>
-        <w:t>cy.database</w:t>
-      </w:r>
-      <w:proofErr w:type="spellEnd"/>
-      <w:proofErr w:type="gramEnd"/>
-      <w:r>
-        <w:rPr>
-          <w:rFonts w:ascii="Courier New" w:hAnsi="Courier New" w:cs="Courier New"/>
-          <w:sz w:val="18"/>
-        </w:rPr>
-        <w:t>("find", "transactions"</w:t>
-      </w:r>
-      <w:proofErr w:type="gramStart"/>
-      <w:r>
-        <w:rPr>
-          <w:rFonts w:ascii="Courier New" w:hAnsi="Courier New" w:cs="Courier New"/>
-          <w:sz w:val="18"/>
-        </w:rPr>
-        <w:t>).then</w:t>
-      </w:r>
-      <w:proofErr w:type="gramEnd"/>
-      <w:r>
-        <w:rPr>
-          <w:rFonts w:ascii="Courier New" w:hAnsi="Courier New" w:cs="Courier New"/>
-          <w:sz w:val="18"/>
-        </w:rPr>
-        <w:t>((</w:t>
-      </w:r>
-      <w:proofErr w:type="spellStart"/>
-      <w:r>
-        <w:rPr>
-          <w:rFonts w:ascii="Courier New" w:hAnsi="Courier New" w:cs="Courier New"/>
-          <w:sz w:val="18"/>
-        </w:rPr>
-        <w:t>tx</w:t>
-      </w:r>
-      <w:proofErr w:type="spellEnd"/>
-      <w:r>
-        <w:rPr>
-          <w:rFonts w:ascii="Courier New" w:hAnsi="Courier New" w:cs="Courier New"/>
-          <w:sz w:val="18"/>
-        </w:rPr>
-        <w:t>) =&gt; {</w:t>
+        <w:t xml:space="preserve">  cy.database("find", "transactions").then((tx) =&gt; {</w:t>
       </w:r>
     </w:p>
     <w:p>
@@ -5096,59 +3477,7 @@
           <w:rFonts w:ascii="Courier New" w:hAnsi="Courier New" w:cs="Courier New"/>
           <w:sz w:val="18"/>
         </w:rPr>
-        <w:t xml:space="preserve">    expect(</w:t>
-      </w:r>
-      <w:proofErr w:type="spellStart"/>
-      <w:proofErr w:type="gramStart"/>
-      <w:r>
-        <w:rPr>
-          <w:rFonts w:ascii="Courier New" w:hAnsi="Courier New" w:cs="Courier New"/>
-          <w:sz w:val="18"/>
-        </w:rPr>
-        <w:t>tx.senderId</w:t>
-      </w:r>
-      <w:proofErr w:type="spellEnd"/>
-      <w:proofErr w:type="gramEnd"/>
-      <w:r>
-        <w:rPr>
-          <w:rFonts w:ascii="Courier New" w:hAnsi="Courier New" w:cs="Courier New"/>
-          <w:sz w:val="18"/>
-        </w:rPr>
-        <w:t>).</w:t>
-      </w:r>
-      <w:proofErr w:type="spellStart"/>
-      <w:proofErr w:type="gramStart"/>
-      <w:r>
-        <w:rPr>
-          <w:rFonts w:ascii="Courier New" w:hAnsi="Courier New" w:cs="Courier New"/>
-          <w:sz w:val="18"/>
-        </w:rPr>
-        <w:t>to.eq</w:t>
-      </w:r>
-      <w:proofErr w:type="spellEnd"/>
-      <w:proofErr w:type="gramEnd"/>
-      <w:r>
-        <w:rPr>
-          <w:rFonts w:ascii="Courier New" w:hAnsi="Courier New" w:cs="Courier New"/>
-          <w:sz w:val="18"/>
-        </w:rPr>
-        <w:t>(ctx.authenticatedUser.id</w:t>
-      </w:r>
-      <w:proofErr w:type="gramStart"/>
-      <w:r>
-        <w:rPr>
-          <w:rFonts w:ascii="Courier New" w:hAnsi="Courier New" w:cs="Courier New"/>
-          <w:sz w:val="18"/>
-        </w:rPr>
-        <w:t xml:space="preserve">);   </w:t>
-      </w:r>
-      <w:proofErr w:type="gramEnd"/>
-      <w:r>
-        <w:rPr>
-          <w:rFonts w:ascii="Courier New" w:hAnsi="Courier New" w:cs="Courier New"/>
-          <w:sz w:val="18"/>
-        </w:rPr>
-        <w:t>// DB state confirmed</w:t>
+        <w:t xml:space="preserve">    expect(tx.senderId).to.eq(ctx.authenticatedUser.id);   // DB state confirmed</w:t>
       </w:r>
     </w:p>
     <w:p>
@@ -5192,15 +3521,8 @@
       <w:pPr>
         <w:spacing w:after="0" w:line="240" w:lineRule="auto"/>
       </w:pPr>
-      <w:proofErr w:type="spellStart"/>
-      <w:proofErr w:type="gramStart"/>
-      <w:r>
-        <w:t>cy.loginByApi</w:t>
-      </w:r>
-      <w:proofErr w:type="spellEnd"/>
-      <w:proofErr w:type="gramEnd"/>
-      <w:r>
-        <w:t>() posts directly to /login — no browser interaction, no UI wait time. This makes the 9 API spec files the fastest part of the suite, running in parallel across both CI containers.</w:t>
+      <w:r>
+        <w:t>cy.loginByApi() posts directly to /login — no browser interaction, no UI wait time. This makes the 9 API spec files the fastest part of the suite, running in parallel across both CI containers.</w:t>
       </w:r>
     </w:p>
     <w:p>
@@ -5229,15 +3551,7 @@
         <w:spacing w:after="0" w:line="240" w:lineRule="auto"/>
       </w:pPr>
       <w:r>
-        <w:t xml:space="preserve">When testing an API, I first understand the endpoint, HTTP method, authentication, and expected request and response. Then I test both happy paths and negative scenarios, including missing, invalid, or expired tokens, bad input, and business rule validation. I verify the status code, response body, and JSON schema, and after data-changing requests I validate the database to ensure the data was </w:t>
-      </w:r>
-      <w:proofErr w:type="gramStart"/>
-      <w:r>
-        <w:t>actually stored</w:t>
-      </w:r>
-      <w:proofErr w:type="gramEnd"/>
-      <w:r>
-        <w:t xml:space="preserve"> correctly, not just that the API returned a success response.</w:t>
+        <w:t>When testing an API, I first understand the endpoint, HTTP method, authentication, and expected request and response. Then I test both happy paths and negative scenarios, including missing, invalid, or expired tokens, bad input, and business rule validation. I verify the status code, response body, and JSON schema, and after data-changing requests I validate the database to ensure the data was actually stored correctly, not just that the API returned a success response.</w:t>
       </w:r>
     </w:p>
     <w:p>
@@ -5266,13 +3580,8 @@
       </w:pPr>
       <w:r>
         <w:lastRenderedPageBreak/>
-        <w:t xml:space="preserve">Direct Answer *(30 </w:t>
-      </w:r>
-      <w:proofErr w:type="gramStart"/>
-      <w:r>
-        <w:t>seconds)*</w:t>
-      </w:r>
-      <w:proofErr w:type="gramEnd"/>
+        <w:t>Direct Answer *(30 seconds)*</w:t>
+      </w:r>
     </w:p>
     <w:p>
       <w:pPr>
@@ -5406,25 +3715,8 @@
             <w:hideMark/>
           </w:tcPr>
           <w:p>
-            <w:proofErr w:type="spellStart"/>
-            <w:proofErr w:type="gramStart"/>
             <w:r>
-              <w:t>cy.loginByApi</w:t>
-            </w:r>
-            <w:proofErr w:type="spellEnd"/>
-            <w:proofErr w:type="gramEnd"/>
-            <w:r>
-              <w:t xml:space="preserve">(), </w:t>
-            </w:r>
-            <w:proofErr w:type="spellStart"/>
-            <w:proofErr w:type="gramStart"/>
-            <w:r>
-              <w:t>cy.getBySel</w:t>
-            </w:r>
-            <w:proofErr w:type="spellEnd"/>
-            <w:proofErr w:type="gramEnd"/>
-            <w:r>
-              <w:t>()</w:t>
+              <w:t>cy.loginByApi(), cy.getBySel()</w:t>
             </w:r>
           </w:p>
         </w:tc>
@@ -5471,31 +3763,8 @@
             <w:hideMark/>
           </w:tcPr>
           <w:p>
-            <w:proofErr w:type="spellStart"/>
-            <w:proofErr w:type="gramStart"/>
             <w:r>
-              <w:t>formatDate</w:t>
-            </w:r>
-            <w:proofErr w:type="spellEnd"/>
-            <w:r>
-              <w:t>(</w:t>
-            </w:r>
-            <w:proofErr w:type="gramEnd"/>
-            <w:r>
-              <w:t xml:space="preserve">), </w:t>
-            </w:r>
-            <w:proofErr w:type="spellStart"/>
-            <w:proofErr w:type="gramStart"/>
-            <w:r>
-              <w:t>getUtcTime</w:t>
-            </w:r>
-            <w:proofErr w:type="spellEnd"/>
-            <w:r>
-              <w:t>(</w:t>
-            </w:r>
-            <w:proofErr w:type="gramEnd"/>
-            <w:r>
-              <w:t>)</w:t>
+              <w:t>formatDate(), getUtcTime()</w:t>
             </w:r>
           </w:p>
         </w:tc>
@@ -5540,27 +3809,15 @@
             <w:hideMark/>
           </w:tcPr>
           <w:p>
-            <w:proofErr w:type="spellStart"/>
             <w:r>
-              <w:t>isNonEmptyString</w:t>
-            </w:r>
-            <w:proofErr w:type="spellEnd"/>
-            <w:r>
-              <w:t>,</w:t>
+              <w:t>isNonEmptyString,</w:t>
             </w:r>
             <w:r>
-              <w:t xml:space="preserve"> </w:t>
-            </w:r>
-            <w:proofErr w:type="spellStart"/>
-            <w:proofErr w:type="gramStart"/>
-            <w:r>
-              <w:t>seeds</w:t>
+              <w:t xml:space="preserve"> seeds</w:t>
             </w:r>
             <w:r>
               <w:t>.json</w:t>
             </w:r>
-            <w:proofErr w:type="spellEnd"/>
-            <w:proofErr w:type="gramEnd"/>
           </w:p>
         </w:tc>
       </w:tr>
@@ -5576,25 +3833,7 @@
                 <w:b/>
                 <w:bCs/>
               </w:rPr>
-              <w:t>Interceptors (</w:t>
-            </w:r>
-            <w:proofErr w:type="spellStart"/>
-            <w:proofErr w:type="gramStart"/>
-            <w:r>
-              <w:rPr>
-                <w:b/>
-                <w:bCs/>
-              </w:rPr>
-              <w:t>cy.intercept</w:t>
-            </w:r>
-            <w:proofErr w:type="spellEnd"/>
-            <w:proofErr w:type="gramEnd"/>
-            <w:r>
-              <w:rPr>
-                <w:b/>
-                <w:bCs/>
-              </w:rPr>
-              <w:t>)</w:t>
+              <w:t>Interceptors (cy.intercept)</w:t>
             </w:r>
           </w:p>
         </w:tc>
@@ -5671,33 +3910,20 @@
         <w:spacing w:after="0" w:line="240" w:lineRule="auto"/>
       </w:pPr>
       <w:r>
-        <w:t>From cypress/support/</w:t>
-      </w:r>
-      <w:proofErr w:type="spellStart"/>
-      <w:r>
-        <w:t>commands.ts</w:t>
-      </w:r>
-      <w:proofErr w:type="spellEnd"/>
-      <w:r>
-        <w:t xml:space="preserve"> — 10+ custom commands:</w:t>
-      </w:r>
-    </w:p>
-    <w:p>
-      <w:pPr>
-        <w:spacing w:after="0" w:line="240" w:lineRule="auto"/>
-      </w:pPr>
-    </w:p>
-    <w:p>
-      <w:pPr>
-        <w:spacing w:after="0" w:line="240" w:lineRule="auto"/>
-      </w:pPr>
-      <w:proofErr w:type="gramStart"/>
-      <w:r>
-        <w:t>Command  What</w:t>
-      </w:r>
-      <w:proofErr w:type="gramEnd"/>
-      <w:r>
-        <w:t xml:space="preserve"> it does</w:t>
+        <w:t>From cypress/support/commands.ts — 10+ custom commands:</w:t>
+      </w:r>
+    </w:p>
+    <w:p>
+      <w:pPr>
+        <w:spacing w:after="0" w:line="240" w:lineRule="auto"/>
+      </w:pPr>
+    </w:p>
+    <w:p>
+      <w:pPr>
+        <w:spacing w:after="0" w:line="240" w:lineRule="auto"/>
+      </w:pPr>
+      <w:r>
+        <w:t>Command  What it does</w:t>
       </w:r>
     </w:p>
     <w:p>
@@ -5713,386 +3939,79 @@
         <w:spacing w:after="0" w:line="240" w:lineRule="auto"/>
       </w:pPr>
       <w:r>
-        <w:t>`</w:t>
-      </w:r>
-      <w:proofErr w:type="spellStart"/>
-      <w:proofErr w:type="gramStart"/>
-      <w:r>
-        <w:t>cy.getBySel</w:t>
-      </w:r>
-      <w:proofErr w:type="spellEnd"/>
-      <w:proofErr w:type="gramEnd"/>
-      <w:r>
-        <w:t>(selector)</w:t>
-      </w:r>
-      <w:proofErr w:type="gramStart"/>
-      <w:r>
-        <w:t>`  Wraps</w:t>
-      </w:r>
-      <w:proofErr w:type="gramEnd"/>
-      <w:r>
-        <w:t xml:space="preserve"> `</w:t>
-      </w:r>
-      <w:proofErr w:type="spellStart"/>
-      <w:r>
-        <w:t>cy.get</w:t>
-      </w:r>
-      <w:proofErr w:type="spellEnd"/>
-      <w:r>
-        <w:t>('[data-test=selector]</w:t>
-      </w:r>
-      <w:proofErr w:type="gramStart"/>
-      <w:r>
-        <w:t>')`</w:t>
-      </w:r>
-      <w:proofErr w:type="gramEnd"/>
-      <w:r>
-        <w:t xml:space="preserve"> — stable, CSS-change-proof</w:t>
-      </w:r>
-    </w:p>
-    <w:p>
-      <w:pPr>
-        <w:spacing w:after="0" w:line="240" w:lineRule="auto"/>
-      </w:pPr>
-      <w:r>
-        <w:t>`</w:t>
-      </w:r>
-      <w:proofErr w:type="spellStart"/>
-      <w:proofErr w:type="gramStart"/>
-      <w:r>
-        <w:t>cy.getBySelLike</w:t>
-      </w:r>
-      <w:proofErr w:type="spellEnd"/>
-      <w:proofErr w:type="gramEnd"/>
-      <w:r>
-        <w:t>(selector)</w:t>
-      </w:r>
-      <w:proofErr w:type="gramStart"/>
-      <w:r>
-        <w:t>`  Wraps</w:t>
-      </w:r>
-      <w:proofErr w:type="gramEnd"/>
-      <w:r>
-        <w:t xml:space="preserve"> `</w:t>
-      </w:r>
-      <w:proofErr w:type="spellStart"/>
-      <w:r>
-        <w:t>cy.get</w:t>
-      </w:r>
-      <w:proofErr w:type="spellEnd"/>
-      <w:r>
-        <w:t>('[data-test*=selector]</w:t>
-      </w:r>
-      <w:proofErr w:type="gramStart"/>
-      <w:r>
-        <w:t>')`</w:t>
-      </w:r>
-      <w:proofErr w:type="gramEnd"/>
-      <w:r>
-        <w:t xml:space="preserve"> — partial match</w:t>
-      </w:r>
-    </w:p>
-    <w:p>
-      <w:pPr>
-        <w:spacing w:after="0" w:line="240" w:lineRule="auto"/>
-      </w:pPr>
-      <w:r>
-        <w:t>`</w:t>
-      </w:r>
-      <w:proofErr w:type="spellStart"/>
-      <w:r>
-        <w:t>cy.</w:t>
-      </w:r>
-      <w:proofErr w:type="gramStart"/>
-      <w:r>
-        <w:t>login</w:t>
-      </w:r>
-      <w:proofErr w:type="spellEnd"/>
-      <w:r>
-        <w:t>(</w:t>
-      </w:r>
-      <w:proofErr w:type="gramEnd"/>
-      <w:r>
-        <w:t xml:space="preserve">username, </w:t>
-      </w:r>
-      <w:proofErr w:type="gramStart"/>
-      <w:r>
-        <w:t>password)`</w:t>
-      </w:r>
-      <w:proofErr w:type="gramEnd"/>
-      <w:r>
-        <w:t xml:space="preserve">  Full UI login with intercept, snapshot logging, and `</w:t>
-      </w:r>
-      <w:proofErr w:type="spellStart"/>
-      <w:r>
-        <w:t>rememberUser</w:t>
-      </w:r>
-      <w:proofErr w:type="spellEnd"/>
-      <w:r>
-        <w:t>` support</w:t>
-      </w:r>
-    </w:p>
-    <w:p>
-      <w:pPr>
-        <w:spacing w:after="0" w:line="240" w:lineRule="auto"/>
-      </w:pPr>
-      <w:r>
-        <w:t>`</w:t>
-      </w:r>
-      <w:proofErr w:type="spellStart"/>
-      <w:proofErr w:type="gramStart"/>
-      <w:r>
-        <w:t>cy.loginByApi</w:t>
-      </w:r>
-      <w:proofErr w:type="spellEnd"/>
-      <w:proofErr w:type="gramEnd"/>
-      <w:r>
-        <w:t>(username)</w:t>
-      </w:r>
-      <w:proofErr w:type="gramStart"/>
-      <w:r>
-        <w:t>`  POST</w:t>
-      </w:r>
-      <w:proofErr w:type="gramEnd"/>
-      <w:r>
-        <w:t xml:space="preserve"> to `/login` — no browser, used in API specs</w:t>
-      </w:r>
-    </w:p>
-    <w:p>
-      <w:pPr>
-        <w:spacing w:after="0" w:line="240" w:lineRule="auto"/>
-      </w:pPr>
-      <w:r>
-        <w:t>`</w:t>
-      </w:r>
-      <w:proofErr w:type="spellStart"/>
-      <w:proofErr w:type="gramStart"/>
-      <w:r>
-        <w:t>cy.loginByXstate</w:t>
-      </w:r>
-      <w:proofErr w:type="spellEnd"/>
-      <w:proofErr w:type="gramEnd"/>
-      <w:r>
-        <w:t>(username)</w:t>
-      </w:r>
-      <w:proofErr w:type="gramStart"/>
-      <w:r>
-        <w:t>`  Drives</w:t>
-      </w:r>
-      <w:proofErr w:type="gramEnd"/>
-      <w:r>
-        <w:t xml:space="preserve"> login via </w:t>
-      </w:r>
-      <w:proofErr w:type="spellStart"/>
-      <w:r>
-        <w:t>XState</w:t>
-      </w:r>
-      <w:proofErr w:type="spellEnd"/>
-      <w:r>
-        <w:t xml:space="preserve"> state machine — fires `</w:t>
-      </w:r>
-      <w:proofErr w:type="spellStart"/>
-      <w:r>
-        <w:t>authService.send</w:t>
-      </w:r>
-      <w:proofErr w:type="spellEnd"/>
-      <w:r>
-        <w:t>("LOGIN</w:t>
-      </w:r>
-      <w:proofErr w:type="gramStart"/>
-      <w:r>
-        <w:t>")`</w:t>
-      </w:r>
-      <w:proofErr w:type="gramEnd"/>
-      <w:r>
-        <w:t xml:space="preserve"> directly</w:t>
-      </w:r>
-    </w:p>
-    <w:p>
-      <w:pPr>
-        <w:spacing w:after="0" w:line="240" w:lineRule="auto"/>
-      </w:pPr>
-      <w:r>
-        <w:t>`</w:t>
-      </w:r>
-      <w:proofErr w:type="spellStart"/>
-      <w:proofErr w:type="gramStart"/>
-      <w:r>
-        <w:t>cy.database</w:t>
-      </w:r>
-      <w:proofErr w:type="spellEnd"/>
-      <w:proofErr w:type="gramEnd"/>
-      <w:r>
-        <w:t xml:space="preserve">(op, </w:t>
-      </w:r>
-      <w:proofErr w:type="gramStart"/>
-      <w:r>
-        <w:t>entity)`</w:t>
-      </w:r>
-      <w:proofErr w:type="gramEnd"/>
-      <w:r>
-        <w:t xml:space="preserve">  Wraps `</w:t>
-      </w:r>
-      <w:proofErr w:type="spellStart"/>
-      <w:proofErr w:type="gramStart"/>
-      <w:r>
-        <w:t>cy.task</w:t>
-      </w:r>
-      <w:proofErr w:type="spellEnd"/>
-      <w:proofErr w:type="gramEnd"/>
-      <w:r>
-        <w:t>("</w:t>
-      </w:r>
-      <w:proofErr w:type="spellStart"/>
-      <w:proofErr w:type="gramStart"/>
-      <w:r>
-        <w:t>find:database</w:t>
-      </w:r>
-      <w:proofErr w:type="spellEnd"/>
-      <w:r>
-        <w:t>")`</w:t>
-      </w:r>
-      <w:proofErr w:type="gramEnd"/>
-      <w:r>
-        <w:t xml:space="preserve"> / `"</w:t>
-      </w:r>
-      <w:proofErr w:type="spellStart"/>
-      <w:proofErr w:type="gramStart"/>
-      <w:r>
-        <w:t>filter:database</w:t>
-      </w:r>
-      <w:proofErr w:type="spellEnd"/>
-      <w:proofErr w:type="gramEnd"/>
-      <w:r>
-        <w:t>"` — readable fixture queries</w:t>
-      </w:r>
-    </w:p>
-    <w:p>
-      <w:pPr>
-        <w:spacing w:after="0" w:line="240" w:lineRule="auto"/>
-      </w:pPr>
-      <w:r>
-        <w:t>`</w:t>
-      </w:r>
-      <w:proofErr w:type="spellStart"/>
-      <w:proofErr w:type="gramStart"/>
-      <w:r>
-        <w:t>cy.createTransaction</w:t>
-      </w:r>
-      <w:proofErr w:type="spellEnd"/>
-      <w:proofErr w:type="gramEnd"/>
-      <w:r>
-        <w:t>(payload)</w:t>
-      </w:r>
-      <w:proofErr w:type="gramStart"/>
-      <w:r>
-        <w:t>`  Fires</w:t>
-      </w:r>
-      <w:proofErr w:type="gramEnd"/>
-      <w:r>
-        <w:t xml:space="preserve"> `</w:t>
-      </w:r>
-      <w:proofErr w:type="spellStart"/>
-      <w:r>
-        <w:t>createTransactionService.send</w:t>
-      </w:r>
-      <w:proofErr w:type="spellEnd"/>
-      <w:r>
-        <w:t>("CREATE</w:t>
-      </w:r>
-      <w:proofErr w:type="gramStart"/>
-      <w:r>
-        <w:t>")`</w:t>
-      </w:r>
-      <w:proofErr w:type="gramEnd"/>
-      <w:r>
-        <w:t xml:space="preserve"> — creates test data without UI</w:t>
-      </w:r>
-    </w:p>
-    <w:p>
-      <w:pPr>
-        <w:spacing w:after="0" w:line="240" w:lineRule="auto"/>
-      </w:pPr>
-      <w:r>
-        <w:t>`</w:t>
-      </w:r>
-      <w:proofErr w:type="spellStart"/>
-      <w:proofErr w:type="gramStart"/>
-      <w:r>
-        <w:t>cy.switchUserByXstate</w:t>
-      </w:r>
-      <w:proofErr w:type="spellEnd"/>
-      <w:proofErr w:type="gramEnd"/>
-      <w:r>
-        <w:t>(username)</w:t>
-      </w:r>
-      <w:proofErr w:type="gramStart"/>
-      <w:r>
-        <w:t>`  Logout</w:t>
-      </w:r>
-      <w:proofErr w:type="gramEnd"/>
-      <w:r>
-        <w:t xml:space="preserve"> + login as a different user in one command</w:t>
-      </w:r>
-    </w:p>
-    <w:p>
-      <w:pPr>
-        <w:spacing w:after="0" w:line="240" w:lineRule="auto"/>
-      </w:pPr>
-      <w:r>
-        <w:t>`</w:t>
-      </w:r>
-      <w:proofErr w:type="spellStart"/>
-      <w:proofErr w:type="gramStart"/>
-      <w:r>
-        <w:t>cy.visualSnapshot</w:t>
-      </w:r>
-      <w:proofErr w:type="spellEnd"/>
-      <w:proofErr w:type="gramEnd"/>
-      <w:r>
-        <w:t>(name)</w:t>
-      </w:r>
-      <w:proofErr w:type="gramStart"/>
-      <w:r>
-        <w:t>`  Percy</w:t>
-      </w:r>
-      <w:proofErr w:type="gramEnd"/>
-      <w:r>
-        <w:t xml:space="preserve"> visual snapshot with auto-generated name from test title</w:t>
-      </w:r>
-    </w:p>
-    <w:p>
-      <w:pPr>
-        <w:spacing w:after="0" w:line="240" w:lineRule="auto"/>
-      </w:pPr>
-      <w:r>
-        <w:t>`</w:t>
-      </w:r>
-      <w:proofErr w:type="spellStart"/>
-      <w:proofErr w:type="gramStart"/>
-      <w:r>
-        <w:t>cy.setTransactionAmountRange</w:t>
-      </w:r>
-      <w:proofErr w:type="spellEnd"/>
-      <w:proofErr w:type="gramEnd"/>
-      <w:r>
-        <w:t xml:space="preserve">(min, </w:t>
-      </w:r>
-      <w:proofErr w:type="gramStart"/>
-      <w:r>
-        <w:t>max)`</w:t>
-      </w:r>
-      <w:proofErr w:type="gramEnd"/>
-      <w:r>
-        <w:t xml:space="preserve">  Drives a React slider via internal `</w:t>
-      </w:r>
-      <w:proofErr w:type="spellStart"/>
-      <w:r>
-        <w:t>memoizedProps</w:t>
-      </w:r>
-      <w:proofErr w:type="spellEnd"/>
-      <w:r>
-        <w:t>` — no DOM drag needed</w:t>
+        <w:t>`cy.getBySel(selector)`  Wraps `cy.get('[data-test=selector]')` — stable, CSS-change-proof</w:t>
+      </w:r>
+    </w:p>
+    <w:p>
+      <w:pPr>
+        <w:spacing w:after="0" w:line="240" w:lineRule="auto"/>
+      </w:pPr>
+      <w:r>
+        <w:t>`cy.getBySelLike(selector)`  Wraps `cy.get('[data-test*=selector]')` — partial match</w:t>
+      </w:r>
+    </w:p>
+    <w:p>
+      <w:pPr>
+        <w:spacing w:after="0" w:line="240" w:lineRule="auto"/>
+      </w:pPr>
+      <w:r>
+        <w:t>`cy.login(username, password)`  Full UI login with intercept, snapshot logging, and `rememberUser` support</w:t>
+      </w:r>
+    </w:p>
+    <w:p>
+      <w:pPr>
+        <w:spacing w:after="0" w:line="240" w:lineRule="auto"/>
+      </w:pPr>
+      <w:r>
+        <w:t>`cy.loginByApi(username)`  POST to `/login` — no browser, used in API specs</w:t>
+      </w:r>
+    </w:p>
+    <w:p>
+      <w:pPr>
+        <w:spacing w:after="0" w:line="240" w:lineRule="auto"/>
+      </w:pPr>
+      <w:r>
+        <w:t>`cy.loginByXstate(username)`  Drives login via XState state machine — fires `authService.send("LOGIN")` directly</w:t>
+      </w:r>
+    </w:p>
+    <w:p>
+      <w:pPr>
+        <w:spacing w:after="0" w:line="240" w:lineRule="auto"/>
+      </w:pPr>
+      <w:r>
+        <w:t>`cy.database(op, entity)`  Wraps `cy.task("find:database")` / `"filter:database"` — readable fixture queries</w:t>
+      </w:r>
+    </w:p>
+    <w:p>
+      <w:pPr>
+        <w:spacing w:after="0" w:line="240" w:lineRule="auto"/>
+      </w:pPr>
+      <w:r>
+        <w:t>`cy.createTransaction(payload)`  Fires `createTransactionService.send("CREATE")` — creates test data without UI</w:t>
+      </w:r>
+    </w:p>
+    <w:p>
+      <w:pPr>
+        <w:spacing w:after="0" w:line="240" w:lineRule="auto"/>
+      </w:pPr>
+      <w:r>
+        <w:t>`cy.switchUserByXstate(username)`  Logout + login as a different user in one command</w:t>
+      </w:r>
+    </w:p>
+    <w:p>
+      <w:pPr>
+        <w:spacing w:after="0" w:line="240" w:lineRule="auto"/>
+      </w:pPr>
+      <w:r>
+        <w:t>`cy.visualSnapshot(name)`  Percy visual snapshot with auto-generated name from test title</w:t>
+      </w:r>
+    </w:p>
+    <w:p>
+      <w:pPr>
+        <w:spacing w:after="0" w:line="240" w:lineRule="auto"/>
+      </w:pPr>
+      <w:r>
+        <w:t>`cy.setTransactionAmountRange(min, max)`  Drives a React slider via internal `memoizedProps` — no DOM drag needed</w:t>
       </w:r>
     </w:p>
     <w:p>
@@ -6106,31 +4025,7 @@
       </w:pPr>
       <w:r>
         <w:lastRenderedPageBreak/>
-        <w:t xml:space="preserve">The </w:t>
-      </w:r>
-      <w:proofErr w:type="spellStart"/>
-      <w:r>
-        <w:t>loginByApi</w:t>
-      </w:r>
-      <w:proofErr w:type="spellEnd"/>
-      <w:r>
-        <w:t xml:space="preserve"> and </w:t>
-      </w:r>
-      <w:proofErr w:type="spellStart"/>
-      <w:r>
-        <w:t>loginByXstate</w:t>
-      </w:r>
-      <w:proofErr w:type="spellEnd"/>
-      <w:r>
-        <w:t xml:space="preserve"> commands show two different strategies: one hits the REST endpoint directly, the other fires the </w:t>
-      </w:r>
-      <w:proofErr w:type="spellStart"/>
-      <w:r>
-        <w:t>XState</w:t>
-      </w:r>
-      <w:proofErr w:type="spellEnd"/>
-      <w:r>
-        <w:t xml:space="preserve"> machine event — useful for testing both the API contract and the state machine behavior independently.</w:t>
+        <w:t>The loginByApi and loginByXstate commands show two different strategies: one hits the REST endpoint directly, the other fires the XState machine event — useful for testing both the API contract and the state machine behavior independently.</w:t>
       </w:r>
     </w:p>
     <w:p>
@@ -6149,15 +4044,7 @@
         <w:spacing w:before="0" w:after="0" w:line="240" w:lineRule="auto"/>
       </w:pPr>
       <w:r>
-        <w:t xml:space="preserve">Q12. When would you use an array versus an </w:t>
-      </w:r>
-      <w:proofErr w:type="spellStart"/>
-      <w:r>
-        <w:t>ArrayList</w:t>
-      </w:r>
-      <w:proofErr w:type="spellEnd"/>
-      <w:r>
-        <w:t>?</w:t>
+        <w:t>Q12. When would you use an array versus an ArrayList?</w:t>
       </w:r>
     </w:p>
     <w:p>
@@ -6183,29 +4070,31 @@
           <w:szCs w:val="28"/>
         </w:rPr>
         <w:br/>
-        <w:t xml:space="preserve">Direct Answer *(30 </w:t>
-      </w:r>
-      <w:proofErr w:type="gramStart"/>
-      <w:r>
+        <w:t>Direct Answer *(30 seconds)* Array is fixed-size and faster; ArrayList (Java/C#) is dynamic and flexible. In TypeScript and JavaScript, arrays are already dynamic — choose between Array, Set, and Map based on whether you need uniqueness or key-value lookup.</w:t>
+      </w:r>
+    </w:p>
+    <w:p>
+      <w:pPr>
+        <w:spacing w:after="0" w:line="240" w:lineRule="auto"/>
+        <w:ind w:left="720"/>
         <w:rPr>
           <w:rFonts w:eastAsiaTheme="majorEastAsia" w:cstheme="majorBidi"/>
           <w:color w:val="0F4761" w:themeColor="accent1" w:themeShade="BF"/>
           <w:sz w:val="28"/>
           <w:szCs w:val="28"/>
         </w:rPr>
-        <w:t>seconds)*</w:t>
-      </w:r>
-      <w:proofErr w:type="gramEnd"/>
-      <w:r>
+      </w:pPr>
+    </w:p>
+    <w:p>
+      <w:pPr>
+        <w:spacing w:after="0" w:line="240" w:lineRule="auto"/>
         <w:rPr>
           <w:rFonts w:eastAsiaTheme="majorEastAsia" w:cstheme="majorBidi"/>
           <w:color w:val="0F4761" w:themeColor="accent1" w:themeShade="BF"/>
           <w:sz w:val="28"/>
           <w:szCs w:val="28"/>
         </w:rPr>
-        <w:t xml:space="preserve"> Array is fixed-size and faster; </w:t>
-      </w:r>
-      <w:proofErr w:type="spellStart"/>
+      </w:pPr>
       <w:r>
         <w:rPr>
           <w:rFonts w:eastAsiaTheme="majorEastAsia" w:cstheme="majorBidi"/>
@@ -6213,69 +4102,7 @@
           <w:sz w:val="28"/>
           <w:szCs w:val="28"/>
         </w:rPr>
-        <w:t>ArrayList</w:t>
-      </w:r>
-      <w:proofErr w:type="spellEnd"/>
-      <w:r>
-        <w:rPr>
-          <w:rFonts w:eastAsiaTheme="majorEastAsia" w:cstheme="majorBidi"/>
-          <w:color w:val="0F4761" w:themeColor="accent1" w:themeShade="BF"/>
-          <w:sz w:val="28"/>
-          <w:szCs w:val="28"/>
-        </w:rPr>
-        <w:t xml:space="preserve"> (Java/C#) is dynamic and flexible. In TypeScript and JavaScript, arrays are already dynamic — choose between Array, Set, and Map based on whether you need uniqueness or key-value lookup.</w:t>
-      </w:r>
-    </w:p>
-    <w:p>
-      <w:pPr>
-        <w:spacing w:after="0" w:line="240" w:lineRule="auto"/>
-        <w:ind w:left="720"/>
-        <w:rPr>
-          <w:rFonts w:eastAsiaTheme="majorEastAsia" w:cstheme="majorBidi"/>
-          <w:color w:val="0F4761" w:themeColor="accent1" w:themeShade="BF"/>
-          <w:sz w:val="28"/>
-          <w:szCs w:val="28"/>
-        </w:rPr>
-      </w:pPr>
-    </w:p>
-    <w:p>
-      <w:pPr>
-        <w:spacing w:after="0" w:line="240" w:lineRule="auto"/>
-        <w:rPr>
-          <w:rFonts w:eastAsiaTheme="majorEastAsia" w:cstheme="majorBidi"/>
-          <w:color w:val="0F4761" w:themeColor="accent1" w:themeShade="BF"/>
-          <w:sz w:val="28"/>
-          <w:szCs w:val="28"/>
-        </w:rPr>
-      </w:pPr>
-      <w:r>
-        <w:rPr>
-          <w:rFonts w:eastAsiaTheme="majorEastAsia" w:cstheme="majorBidi"/>
-          <w:color w:val="0F4761" w:themeColor="accent1" w:themeShade="BF"/>
-          <w:sz w:val="28"/>
-          <w:szCs w:val="28"/>
-        </w:rPr>
-        <w:t xml:space="preserve">Good catch — </w:t>
-      </w:r>
-      <w:proofErr w:type="spellStart"/>
-      <w:r>
-        <w:rPr>
-          <w:rFonts w:eastAsiaTheme="majorEastAsia" w:cstheme="majorBidi"/>
-          <w:color w:val="0F4761" w:themeColor="accent1" w:themeShade="BF"/>
-          <w:sz w:val="28"/>
-          <w:szCs w:val="28"/>
-        </w:rPr>
-        <w:t>ArrayList</w:t>
-      </w:r>
-      <w:proofErr w:type="spellEnd"/>
-      <w:r>
-        <w:rPr>
-          <w:rFonts w:eastAsiaTheme="majorEastAsia" w:cstheme="majorBidi"/>
-          <w:color w:val="0F4761" w:themeColor="accent1" w:themeShade="BF"/>
-          <w:sz w:val="28"/>
-          <w:szCs w:val="28"/>
-        </w:rPr>
-        <w:t xml:space="preserve"> is a Java/C# concept. Here's how to reframe Q12 for a TypeScript QA automation developer:</w:t>
+        <w:t>Good catch — ArrayList is a Java/C# concept. Here's how to reframe Q12 for a TypeScript QA automation developer:</w:t>
       </w:r>
     </w:p>
     <w:p>
@@ -6328,47 +4155,7 @@
           <w:sz w:val="28"/>
           <w:szCs w:val="28"/>
         </w:rPr>
-        <w:t xml:space="preserve"> In TypeScript there is no </w:t>
-      </w:r>
-      <w:proofErr w:type="spellStart"/>
-      <w:r>
-        <w:rPr>
-          <w:rFonts w:eastAsiaTheme="majorEastAsia" w:cstheme="majorBidi"/>
-          <w:color w:val="0F4761" w:themeColor="accent1" w:themeShade="BF"/>
-          <w:sz w:val="28"/>
-          <w:szCs w:val="28"/>
-        </w:rPr>
-        <w:t>ArrayList</w:t>
-      </w:r>
-      <w:proofErr w:type="spellEnd"/>
-      <w:r>
-        <w:rPr>
-          <w:rFonts w:eastAsiaTheme="majorEastAsia" w:cstheme="majorBidi"/>
-          <w:color w:val="0F4761" w:themeColor="accent1" w:themeShade="BF"/>
-          <w:sz w:val="28"/>
-          <w:szCs w:val="28"/>
-        </w:rPr>
-        <w:t xml:space="preserve"> — arrays are already dynamic. The real choice is between Array, Set, and Map. I use Array for ordered test data lists, </w:t>
-      </w:r>
-      <w:proofErr w:type="gramStart"/>
-      <w:r>
-        <w:rPr>
-          <w:rFonts w:eastAsiaTheme="majorEastAsia" w:cstheme="majorBidi"/>
-          <w:color w:val="0F4761" w:themeColor="accent1" w:themeShade="BF"/>
-          <w:sz w:val="28"/>
-          <w:szCs w:val="28"/>
-        </w:rPr>
-        <w:t>Set</w:t>
-      </w:r>
-      <w:proofErr w:type="gramEnd"/>
-      <w:r>
-        <w:rPr>
-          <w:rFonts w:eastAsiaTheme="majorEastAsia" w:cstheme="majorBidi"/>
-          <w:color w:val="0F4761" w:themeColor="accent1" w:themeShade="BF"/>
-          <w:sz w:val="28"/>
-          <w:szCs w:val="28"/>
-        </w:rPr>
-        <w:t xml:space="preserve"> when values must be unique, and Map for key-value lookups like status code → expected message.</w:t>
+        <w:t xml:space="preserve"> In TypeScript there is no ArrayList — arrays are already dynamic. The real choice is between Array, Set, and Map. I use Array for ordered test data lists, Set when values must be unique, and Map for key-value lookups like status code → expected message.</w:t>
       </w:r>
     </w:p>
     <w:p>
@@ -6663,47 +4450,7 @@
                 <w:sz w:val="28"/>
                 <w:szCs w:val="28"/>
               </w:rPr>
-              <w:t>["</w:t>
-            </w:r>
-            <w:proofErr w:type="spellStart"/>
-            <w:r>
-              <w:rPr>
-                <w:rFonts w:eastAsiaTheme="majorEastAsia" w:cstheme="majorBidi"/>
-                <w:color w:val="0F4761" w:themeColor="accent1" w:themeShade="BF"/>
-                <w:sz w:val="28"/>
-                <w:szCs w:val="28"/>
-              </w:rPr>
-              <w:t>alice</w:t>
-            </w:r>
-            <w:proofErr w:type="spellEnd"/>
-            <w:r>
-              <w:rPr>
-                <w:rFonts w:eastAsiaTheme="majorEastAsia" w:cstheme="majorBidi"/>
-                <w:color w:val="0F4761" w:themeColor="accent1" w:themeShade="BF"/>
-                <w:sz w:val="28"/>
-                <w:szCs w:val="28"/>
-              </w:rPr>
-              <w:t>", "bob", "</w:t>
-            </w:r>
-            <w:proofErr w:type="spellStart"/>
-            <w:r>
-              <w:rPr>
-                <w:rFonts w:eastAsiaTheme="majorEastAsia" w:cstheme="majorBidi"/>
-                <w:color w:val="0F4761" w:themeColor="accent1" w:themeShade="BF"/>
-                <w:sz w:val="28"/>
-                <w:szCs w:val="28"/>
-              </w:rPr>
-              <w:t>charlie</w:t>
-            </w:r>
-            <w:proofErr w:type="spellEnd"/>
-            <w:r>
-              <w:rPr>
-                <w:rFonts w:eastAsiaTheme="majorEastAsia" w:cstheme="majorBidi"/>
-                <w:color w:val="0F4761" w:themeColor="accent1" w:themeShade="BF"/>
-                <w:sz w:val="28"/>
-                <w:szCs w:val="28"/>
-              </w:rPr>
-              <w:t>"]</w:t>
+              <w:t>["alice", "bob", "charlie"]</w:t>
             </w:r>
           </w:p>
         </w:tc>
@@ -6822,27 +4569,7 @@
                 <w:sz w:val="28"/>
                 <w:szCs w:val="28"/>
               </w:rPr>
-              <w:t>new Set&lt;string</w:t>
-            </w:r>
-            <w:proofErr w:type="gramStart"/>
-            <w:r>
-              <w:rPr>
-                <w:rFonts w:eastAsiaTheme="majorEastAsia" w:cstheme="majorBidi"/>
-                <w:color w:val="0F4761" w:themeColor="accent1" w:themeShade="BF"/>
-                <w:sz w:val="28"/>
-                <w:szCs w:val="28"/>
-              </w:rPr>
-              <w:t>&gt;(</w:t>
-            </w:r>
-            <w:proofErr w:type="gramEnd"/>
-            <w:r>
-              <w:rPr>
-                <w:rFonts w:eastAsiaTheme="majorEastAsia" w:cstheme="majorBidi"/>
-                <w:color w:val="0F4761" w:themeColor="accent1" w:themeShade="BF"/>
-                <w:sz w:val="28"/>
-                <w:szCs w:val="28"/>
-              </w:rPr>
-              <w:t>) — no duplicate transaction IDs</w:t>
+              <w:t>new Set&lt;string&gt;() — no duplicate transaction IDs</w:t>
             </w:r>
           </w:p>
         </w:tc>
@@ -6961,27 +4688,7 @@
                 <w:sz w:val="28"/>
                 <w:szCs w:val="28"/>
               </w:rPr>
-              <w:t xml:space="preserve">new </w:t>
-            </w:r>
-            <w:proofErr w:type="gramStart"/>
-            <w:r>
-              <w:rPr>
-                <w:rFonts w:eastAsiaTheme="majorEastAsia" w:cstheme="majorBidi"/>
-                <w:color w:val="0F4761" w:themeColor="accent1" w:themeShade="BF"/>
-                <w:sz w:val="28"/>
-                <w:szCs w:val="28"/>
-              </w:rPr>
-              <w:t>Map(</w:t>
-            </w:r>
-            <w:proofErr w:type="gramEnd"/>
-            <w:r>
-              <w:rPr>
-                <w:rFonts w:eastAsiaTheme="majorEastAsia" w:cstheme="majorBidi"/>
-                <w:color w:val="0F4761" w:themeColor="accent1" w:themeShade="BF"/>
-                <w:sz w:val="28"/>
-                <w:szCs w:val="28"/>
-              </w:rPr>
-              <w:t>[[401, "Unauthorized"], [500, "Server Error"]])</w:t>
+              <w:t>new Map([[401, "Unauthorized"], [500, "Server Error"]])</w:t>
             </w:r>
           </w:p>
         </w:tc>
@@ -7006,27 +4713,7 @@
           <w:sz w:val="28"/>
           <w:szCs w:val="28"/>
         </w:rPr>
-        <w:t xml:space="preserve">If the interviewer asks about </w:t>
-      </w:r>
-      <w:proofErr w:type="spellStart"/>
-      <w:r>
-        <w:rPr>
-          <w:rFonts w:eastAsiaTheme="majorEastAsia" w:cstheme="majorBidi"/>
-          <w:color w:val="0F4761" w:themeColor="accent1" w:themeShade="BF"/>
-          <w:sz w:val="28"/>
-          <w:szCs w:val="28"/>
-        </w:rPr>
-        <w:t>ArrayList</w:t>
-      </w:r>
-      <w:proofErr w:type="spellEnd"/>
-      <w:r>
-        <w:rPr>
-          <w:rFonts w:eastAsiaTheme="majorEastAsia" w:cstheme="majorBidi"/>
-          <w:color w:val="0F4761" w:themeColor="accent1" w:themeShade="BF"/>
-          <w:sz w:val="28"/>
-          <w:szCs w:val="28"/>
-        </w:rPr>
-        <w:t xml:space="preserve"> specifically, redirect: </w:t>
+        <w:t xml:space="preserve">If the interviewer asks about ArrayList specifically, redirect: </w:t>
       </w:r>
       <w:r>
         <w:rPr>
@@ -7037,9 +4724,8 @@
           <w:sz w:val="28"/>
           <w:szCs w:val="28"/>
         </w:rPr>
-        <w:t xml:space="preserve">"Java's </w:t>
-      </w:r>
-      <w:proofErr w:type="spellStart"/>
+        <w:t xml:space="preserve">"Java's ArrayList is the dynamic equivalent of an array </w:t>
+      </w:r>
       <w:r>
         <w:rPr>
           <w:rFonts w:eastAsiaTheme="majorEastAsia" w:cstheme="majorBidi"/>
@@ -7049,9 +4735,8 @@
           <w:sz w:val="28"/>
           <w:szCs w:val="28"/>
         </w:rPr>
-        <w:t>ArrayList</w:t>
-      </w:r>
-      <w:proofErr w:type="spellEnd"/>
+        <w:t xml:space="preserve">and </w:t>
+      </w:r>
       <w:r>
         <w:rPr>
           <w:rFonts w:eastAsiaTheme="majorEastAsia" w:cstheme="majorBidi"/>
@@ -7061,7 +4746,7 @@
           <w:sz w:val="28"/>
           <w:szCs w:val="28"/>
         </w:rPr>
-        <w:t xml:space="preserve"> is the dynamic equivalent of an array </w:t>
+        <w:t>TypeScript arrays are already dynamic, so the equivalent comparison is Array vs Set vs Map.</w:t>
       </w:r>
       <w:r>
         <w:rPr>
@@ -7072,9 +4757,12 @@
           <w:sz w:val="28"/>
           <w:szCs w:val="28"/>
         </w:rPr>
-        <w:t xml:space="preserve">and </w:t>
-      </w:r>
-      <w:r>
+        <w:t>”</w:t>
+      </w:r>
+    </w:p>
+    <w:p>
+      <w:pPr>
+        <w:spacing w:after="0" w:line="240" w:lineRule="auto"/>
         <w:rPr>
           <w:rFonts w:eastAsiaTheme="majorEastAsia" w:cstheme="majorBidi"/>
           <w:i/>
@@ -7083,31 +4771,6 @@
           <w:sz w:val="28"/>
           <w:szCs w:val="28"/>
         </w:rPr>
-        <w:t>TypeScript arrays are already dynamic, so the equivalent comparison is Array vs Set vs Map.</w:t>
-      </w:r>
-      <w:r>
-        <w:rPr>
-          <w:rFonts w:eastAsiaTheme="majorEastAsia" w:cstheme="majorBidi"/>
-          <w:i/>
-          <w:iCs/>
-          <w:color w:val="0F4761" w:themeColor="accent1" w:themeShade="BF"/>
-          <w:sz w:val="28"/>
-          <w:szCs w:val="28"/>
-        </w:rPr>
-        <w:t>”</w:t>
-      </w:r>
-    </w:p>
-    <w:p>
-      <w:pPr>
-        <w:spacing w:after="0" w:line="240" w:lineRule="auto"/>
-        <w:rPr>
-          <w:rFonts w:eastAsiaTheme="majorEastAsia" w:cstheme="majorBidi"/>
-          <w:i/>
-          <w:iCs/>
-          <w:color w:val="0F4761" w:themeColor="accent1" w:themeShade="BF"/>
-          <w:sz w:val="28"/>
-          <w:szCs w:val="28"/>
-        </w:rPr>
       </w:pPr>
     </w:p>
     <w:p>
@@ -7138,9 +4801,8 @@
           <w:sz w:val="28"/>
           <w:szCs w:val="28"/>
         </w:rPr>
-        <w:t xml:space="preserve"> In this project I use arrays for fixture data like a list of test users to loop through, </w:t>
-      </w:r>
-      <w:proofErr w:type="gramStart"/>
+        <w:t xml:space="preserve"> In this project I use arrays for fixture data like a list of test users to loop through, Set to assert no duplicate transaction IDs appear in the feed, and Map when I stub API responses </w:t>
+      </w:r>
       <w:r>
         <w:rPr>
           <w:rFonts w:eastAsiaTheme="majorEastAsia" w:cstheme="majorBidi"/>
@@ -7148,9 +4810,8 @@
           <w:sz w:val="28"/>
           <w:szCs w:val="28"/>
         </w:rPr>
-        <w:t>Set</w:t>
-      </w:r>
-      <w:proofErr w:type="gramEnd"/>
+        <w:t xml:space="preserve">for </w:t>
+      </w:r>
       <w:r>
         <w:rPr>
           <w:rFonts w:eastAsiaTheme="majorEastAsia" w:cstheme="majorBidi"/>
@@ -7158,38 +4819,7 @@
           <w:sz w:val="28"/>
           <w:szCs w:val="28"/>
         </w:rPr>
-        <w:t xml:space="preserve"> to assert no duplicate transaction IDs appear in the feed, and Map when I stub API responses </w:t>
-      </w:r>
-      <w:r>
-        <w:rPr>
-          <w:rFonts w:eastAsiaTheme="majorEastAsia" w:cstheme="majorBidi"/>
-          <w:color w:val="0F4761" w:themeColor="accent1" w:themeShade="BF"/>
-          <w:sz w:val="28"/>
-          <w:szCs w:val="28"/>
-        </w:rPr>
-        <w:t xml:space="preserve">for </w:t>
-      </w:r>
-      <w:proofErr w:type="spellStart"/>
-      <w:proofErr w:type="gramStart"/>
-      <w:r>
-        <w:rPr>
-          <w:rFonts w:eastAsiaTheme="majorEastAsia" w:cstheme="majorBidi"/>
-          <w:color w:val="0F4761" w:themeColor="accent1" w:themeShade="BF"/>
-          <w:sz w:val="28"/>
-          <w:szCs w:val="28"/>
-        </w:rPr>
-        <w:t>cy.intercept</w:t>
-      </w:r>
-      <w:proofErr w:type="spellEnd"/>
-      <w:proofErr w:type="gramEnd"/>
-      <w:r>
-        <w:rPr>
-          <w:rFonts w:eastAsiaTheme="majorEastAsia" w:cstheme="majorBidi"/>
-          <w:color w:val="0F4761" w:themeColor="accent1" w:themeShade="BF"/>
-          <w:sz w:val="28"/>
-          <w:szCs w:val="28"/>
-        </w:rPr>
-        <w:t xml:space="preserve"> with a Map of status codes to expected UI messages covers all error states in one loop.</w:t>
+        <w:t>cy.intercept with a Map of status codes to expected UI messages covers all error states in one loop.</w:t>
       </w:r>
     </w:p>
     <w:p>
@@ -7223,13 +4853,8 @@
         <w:spacing w:before="0" w:after="0" w:line="240" w:lineRule="auto"/>
       </w:pPr>
       <w:r>
-        <w:t xml:space="preserve">Direct Answer *(30 </w:t>
-      </w:r>
-      <w:proofErr w:type="gramStart"/>
-      <w:r>
-        <w:t>seconds)*</w:t>
-      </w:r>
-      <w:proofErr w:type="gramEnd"/>
+        <w:t>Direct Answer *(30 seconds)*</w:t>
+      </w:r>
     </w:p>
     <w:p>
       <w:pPr>
@@ -7274,31 +4899,21 @@
         <w:spacing w:after="0" w:line="240" w:lineRule="auto"/>
       </w:pPr>
       <w:r>
-        <w:t xml:space="preserve">Key components and why each </w:t>
-      </w:r>
-      <w:proofErr w:type="gramStart"/>
-      <w:r>
-        <w:t>matters</w:t>
-      </w:r>
-      <w:proofErr w:type="gramEnd"/>
-      <w:r>
-        <w:t>:</w:t>
-      </w:r>
-    </w:p>
-    <w:p>
-      <w:pPr>
-        <w:spacing w:after="0" w:line="240" w:lineRule="auto"/>
-      </w:pPr>
-    </w:p>
-    <w:p>
-      <w:pPr>
-        <w:spacing w:after="0" w:line="240" w:lineRule="auto"/>
-      </w:pPr>
-      <w:proofErr w:type="gramStart"/>
+        <w:t>Key components and why each matters:</w:t>
+      </w:r>
+    </w:p>
+    <w:p>
+      <w:pPr>
+        <w:spacing w:after="0" w:line="240" w:lineRule="auto"/>
+      </w:pPr>
+    </w:p>
+    <w:p>
+      <w:pPr>
+        <w:spacing w:after="0" w:line="240" w:lineRule="auto"/>
+      </w:pPr>
       <w:r>
         <w:t>Component  Purpose</w:t>
       </w:r>
-      <w:proofErr w:type="gramEnd"/>
       <w:r>
         <w:t xml:space="preserve"> </w:t>
       </w:r>
@@ -7504,21 +5119,8 @@
             <w:hideMark/>
           </w:tcPr>
           <w:p>
-            <w:proofErr w:type="gramStart"/>
             <w:r>
-              <w:t>expect(</w:t>
-            </w:r>
-            <w:proofErr w:type="gramEnd"/>
-            <w:r>
-              <w:t>)</w:t>
-            </w:r>
-            <w:proofErr w:type="gramStart"/>
-            <w:r>
-              <w:t>, .should</w:t>
-            </w:r>
-            <w:proofErr w:type="gramEnd"/>
-            <w:r>
-              <w:t>()</w:t>
+              <w:t>expect(), .should()</w:t>
             </w:r>
           </w:p>
         </w:tc>
@@ -7546,17 +5148,7 @@
           </w:tcPr>
           <w:p>
             <w:r>
-              <w:t xml:space="preserve">Reusable code (custom commands, helper functions, </w:t>
-            </w:r>
-            <w:proofErr w:type="spellStart"/>
-            <w:proofErr w:type="gramStart"/>
-            <w:r>
-              <w:t>cy.task</w:t>
-            </w:r>
-            <w:proofErr w:type="spellEnd"/>
-            <w:proofErr w:type="gramEnd"/>
-            <w:r>
-              <w:t>(), interceptors)</w:t>
+              <w:t>Reusable code (custom commands, helper functions, cy.task(), interceptors)</w:t>
             </w:r>
           </w:p>
         </w:tc>
@@ -7567,13 +5159,8 @@
           </w:tcPr>
           <w:p>
             <w:r>
-              <w:t>cypress/support/</w:t>
+              <w:t>cypress/support/commands.ts</w:t>
             </w:r>
-            <w:proofErr w:type="spellStart"/>
-            <w:r>
-              <w:t>commands.ts</w:t>
-            </w:r>
-            <w:proofErr w:type="spellEnd"/>
           </w:p>
         </w:tc>
       </w:tr>
@@ -7611,15 +5198,8 @@
           </w:tcPr>
           <w:p>
             <w:r>
-              <w:t xml:space="preserve">Fixtures, faker.js, </w:t>
+              <w:t>Fixtures, faker.js, db:seed</w:t>
             </w:r>
-            <w:proofErr w:type="spellStart"/>
-            <w:proofErr w:type="gramStart"/>
-            <w:r>
-              <w:t>db:seed</w:t>
-            </w:r>
-            <w:proofErr w:type="spellEnd"/>
-            <w:proofErr w:type="gramEnd"/>
           </w:p>
         </w:tc>
       </w:tr>
@@ -7656,11 +5236,9 @@
             <w:hideMark/>
           </w:tcPr>
           <w:p>
-            <w:proofErr w:type="spellStart"/>
             <w:r>
               <w:t>cypress.config.ts</w:t>
             </w:r>
-            <w:proofErr w:type="spellEnd"/>
           </w:p>
         </w:tc>
       </w:tr>
@@ -7697,13 +5275,8 @@
             <w:hideMark/>
           </w:tcPr>
           <w:p>
-            <w:proofErr w:type="spellStart"/>
             <w:r>
-              <w:t>Mochawesome</w:t>
-            </w:r>
-            <w:proofErr w:type="spellEnd"/>
-            <w:r>
-              <w:t>, Write-Log</w:t>
+              <w:t>Mochawesome, Write-Log</w:t>
             </w:r>
           </w:p>
         </w:tc>
@@ -7817,13 +5390,8 @@
         <w:spacing w:before="0" w:after="0" w:line="240" w:lineRule="auto"/>
       </w:pPr>
       <w:r>
-        <w:t xml:space="preserve">Direct Answer *(30 </w:t>
-      </w:r>
-      <w:proofErr w:type="gramStart"/>
-      <w:r>
-        <w:t>seconds)*</w:t>
-      </w:r>
-      <w:proofErr w:type="gramEnd"/>
+        <w:t>Direct Answer *(30 seconds)*</w:t>
+      </w:r>
     </w:p>
     <w:p>
       <w:pPr>
@@ -7993,23 +5561,7 @@
           <w:rFonts w:ascii="Courier New" w:hAnsi="Courier New" w:cs="Courier New"/>
           <w:sz w:val="18"/>
         </w:rPr>
-        <w:t xml:space="preserve">        Black-box: E2E / </w:t>
-      </w:r>
-      <w:proofErr w:type="gramStart"/>
-      <w:r>
-        <w:rPr>
-          <w:rFonts w:ascii="Courier New" w:hAnsi="Courier New" w:cs="Courier New"/>
-          <w:sz w:val="18"/>
-        </w:rPr>
-        <w:t>Cypress  (</w:t>
-      </w:r>
-      <w:proofErr w:type="gramEnd"/>
-      <w:r>
-        <w:rPr>
-          <w:rFonts w:ascii="Courier New" w:hAnsi="Courier New" w:cs="Courier New"/>
-          <w:sz w:val="18"/>
-        </w:rPr>
-        <w:t>few — slow, expensive)</w:t>
+        <w:t xml:space="preserve">        Black-box: E2E / Cypress  (few — slow, expensive)</w:t>
       </w:r>
     </w:p>
     <w:p>
@@ -8087,23 +5639,7 @@
           <w:rFonts w:ascii="Courier New" w:hAnsi="Courier New" w:cs="Courier New"/>
           <w:sz w:val="18"/>
         </w:rPr>
-        <w:t xml:space="preserve">        White-box: Unit / Jest</w:t>
-      </w:r>
-      <w:proofErr w:type="gramStart"/>
-      <w:r>
-        <w:rPr>
-          <w:rFonts w:ascii="Courier New" w:hAnsi="Courier New" w:cs="Courier New"/>
-          <w:sz w:val="18"/>
-        </w:rPr>
-        <w:t xml:space="preserve">   (</w:t>
-      </w:r>
-      <w:proofErr w:type="gramEnd"/>
-      <w:r>
-        <w:rPr>
-          <w:rFonts w:ascii="Courier New" w:hAnsi="Courier New" w:cs="Courier New"/>
-          <w:sz w:val="18"/>
-        </w:rPr>
-        <w:t>many — fast, cheap)</w:t>
+        <w:t xml:space="preserve">        White-box: Unit / Jest   (many — fast, cheap)</w:t>
       </w:r>
     </w:p>
     <w:p>
@@ -8125,15 +5661,7 @@
         <w:spacing w:after="0" w:line="240" w:lineRule="auto"/>
       </w:pPr>
       <w:r>
-        <w:t>A concrete example from this codebase in backend/</w:t>
-      </w:r>
-      <w:proofErr w:type="spellStart"/>
-      <w:r>
-        <w:t>database.ts</w:t>
-      </w:r>
-      <w:proofErr w:type="spellEnd"/>
-      <w:r>
-        <w:t>:</w:t>
+        <w:t>A concrete example from this codebase in backend/database.ts:</w:t>
       </w:r>
     </w:p>
     <w:p>
@@ -8154,55 +5682,7 @@
           <w:rFonts w:ascii="Courier New" w:hAnsi="Courier New" w:cs="Courier New"/>
           <w:sz w:val="18"/>
         </w:rPr>
-        <w:t xml:space="preserve">export const </w:t>
-      </w:r>
-      <w:proofErr w:type="spellStart"/>
-      <w:r>
-        <w:rPr>
-          <w:rFonts w:ascii="Courier New" w:hAnsi="Courier New" w:cs="Courier New"/>
-          <w:sz w:val="18"/>
-        </w:rPr>
-        <w:t>getTransactionsForUserForApi</w:t>
-      </w:r>
-      <w:proofErr w:type="spellEnd"/>
-      <w:r>
-        <w:rPr>
-          <w:rFonts w:ascii="Courier New" w:hAnsi="Courier New" w:cs="Courier New"/>
-          <w:sz w:val="18"/>
-        </w:rPr>
-        <w:t xml:space="preserve"> = (</w:t>
-      </w:r>
-      <w:proofErr w:type="spellStart"/>
-      <w:r>
-        <w:rPr>
-          <w:rFonts w:ascii="Courier New" w:hAnsi="Courier New" w:cs="Courier New"/>
-          <w:sz w:val="18"/>
-        </w:rPr>
-        <w:t>userId</w:t>
-      </w:r>
-      <w:proofErr w:type="spellEnd"/>
-      <w:r>
-        <w:rPr>
-          <w:rFonts w:ascii="Courier New" w:hAnsi="Courier New" w:cs="Courier New"/>
-          <w:sz w:val="18"/>
-        </w:rPr>
-        <w:t xml:space="preserve">: string, </w:t>
-      </w:r>
-      <w:proofErr w:type="gramStart"/>
-      <w:r>
-        <w:rPr>
-          <w:rFonts w:ascii="Courier New" w:hAnsi="Courier New" w:cs="Courier New"/>
-          <w:sz w:val="18"/>
-        </w:rPr>
-        <w:t>query?:</w:t>
-      </w:r>
-      <w:proofErr w:type="gramEnd"/>
-      <w:r>
-        <w:rPr>
-          <w:rFonts w:ascii="Courier New" w:hAnsi="Courier New" w:cs="Courier New"/>
-          <w:sz w:val="18"/>
-        </w:rPr>
-        <w:t xml:space="preserve"> object) =&gt;</w:t>
+        <w:t>export const getTransactionsForUserForApi = (userId: string, query?: object) =&gt;</w:t>
       </w:r>
     </w:p>
     <w:p>
@@ -8218,100 +5698,33 @@
           <w:rFonts w:ascii="Courier New" w:hAnsi="Courier New" w:cs="Courier New"/>
           <w:sz w:val="18"/>
         </w:rPr>
-        <w:t xml:space="preserve">  flow(</w:t>
-      </w:r>
-      <w:proofErr w:type="spellStart"/>
-      <w:r>
-        <w:rPr>
-          <w:rFonts w:ascii="Courier New" w:hAnsi="Courier New" w:cs="Courier New"/>
-          <w:sz w:val="18"/>
-        </w:rPr>
-        <w:t>getTransactionsForUserByObj</w:t>
-      </w:r>
-      <w:proofErr w:type="spellEnd"/>
-      <w:r>
-        <w:rPr>
-          <w:rFonts w:ascii="Courier New" w:hAnsi="Courier New" w:cs="Courier New"/>
-          <w:sz w:val="18"/>
-        </w:rPr>
-        <w:t>(</w:t>
-      </w:r>
-      <w:proofErr w:type="spellStart"/>
-      <w:r>
-        <w:rPr>
-          <w:rFonts w:ascii="Courier New" w:hAnsi="Courier New" w:cs="Courier New"/>
-          <w:sz w:val="18"/>
-        </w:rPr>
-        <w:t>userId</w:t>
-      </w:r>
-      <w:proofErr w:type="spellEnd"/>
-      <w:r>
-        <w:rPr>
-          <w:rFonts w:ascii="Courier New" w:hAnsi="Courier New" w:cs="Courier New"/>
-          <w:sz w:val="18"/>
-        </w:rPr>
-        <w:t xml:space="preserve">), </w:t>
-      </w:r>
-      <w:proofErr w:type="spellStart"/>
-      <w:proofErr w:type="gramStart"/>
-      <w:r>
-        <w:rPr>
-          <w:rFonts w:ascii="Courier New" w:hAnsi="Courier New" w:cs="Courier New"/>
-          <w:sz w:val="18"/>
-        </w:rPr>
-        <w:t>formatTransactionsForApiResponse</w:t>
-      </w:r>
-      <w:proofErr w:type="spellEnd"/>
-      <w:r>
-        <w:rPr>
-          <w:rFonts w:ascii="Courier New" w:hAnsi="Courier New" w:cs="Courier New"/>
-          <w:sz w:val="18"/>
-        </w:rPr>
-        <w:t>)(</w:t>
-      </w:r>
-      <w:proofErr w:type="gramEnd"/>
-      <w:r>
-        <w:rPr>
-          <w:rFonts w:ascii="Courier New" w:hAnsi="Courier New" w:cs="Courier New"/>
-          <w:sz w:val="18"/>
-        </w:rPr>
-        <w:t>query);</w:t>
-      </w:r>
-    </w:p>
-    <w:p>
-      <w:pPr>
-        <w:spacing w:after="0" w:line="240" w:lineRule="auto"/>
-      </w:pPr>
-    </w:p>
-    <w:p>
-      <w:pPr>
-        <w:spacing w:after="0" w:line="240" w:lineRule="auto"/>
-      </w:pPr>
-      <w:proofErr w:type="gramStart"/>
-      <w:r>
-        <w:t>flow(</w:t>
-      </w:r>
-      <w:proofErr w:type="gramEnd"/>
-      <w:r>
-        <w:t>) composes two functions — the query filter and the response formatter — into one exported function.</w:t>
-      </w:r>
-    </w:p>
-    <w:p>
-      <w:pPr>
-        <w:spacing w:after="0" w:line="240" w:lineRule="auto"/>
-      </w:pPr>
-    </w:p>
-    <w:p>
-      <w:pPr>
-        <w:spacing w:after="0" w:line="240" w:lineRule="auto"/>
-      </w:pPr>
-      <w:proofErr w:type="gramStart"/>
-      <w:r>
-        <w:t>Black-box</w:t>
-      </w:r>
-      <w:proofErr w:type="gramEnd"/>
-      <w:r>
-        <w:t xml:space="preserve"> (what our Cypress API test sees):</w:t>
+        <w:t xml:space="preserve">  flow(getTransactionsForUserByObj(userId), formatTransactionsForApiResponse)(query);</w:t>
+      </w:r>
+    </w:p>
+    <w:p>
+      <w:pPr>
+        <w:spacing w:after="0" w:line="240" w:lineRule="auto"/>
+      </w:pPr>
+    </w:p>
+    <w:p>
+      <w:pPr>
+        <w:spacing w:after="0" w:line="240" w:lineRule="auto"/>
+      </w:pPr>
+      <w:r>
+        <w:t>flow() composes two functions — the query filter and the response formatter — into one exported function.</w:t>
+      </w:r>
+    </w:p>
+    <w:p>
+      <w:pPr>
+        <w:spacing w:after="0" w:line="240" w:lineRule="auto"/>
+      </w:pPr>
+    </w:p>
+    <w:p>
+      <w:pPr>
+        <w:spacing w:after="0" w:line="240" w:lineRule="auto"/>
+      </w:pPr>
+      <w:r>
+        <w:t>Black-box (what our Cypress API test sees):</w:t>
       </w:r>
     </w:p>
     <w:p>
@@ -8322,39 +5735,12 @@
           <w:sz w:val="18"/>
         </w:rPr>
       </w:pPr>
-      <w:proofErr w:type="spellStart"/>
-      <w:proofErr w:type="gramStart"/>
-      <w:r>
-        <w:rPr>
-          <w:rFonts w:ascii="Courier New" w:hAnsi="Courier New" w:cs="Courier New"/>
-          <w:sz w:val="18"/>
-        </w:rPr>
-        <w:t>cy.request</w:t>
-      </w:r>
-      <w:proofErr w:type="spellEnd"/>
-      <w:proofErr w:type="gramEnd"/>
-      <w:r>
-        <w:rPr>
-          <w:rFonts w:ascii="Courier New" w:hAnsi="Courier New" w:cs="Courier New"/>
-          <w:sz w:val="18"/>
-        </w:rPr>
-        <w:t>("GET", `/transactions`</w:t>
-      </w:r>
-      <w:proofErr w:type="gramStart"/>
-      <w:r>
-        <w:rPr>
-          <w:rFonts w:ascii="Courier New" w:hAnsi="Courier New" w:cs="Courier New"/>
-          <w:sz w:val="18"/>
-        </w:rPr>
-        <w:t>).then</w:t>
-      </w:r>
-      <w:proofErr w:type="gramEnd"/>
-      <w:r>
-        <w:rPr>
-          <w:rFonts w:ascii="Courier New" w:hAnsi="Courier New" w:cs="Courier New"/>
-          <w:sz w:val="18"/>
-        </w:rPr>
-        <w:t>((response) =&gt; {</w:t>
+      <w:r>
+        <w:rPr>
+          <w:rFonts w:ascii="Courier New" w:hAnsi="Courier New" w:cs="Courier New"/>
+          <w:sz w:val="18"/>
+        </w:rPr>
+        <w:t>cy.request("GET", `/transactions`).then((response) =&gt; {</w:t>
       </w:r>
     </w:p>
     <w:p>
@@ -8370,43 +5756,7 @@
           <w:rFonts w:ascii="Courier New" w:hAnsi="Courier New" w:cs="Courier New"/>
           <w:sz w:val="18"/>
         </w:rPr>
-        <w:t xml:space="preserve">  expect(</w:t>
-      </w:r>
-      <w:proofErr w:type="spellStart"/>
-      <w:proofErr w:type="gramStart"/>
-      <w:r>
-        <w:rPr>
-          <w:rFonts w:ascii="Courier New" w:hAnsi="Courier New" w:cs="Courier New"/>
-          <w:sz w:val="18"/>
-        </w:rPr>
-        <w:t>response.status</w:t>
-      </w:r>
-      <w:proofErr w:type="spellEnd"/>
-      <w:proofErr w:type="gramEnd"/>
-      <w:r>
-        <w:rPr>
-          <w:rFonts w:ascii="Courier New" w:hAnsi="Courier New" w:cs="Courier New"/>
-          <w:sz w:val="18"/>
-        </w:rPr>
-        <w:t>).</w:t>
-      </w:r>
-      <w:proofErr w:type="spellStart"/>
-      <w:proofErr w:type="gramStart"/>
-      <w:r>
-        <w:rPr>
-          <w:rFonts w:ascii="Courier New" w:hAnsi="Courier New" w:cs="Courier New"/>
-          <w:sz w:val="18"/>
-        </w:rPr>
-        <w:t>to.eq</w:t>
-      </w:r>
-      <w:proofErr w:type="spellEnd"/>
-      <w:proofErr w:type="gramEnd"/>
-      <w:r>
-        <w:rPr>
-          <w:rFonts w:ascii="Courier New" w:hAnsi="Courier New" w:cs="Courier New"/>
-          <w:sz w:val="18"/>
-        </w:rPr>
-        <w:t>(200);</w:t>
+        <w:t xml:space="preserve">  expect(response.status).to.eq(200);</w:t>
       </w:r>
     </w:p>
     <w:p>
@@ -8422,66 +5772,7 @@
           <w:rFonts w:ascii="Courier New" w:hAnsi="Courier New" w:cs="Courier New"/>
           <w:sz w:val="18"/>
         </w:rPr>
-        <w:t xml:space="preserve">  expect(</w:t>
-      </w:r>
-      <w:proofErr w:type="spellStart"/>
-      <w:proofErr w:type="gramStart"/>
-      <w:r>
-        <w:rPr>
-          <w:rFonts w:ascii="Courier New" w:hAnsi="Courier New" w:cs="Courier New"/>
-          <w:sz w:val="18"/>
-        </w:rPr>
-        <w:t>response.body</w:t>
-      </w:r>
-      <w:proofErr w:type="gramEnd"/>
-      <w:r>
-        <w:rPr>
-          <w:rFonts w:ascii="Courier New" w:hAnsi="Courier New" w:cs="Courier New"/>
-          <w:sz w:val="18"/>
-        </w:rPr>
-        <w:t>.results</w:t>
-      </w:r>
-      <w:proofErr w:type="spellEnd"/>
-      <w:r>
-        <w:rPr>
-          <w:rFonts w:ascii="Courier New" w:hAnsi="Courier New" w:cs="Courier New"/>
-          <w:sz w:val="18"/>
-        </w:rPr>
-        <w:t>[0]).</w:t>
-      </w:r>
-      <w:proofErr w:type="spellStart"/>
-      <w:proofErr w:type="gramStart"/>
-      <w:r>
-        <w:rPr>
-          <w:rFonts w:ascii="Courier New" w:hAnsi="Courier New" w:cs="Courier New"/>
-          <w:sz w:val="18"/>
-        </w:rPr>
-        <w:t>to.satisfy</w:t>
-      </w:r>
-      <w:proofErr w:type="spellEnd"/>
-      <w:proofErr w:type="gramEnd"/>
-      <w:r>
-        <w:rPr>
-          <w:rFonts w:ascii="Courier New" w:hAnsi="Courier New" w:cs="Courier New"/>
-          <w:sz w:val="18"/>
-        </w:rPr>
-        <w:t>(</w:t>
-      </w:r>
-      <w:proofErr w:type="spellStart"/>
-      <w:r>
-        <w:rPr>
-          <w:rFonts w:ascii="Courier New" w:hAnsi="Courier New" w:cs="Courier New"/>
-          <w:sz w:val="18"/>
-        </w:rPr>
-        <w:t>isSenderOrReceiver</w:t>
-      </w:r>
-      <w:proofErr w:type="spellEnd"/>
-      <w:r>
-        <w:rPr>
-          <w:rFonts w:ascii="Courier New" w:hAnsi="Courier New" w:cs="Courier New"/>
-          <w:sz w:val="18"/>
-        </w:rPr>
-        <w:t>);</w:t>
+        <w:t xml:space="preserve">  expect(response.body.results[0]).to.satisfy(isSenderOrReceiver);</w:t>
       </w:r>
     </w:p>
     <w:p>
@@ -8505,41 +5796,20 @@
         <w:spacing w:after="0" w:line="240" w:lineRule="auto"/>
       </w:pPr>
       <w:r>
-        <w:t xml:space="preserve">If this fails, you know the output is wrong — but not whether </w:t>
-      </w:r>
-      <w:proofErr w:type="spellStart"/>
-      <w:r>
-        <w:t>getTransactionsForUserByObj</w:t>
-      </w:r>
-      <w:proofErr w:type="spellEnd"/>
-      <w:r>
-        <w:t xml:space="preserve"> filtered incorrectly, or </w:t>
-      </w:r>
-      <w:proofErr w:type="spellStart"/>
-      <w:r>
-        <w:t>formatTransactionsForApiResponse</w:t>
-      </w:r>
-      <w:proofErr w:type="spellEnd"/>
-      <w:r>
-        <w:t xml:space="preserve"> formatted incorrectly, or the database returned bad data.</w:t>
-      </w:r>
-    </w:p>
-    <w:p>
-      <w:pPr>
-        <w:spacing w:after="0" w:line="240" w:lineRule="auto"/>
-      </w:pPr>
-    </w:p>
-    <w:p>
-      <w:pPr>
-        <w:spacing w:after="0" w:line="240" w:lineRule="auto"/>
-      </w:pPr>
-      <w:proofErr w:type="gramStart"/>
-      <w:r>
-        <w:t>White-box</w:t>
-      </w:r>
-      <w:proofErr w:type="gramEnd"/>
-      <w:r>
-        <w:t xml:space="preserve"> (unit tests for each function):</w:t>
+        <w:t>If this fails, you know the output is wrong — but not whether getTransactionsForUserByObj filtered incorrectly, or formatTransactionsForApiResponse formatted incorrectly, or the database returned bad data.</w:t>
+      </w:r>
+    </w:p>
+    <w:p>
+      <w:pPr>
+        <w:spacing w:after="0" w:line="240" w:lineRule="auto"/>
+      </w:pPr>
+    </w:p>
+    <w:p>
+      <w:pPr>
+        <w:spacing w:after="0" w:line="240" w:lineRule="auto"/>
+      </w:pPr>
+      <w:r>
+        <w:t>White-box (unit tests for each function):</w:t>
       </w:r>
     </w:p>
     <w:p>
@@ -8550,37 +5820,12 @@
           <w:sz w:val="18"/>
         </w:rPr>
       </w:pPr>
-      <w:proofErr w:type="gramStart"/>
-      <w:r>
-        <w:rPr>
-          <w:rFonts w:ascii="Courier New" w:hAnsi="Courier New" w:cs="Courier New"/>
-          <w:sz w:val="18"/>
-        </w:rPr>
-        <w:t>describe(</w:t>
-      </w:r>
-      <w:proofErr w:type="gramEnd"/>
-      <w:r>
-        <w:rPr>
-          <w:rFonts w:ascii="Courier New" w:hAnsi="Courier New" w:cs="Courier New"/>
-          <w:sz w:val="18"/>
-        </w:rPr>
-        <w:t>"</w:t>
-      </w:r>
-      <w:proofErr w:type="spellStart"/>
-      <w:r>
-        <w:rPr>
-          <w:rFonts w:ascii="Courier New" w:hAnsi="Courier New" w:cs="Courier New"/>
-          <w:sz w:val="18"/>
-        </w:rPr>
-        <w:t>getTransactionsForUserByObj</w:t>
-      </w:r>
-      <w:proofErr w:type="spellEnd"/>
-      <w:r>
-        <w:rPr>
-          <w:rFonts w:ascii="Courier New" w:hAnsi="Courier New" w:cs="Courier New"/>
-          <w:sz w:val="18"/>
-        </w:rPr>
-        <w:t>", () =&gt; {</w:t>
+      <w:r>
+        <w:rPr>
+          <w:rFonts w:ascii="Courier New" w:hAnsi="Courier New" w:cs="Courier New"/>
+          <w:sz w:val="18"/>
+        </w:rPr>
+        <w:t>describe("getTransactionsForUserByObj", () =&gt; {</w:t>
       </w:r>
     </w:p>
     <w:p>
@@ -8596,23 +5841,7 @@
           <w:rFonts w:ascii="Courier New" w:hAnsi="Courier New" w:cs="Courier New"/>
           <w:sz w:val="18"/>
         </w:rPr>
-        <w:t xml:space="preserve">  </w:t>
-      </w:r>
-      <w:proofErr w:type="gramStart"/>
-      <w:r>
-        <w:rPr>
-          <w:rFonts w:ascii="Courier New" w:hAnsi="Courier New" w:cs="Courier New"/>
-          <w:sz w:val="18"/>
-        </w:rPr>
-        <w:t>it(</w:t>
-      </w:r>
-      <w:proofErr w:type="gramEnd"/>
-      <w:r>
-        <w:rPr>
-          <w:rFonts w:ascii="Courier New" w:hAnsi="Courier New" w:cs="Courier New"/>
-          <w:sz w:val="18"/>
-        </w:rPr>
-        <w:t>"returns only transactions where user is sender or receiver", () =&gt; {</w:t>
+        <w:t xml:space="preserve">  it("returns only transactions where user is sender or receiver", () =&gt; {</w:t>
       </w:r>
     </w:p>
     <w:p>
@@ -8628,55 +5857,7 @@
           <w:rFonts w:ascii="Courier New" w:hAnsi="Courier New" w:cs="Courier New"/>
           <w:sz w:val="18"/>
         </w:rPr>
-        <w:t xml:space="preserve">    const result = </w:t>
-      </w:r>
-      <w:proofErr w:type="spellStart"/>
-      <w:r>
-        <w:rPr>
-          <w:rFonts w:ascii="Courier New" w:hAnsi="Courier New" w:cs="Courier New"/>
-          <w:sz w:val="18"/>
-        </w:rPr>
-        <w:t>getTransactionsForUserByObj</w:t>
-      </w:r>
-      <w:proofErr w:type="spellEnd"/>
-      <w:r>
-        <w:rPr>
-          <w:rFonts w:ascii="Courier New" w:hAnsi="Courier New" w:cs="Courier New"/>
-          <w:sz w:val="18"/>
-        </w:rPr>
-        <w:t>(</w:t>
-      </w:r>
-      <w:proofErr w:type="spellStart"/>
-      <w:r>
-        <w:rPr>
-          <w:rFonts w:ascii="Courier New" w:hAnsi="Courier New" w:cs="Courier New"/>
-          <w:sz w:val="18"/>
-        </w:rPr>
-        <w:t>userId</w:t>
-      </w:r>
-      <w:proofErr w:type="spellEnd"/>
-      <w:r>
-        <w:rPr>
-          <w:rFonts w:ascii="Courier New" w:hAnsi="Courier New" w:cs="Courier New"/>
-          <w:sz w:val="18"/>
-        </w:rPr>
-        <w:t>)(</w:t>
-      </w:r>
-      <w:proofErr w:type="spellStart"/>
-      <w:r>
-        <w:rPr>
-          <w:rFonts w:ascii="Courier New" w:hAnsi="Courier New" w:cs="Courier New"/>
-          <w:sz w:val="18"/>
-        </w:rPr>
-        <w:t>mockQuery</w:t>
-      </w:r>
-      <w:proofErr w:type="spellEnd"/>
-      <w:r>
-        <w:rPr>
-          <w:rFonts w:ascii="Courier New" w:hAnsi="Courier New" w:cs="Courier New"/>
-          <w:sz w:val="18"/>
-        </w:rPr>
-        <w:t>);</w:t>
+        <w:t xml:space="preserve">    const result = getTransactionsForUserByObj(userId)(mockQuery);</w:t>
       </w:r>
     </w:p>
     <w:p>
@@ -8692,73 +5873,7 @@
           <w:rFonts w:ascii="Courier New" w:hAnsi="Courier New" w:cs="Courier New"/>
           <w:sz w:val="18"/>
         </w:rPr>
-        <w:t xml:space="preserve">    expect(</w:t>
-      </w:r>
-      <w:proofErr w:type="spellStart"/>
-      <w:proofErr w:type="gramStart"/>
-      <w:r>
-        <w:rPr>
-          <w:rFonts w:ascii="Courier New" w:hAnsi="Courier New" w:cs="Courier New"/>
-          <w:sz w:val="18"/>
-        </w:rPr>
-        <w:t>result.every</w:t>
-      </w:r>
-      <w:proofErr w:type="spellEnd"/>
-      <w:proofErr w:type="gramEnd"/>
-      <w:r>
-        <w:rPr>
-          <w:rFonts w:ascii="Courier New" w:hAnsi="Courier New" w:cs="Courier New"/>
-          <w:sz w:val="18"/>
-        </w:rPr>
-        <w:t>(</w:t>
-      </w:r>
-      <w:proofErr w:type="spellStart"/>
-      <w:r>
-        <w:rPr>
-          <w:rFonts w:ascii="Courier New" w:hAnsi="Courier New" w:cs="Courier New"/>
-          <w:sz w:val="18"/>
-        </w:rPr>
-        <w:t>isSenderOrReceiver</w:t>
-      </w:r>
-      <w:proofErr w:type="spellEnd"/>
-      <w:r>
-        <w:rPr>
-          <w:rFonts w:ascii="Courier New" w:hAnsi="Courier New" w:cs="Courier New"/>
-          <w:sz w:val="18"/>
-        </w:rPr>
-        <w:t>)</w:t>
-      </w:r>
-      <w:proofErr w:type="gramStart"/>
-      <w:r>
-        <w:rPr>
-          <w:rFonts w:ascii="Courier New" w:hAnsi="Courier New" w:cs="Courier New"/>
-          <w:sz w:val="18"/>
-        </w:rPr>
-        <w:t>).</w:t>
-      </w:r>
-      <w:proofErr w:type="spellStart"/>
-      <w:r>
-        <w:rPr>
-          <w:rFonts w:ascii="Courier New" w:hAnsi="Courier New" w:cs="Courier New"/>
-          <w:sz w:val="18"/>
-        </w:rPr>
-        <w:t>to.be</w:t>
-      </w:r>
-      <w:proofErr w:type="gramEnd"/>
-      <w:r>
-        <w:rPr>
-          <w:rFonts w:ascii="Courier New" w:hAnsi="Courier New" w:cs="Courier New"/>
-          <w:sz w:val="18"/>
-        </w:rPr>
-        <w:t>.true</w:t>
-      </w:r>
-      <w:proofErr w:type="spellEnd"/>
-      <w:r>
-        <w:rPr>
-          <w:rFonts w:ascii="Courier New" w:hAnsi="Courier New" w:cs="Courier New"/>
-          <w:sz w:val="18"/>
-        </w:rPr>
-        <w:t>;</w:t>
+        <w:t xml:space="preserve">    expect(result.every(isSenderOrReceiver)).to.be.true;</w:t>
       </w:r>
     </w:p>
     <w:p>
@@ -8808,15 +5923,7 @@
         <w:spacing w:after="0" w:line="240" w:lineRule="auto"/>
       </w:pPr>
       <w:r>
-        <w:t xml:space="preserve">Most QA automation is </w:t>
-      </w:r>
-      <w:proofErr w:type="gramStart"/>
-      <w:r>
-        <w:t>black-box</w:t>
-      </w:r>
-      <w:proofErr w:type="gramEnd"/>
-      <w:r>
-        <w:t xml:space="preserve"> by default </w:t>
+        <w:t xml:space="preserve">Most QA automation is black-box by default </w:t>
       </w:r>
       <w:r>
         <w:t xml:space="preserve">and </w:t>
@@ -8886,13 +5993,8 @@
         <w:spacing w:before="0" w:after="0" w:line="240" w:lineRule="auto"/>
       </w:pPr>
       <w:r>
-        <w:t xml:space="preserve">Direct Answer *(30 </w:t>
-      </w:r>
-      <w:proofErr w:type="gramStart"/>
-      <w:r>
-        <w:t>seconds)*</w:t>
-      </w:r>
-      <w:proofErr w:type="gramEnd"/>
+        <w:t>Direct Answer *(30 seconds)*</w:t>
+      </w:r>
     </w:p>
     <w:p>
       <w:pPr>
@@ -9168,15 +6270,7 @@
         <w:spacing w:after="0" w:line="240" w:lineRule="auto"/>
       </w:pPr>
       <w:r>
-        <w:t xml:space="preserve">95% of requests &lt; 500 </w:t>
-      </w:r>
-      <w:proofErr w:type="spellStart"/>
-      <w:r>
-        <w:t>ms</w:t>
-      </w:r>
-      <w:proofErr w:type="spellEnd"/>
-      <w:r>
-        <w:t xml:space="preserve"> </w:t>
+        <w:t xml:space="preserve">95% of requests &lt; 500 ms </w:t>
       </w:r>
     </w:p>
     <w:p>
@@ -9277,39 +6371,7 @@
           <w:rFonts w:ascii="Courier New" w:hAnsi="Courier New" w:cs="Courier New"/>
           <w:sz w:val="18"/>
         </w:rPr>
-        <w:t xml:space="preserve">  </w:t>
-      </w:r>
-      <w:proofErr w:type="gramStart"/>
-      <w:r>
-        <w:rPr>
-          <w:rFonts w:ascii="Courier New" w:hAnsi="Courier New" w:cs="Courier New"/>
-          <w:sz w:val="18"/>
-        </w:rPr>
-        <w:t>{ duration</w:t>
-      </w:r>
-      <w:proofErr w:type="gramEnd"/>
-      <w:r>
-        <w:rPr>
-          <w:rFonts w:ascii="Courier New" w:hAnsi="Courier New" w:cs="Courier New"/>
-          <w:sz w:val="18"/>
-        </w:rPr>
-        <w:t xml:space="preserve">: "1m", target: </w:t>
-      </w:r>
-      <w:proofErr w:type="gramStart"/>
-      <w:r>
-        <w:rPr>
-          <w:rFonts w:ascii="Courier New" w:hAnsi="Courier New" w:cs="Courier New"/>
-          <w:sz w:val="18"/>
-        </w:rPr>
-        <w:t>75000 }</w:t>
-      </w:r>
-      <w:proofErr w:type="gramEnd"/>
-      <w:r>
-        <w:rPr>
-          <w:rFonts w:ascii="Courier New" w:hAnsi="Courier New" w:cs="Courier New"/>
-          <w:sz w:val="18"/>
-        </w:rPr>
-        <w:t>,   // ramp up</w:t>
+        <w:t xml:space="preserve">  { duration: "1m", target: 75000 },   // ramp up</w:t>
       </w:r>
     </w:p>
     <w:p>
@@ -9325,39 +6387,7 @@
           <w:rFonts w:ascii="Courier New" w:hAnsi="Courier New" w:cs="Courier New"/>
           <w:sz w:val="18"/>
         </w:rPr>
-        <w:t xml:space="preserve">  </w:t>
-      </w:r>
-      <w:proofErr w:type="gramStart"/>
-      <w:r>
-        <w:rPr>
-          <w:rFonts w:ascii="Courier New" w:hAnsi="Courier New" w:cs="Courier New"/>
-          <w:sz w:val="18"/>
-        </w:rPr>
-        <w:t>{ duration</w:t>
-      </w:r>
-      <w:proofErr w:type="gramEnd"/>
-      <w:r>
-        <w:rPr>
-          <w:rFonts w:ascii="Courier New" w:hAnsi="Courier New" w:cs="Courier New"/>
-          <w:sz w:val="18"/>
-        </w:rPr>
-        <w:t xml:space="preserve">: "5m", target: </w:t>
-      </w:r>
-      <w:proofErr w:type="gramStart"/>
-      <w:r>
-        <w:rPr>
-          <w:rFonts w:ascii="Courier New" w:hAnsi="Courier New" w:cs="Courier New"/>
-          <w:sz w:val="18"/>
-        </w:rPr>
-        <w:t>75000 }</w:t>
-      </w:r>
-      <w:proofErr w:type="gramEnd"/>
-      <w:r>
-        <w:rPr>
-          <w:rFonts w:ascii="Courier New" w:hAnsi="Courier New" w:cs="Courier New"/>
-          <w:sz w:val="18"/>
-        </w:rPr>
-        <w:t>,   // hold</w:t>
+        <w:t xml:space="preserve">  { duration: "5m", target: 75000 },   // hold</w:t>
       </w:r>
     </w:p>
     <w:p>
@@ -9373,39 +6403,7 @@
           <w:rFonts w:ascii="Courier New" w:hAnsi="Courier New" w:cs="Courier New"/>
           <w:sz w:val="18"/>
         </w:rPr>
-        <w:t xml:space="preserve">  </w:t>
-      </w:r>
-      <w:proofErr w:type="gramStart"/>
-      <w:r>
-        <w:rPr>
-          <w:rFonts w:ascii="Courier New" w:hAnsi="Courier New" w:cs="Courier New"/>
-          <w:sz w:val="18"/>
-        </w:rPr>
-        <w:t>{ duration</w:t>
-      </w:r>
-      <w:proofErr w:type="gramEnd"/>
-      <w:r>
-        <w:rPr>
-          <w:rFonts w:ascii="Courier New" w:hAnsi="Courier New" w:cs="Courier New"/>
-          <w:sz w:val="18"/>
-        </w:rPr>
-        <w:t xml:space="preserve">: "1m", target: </w:t>
-      </w:r>
-      <w:proofErr w:type="gramStart"/>
-      <w:r>
-        <w:rPr>
-          <w:rFonts w:ascii="Courier New" w:hAnsi="Courier New" w:cs="Courier New"/>
-          <w:sz w:val="18"/>
-        </w:rPr>
-        <w:t>0 }</w:t>
-      </w:r>
-      <w:proofErr w:type="gramEnd"/>
-      <w:r>
-        <w:rPr>
-          <w:rFonts w:ascii="Courier New" w:hAnsi="Courier New" w:cs="Courier New"/>
-          <w:sz w:val="18"/>
-        </w:rPr>
-        <w:t>,       // ramp down</w:t>
+        <w:t xml:space="preserve">  { duration: "1m", target: 0 },       // ramp down</w:t>
       </w:r>
     </w:p>
     <w:p>
@@ -9479,39 +6477,7 @@
           <w:rFonts w:ascii="Courier New" w:hAnsi="Courier New" w:cs="Courier New"/>
           <w:sz w:val="18"/>
         </w:rPr>
-        <w:t xml:space="preserve">  </w:t>
-      </w:r>
-      <w:proofErr w:type="gramStart"/>
-      <w:r>
-        <w:rPr>
-          <w:rFonts w:ascii="Courier New" w:hAnsi="Courier New" w:cs="Courier New"/>
-          <w:sz w:val="18"/>
-        </w:rPr>
-        <w:t>{ duration</w:t>
-      </w:r>
-      <w:proofErr w:type="gramEnd"/>
-      <w:r>
-        <w:rPr>
-          <w:rFonts w:ascii="Courier New" w:hAnsi="Courier New" w:cs="Courier New"/>
-          <w:sz w:val="18"/>
-        </w:rPr>
-        <w:t xml:space="preserve">: "5m", target: </w:t>
-      </w:r>
-      <w:proofErr w:type="gramStart"/>
-      <w:r>
-        <w:rPr>
-          <w:rFonts w:ascii="Courier New" w:hAnsi="Courier New" w:cs="Courier New"/>
-          <w:sz w:val="18"/>
-        </w:rPr>
-        <w:t>150000 }</w:t>
-      </w:r>
-      <w:proofErr w:type="gramEnd"/>
-      <w:r>
-        <w:rPr>
-          <w:rFonts w:ascii="Courier New" w:hAnsi="Courier New" w:cs="Courier New"/>
-          <w:sz w:val="18"/>
-        </w:rPr>
-        <w:t>,  // push past limit</w:t>
+        <w:t xml:space="preserve">  { duration: "5m", target: 150000 },  // push past limit</w:t>
       </w:r>
     </w:p>
     <w:p>
@@ -9584,39 +6550,7 @@
           <w:rFonts w:ascii="Courier New" w:hAnsi="Courier New" w:cs="Courier New"/>
           <w:sz w:val="18"/>
         </w:rPr>
-        <w:t xml:space="preserve">  </w:t>
-      </w:r>
-      <w:proofErr w:type="gramStart"/>
-      <w:r>
-        <w:rPr>
-          <w:rFonts w:ascii="Courier New" w:hAnsi="Courier New" w:cs="Courier New"/>
-          <w:sz w:val="18"/>
-        </w:rPr>
-        <w:t>{ duration</w:t>
-      </w:r>
-      <w:proofErr w:type="gramEnd"/>
-      <w:r>
-        <w:rPr>
-          <w:rFonts w:ascii="Courier New" w:hAnsi="Courier New" w:cs="Courier New"/>
-          <w:sz w:val="18"/>
-        </w:rPr>
-        <w:t xml:space="preserve">: "10s", target: </w:t>
-      </w:r>
-      <w:proofErr w:type="gramStart"/>
-      <w:r>
-        <w:rPr>
-          <w:rFonts w:ascii="Courier New" w:hAnsi="Courier New" w:cs="Courier New"/>
-          <w:sz w:val="18"/>
-        </w:rPr>
-        <w:t>75000 }</w:t>
-      </w:r>
-      <w:proofErr w:type="gramEnd"/>
-      <w:r>
-        <w:rPr>
-          <w:rFonts w:ascii="Courier New" w:hAnsi="Courier New" w:cs="Courier New"/>
-          <w:sz w:val="18"/>
-        </w:rPr>
-        <w:t>,  // instant burst</w:t>
+        <w:t xml:space="preserve">  { duration: "10s", target: 75000 },  // instant burst</w:t>
       </w:r>
     </w:p>
     <w:p>
@@ -9632,55 +6566,7 @@
           <w:rFonts w:ascii="Courier New" w:hAnsi="Courier New" w:cs="Courier New"/>
           <w:sz w:val="18"/>
         </w:rPr>
-        <w:t xml:space="preserve">  </w:t>
-      </w:r>
-      <w:proofErr w:type="gramStart"/>
-      <w:r>
-        <w:rPr>
-          <w:rFonts w:ascii="Courier New" w:hAnsi="Courier New" w:cs="Courier New"/>
-          <w:sz w:val="18"/>
-        </w:rPr>
-        <w:t>{ duration</w:t>
-      </w:r>
-      <w:proofErr w:type="gramEnd"/>
-      <w:r>
-        <w:rPr>
-          <w:rFonts w:ascii="Courier New" w:hAnsi="Courier New" w:cs="Courier New"/>
-          <w:sz w:val="18"/>
-        </w:rPr>
-        <w:t>: "1m</w:t>
-      </w:r>
-      <w:proofErr w:type="gramStart"/>
-      <w:r>
-        <w:rPr>
-          <w:rFonts w:ascii="Courier New" w:hAnsi="Courier New" w:cs="Courier New"/>
-          <w:sz w:val="18"/>
-        </w:rPr>
-        <w:t>",  target</w:t>
-      </w:r>
-      <w:proofErr w:type="gramEnd"/>
-      <w:r>
-        <w:rPr>
-          <w:rFonts w:ascii="Courier New" w:hAnsi="Courier New" w:cs="Courier New"/>
-          <w:sz w:val="18"/>
-        </w:rPr>
-        <w:t xml:space="preserve">: </w:t>
-      </w:r>
-      <w:proofErr w:type="gramStart"/>
-      <w:r>
-        <w:rPr>
-          <w:rFonts w:ascii="Courier New" w:hAnsi="Courier New" w:cs="Courier New"/>
-          <w:sz w:val="18"/>
-        </w:rPr>
-        <w:t>0 }</w:t>
-      </w:r>
-      <w:proofErr w:type="gramEnd"/>
-      <w:r>
-        <w:rPr>
-          <w:rFonts w:ascii="Courier New" w:hAnsi="Courier New" w:cs="Courier New"/>
-          <w:sz w:val="18"/>
-        </w:rPr>
-        <w:t>,      // recover</w:t>
+        <w:t xml:space="preserve">  { duration: "1m",  target: 0 },      // recover</w:t>
       </w:r>
     </w:p>
     <w:p>
@@ -9753,39 +6639,7 @@
           <w:rFonts w:ascii="Courier New" w:hAnsi="Courier New" w:cs="Courier New"/>
           <w:sz w:val="18"/>
         </w:rPr>
-        <w:t xml:space="preserve">  </w:t>
-      </w:r>
-      <w:proofErr w:type="gramStart"/>
-      <w:r>
-        <w:rPr>
-          <w:rFonts w:ascii="Courier New" w:hAnsi="Courier New" w:cs="Courier New"/>
-          <w:sz w:val="18"/>
-        </w:rPr>
-        <w:t>{ duration</w:t>
-      </w:r>
-      <w:proofErr w:type="gramEnd"/>
-      <w:r>
-        <w:rPr>
-          <w:rFonts w:ascii="Courier New" w:hAnsi="Courier New" w:cs="Courier New"/>
-          <w:sz w:val="18"/>
-        </w:rPr>
-        <w:t xml:space="preserve">: "2h", target: </w:t>
-      </w:r>
-      <w:proofErr w:type="gramStart"/>
-      <w:r>
-        <w:rPr>
-          <w:rFonts w:ascii="Courier New" w:hAnsi="Courier New" w:cs="Courier New"/>
-          <w:sz w:val="18"/>
-        </w:rPr>
-        <w:t>1000 }</w:t>
-      </w:r>
-      <w:proofErr w:type="gramEnd"/>
-      <w:r>
-        <w:rPr>
-          <w:rFonts w:ascii="Courier New" w:hAnsi="Courier New" w:cs="Courier New"/>
-          <w:sz w:val="18"/>
-        </w:rPr>
-        <w:t>,    // steady low load for hours</w:t>
+        <w:t xml:space="preserve">  { duration: "2h", target: 1000 },    // steady low load for hours</w:t>
       </w:r>
     </w:p>
     <w:p>
@@ -9849,15 +6703,7 @@
         <w:t xml:space="preserve">Artillery </w:t>
       </w:r>
       <w:r>
-        <w:t xml:space="preserve">test runs in the CI pipeline after regression passes. If the </w:t>
-      </w:r>
-      <w:proofErr w:type="gramStart"/>
-      <w:r>
-        <w:t>p(</w:t>
-      </w:r>
-      <w:proofErr w:type="gramEnd"/>
-      <w:r>
-        <w:t>95) threshold breaches 500ms or error rate climbs above 1%, the CI stage fails and the team is notified before the code ships to production.</w:t>
+        <w:t>test runs in the CI pipeline after regression passes. If the p(95) threshold breaches 500ms or error rate climbs above 1%, the CI stage fails and the team is notified before the code ships to production.</w:t>
       </w:r>
     </w:p>
     <w:p>
@@ -9927,86 +6773,31 @@
         <w:spacing w:before="0" w:after="0" w:line="240" w:lineRule="auto"/>
       </w:pPr>
       <w:r>
-        <w:t xml:space="preserve">Direct Answer *(30 </w:t>
-      </w:r>
-      <w:proofErr w:type="gramStart"/>
-      <w:r>
-        <w:t>seconds)*</w:t>
-      </w:r>
-      <w:proofErr w:type="gramEnd"/>
-    </w:p>
-    <w:p>
-      <w:pPr>
-        <w:spacing w:after="0" w:line="240" w:lineRule="auto"/>
-      </w:pPr>
-      <w:r>
-        <w:t>There is no fixed number. Around 70–80% is a practical target</w:t>
-      </w:r>
-      <w:r>
-        <w:t xml:space="preserve"> (a</w:t>
-      </w:r>
-      <w:r>
-        <w:t xml:space="preserve">round 70–80% of the </w:t>
+        <w:t>Direct Answer *(30 seconds)*</w:t>
+      </w:r>
+    </w:p>
+    <w:p>
+      <w:pPr>
+        <w:spacing w:after="0" w:line="240" w:lineRule="auto"/>
+      </w:pPr>
+      <w:r>
+        <w:t xml:space="preserve">Hao: The question asks about how much coverage should test automation have. The answer is always 100% as the goal. However, based on your experience, you need to provide the reality, such as some use cases aren’t suitable for automation. Other factors like manual test case creation is always ahead of test automation, so 100% is not possible. Besides, limited QA resources and other factors can lower the coverage percentage. The question isn’t about details on how to calculate coverage, and it’s about your </w:t>
+      </w:r>
+      <w:r>
+        <w:t>experience</w:t>
+      </w:r>
+      <w:r>
+        <w:t xml:space="preserve"> for test automation coverage. Regarding your question for using xray for test coverage: we use xray to manage test cases and all test cases are mapped to user stories, so ideally, if all test cases are automated, all user stories will be covered. We use </w:t>
       </w:r>
       <w:r>
         <w:rPr>
           <w:b/>
           <w:bCs/>
         </w:rPr>
-        <w:t>important business functionalities</w:t>
-      </w:r>
-      <w:r>
-        <w:t xml:space="preserve"> should be covered by automated tests.</w:t>
-      </w:r>
-    </w:p>
-    <w:p>
-      <w:pPr>
-        <w:spacing w:after="0" w:line="240" w:lineRule="auto"/>
-      </w:pPr>
-      <w:r>
-        <w:t>)</w:t>
-      </w:r>
-      <w:r>
-        <w:t>, which a</w:t>
-      </w:r>
-      <w:r>
-        <w:t>utomate</w:t>
-      </w:r>
-      <w:r>
-        <w:t>s</w:t>
-      </w:r>
-      <w:r>
-        <w:t xml:space="preserve"> stable, </w:t>
-      </w:r>
-      <w:r>
-        <w:t xml:space="preserve">repeatable, </w:t>
-      </w:r>
-      <w:r>
-        <w:t xml:space="preserve">high-value regression. Keep </w:t>
-      </w:r>
-      <w:r>
-        <w:t>manual</w:t>
-      </w:r>
-      <w:r>
-        <w:t xml:space="preserve"> </w:t>
-      </w:r>
-      <w:r>
-        <w:t xml:space="preserve">testing for </w:t>
-      </w:r>
-      <w:r>
-        <w:t>human judgment</w:t>
-      </w:r>
-      <w:r>
-        <w:t>, visual, and one-time testing.</w:t>
-      </w:r>
-      <w:r>
-        <w:t xml:space="preserve"> </w:t>
-      </w:r>
-      <w:r>
-        <w:t>The percentage depends on the application, business risk, and best ROI</w:t>
-      </w:r>
-      <w:r>
-        <w:t>.</w:t>
+        <w:t>labels to mark which test cases have been automated, which test cases are not suitable for automation,</w:t>
+      </w:r>
+      <w:r>
+        <w:t xml:space="preserve"> so we use xray filter to easily get test automation metrics. I didn’t talk about unit test in the interview because I was assuming it was about QA test automation. Maybe you can talk about unit test coverage as you are coming from developer side. In my project, unit test has a percentage requirement for developers (80% or something, don’t remember). </w:t>
       </w:r>
     </w:p>
     <w:p>
@@ -10020,157 +6811,8 @@
         <w:spacing w:before="0" w:after="0" w:line="240" w:lineRule="auto"/>
       </w:pPr>
       <w:r>
-        <w:t>Concept &amp; Reasoning</w:t>
-      </w:r>
-    </w:p>
-    <w:p>
-      <w:pPr>
-        <w:spacing w:after="0" w:line="240" w:lineRule="auto"/>
-      </w:pPr>
-      <w:r>
-        <w:t>The question behind the question is: are you automating the right things? A suite that is 100% automated but tests trivial paths while skipping business-critical flows is worse than a 60% suite that covers the highest-risk scenarios.</w:t>
-      </w:r>
-    </w:p>
-    <w:p>
-      <w:pPr>
-        <w:spacing w:after="0" w:line="240" w:lineRule="auto"/>
-      </w:pPr>
-    </w:p>
-    <w:p>
-      <w:pPr>
-        <w:spacing w:after="0" w:line="240" w:lineRule="auto"/>
-      </w:pPr>
-      <w:r>
-        <w:t>What to count toward the target:</w:t>
-      </w:r>
-    </w:p>
-    <w:p>
-      <w:pPr>
-        <w:pStyle w:val="ListBullet"/>
-        <w:spacing w:after="0" w:line="240" w:lineRule="auto"/>
-      </w:pPr>
-      <w:r>
-        <w:t>All regression scenarios that run every sprint</w:t>
-      </w:r>
-    </w:p>
-    <w:p>
-      <w:pPr>
-        <w:pStyle w:val="ListBullet"/>
-        <w:spacing w:after="0" w:line="240" w:lineRule="auto"/>
-      </w:pPr>
-      <w:r>
-        <w:t>All API contract tests</w:t>
-      </w:r>
-    </w:p>
-    <w:p>
-      <w:pPr>
-        <w:pStyle w:val="ListBullet"/>
-        <w:spacing w:after="0" w:line="240" w:lineRule="auto"/>
-      </w:pPr>
-      <w:r>
-        <w:t>All smoke tests</w:t>
-      </w:r>
-    </w:p>
-    <w:p>
-      <w:pPr>
-        <w:pStyle w:val="ListBullet"/>
-        <w:spacing w:after="0" w:line="240" w:lineRule="auto"/>
-      </w:pPr>
-      <w:r>
-        <w:t>All data-driven scenarios (same test logic, different inputs)</w:t>
-      </w:r>
-    </w:p>
-    <w:p>
-      <w:pPr>
-        <w:spacing w:after="0" w:line="240" w:lineRule="auto"/>
-      </w:pPr>
-    </w:p>
-    <w:p>
-      <w:pPr>
-        <w:spacing w:after="0" w:line="240" w:lineRule="auto"/>
-      </w:pPr>
-      <w:r>
-        <w:t>What not to automate (and why):</w:t>
-      </w:r>
-    </w:p>
-    <w:p>
-      <w:pPr>
-        <w:pStyle w:val="ListBullet"/>
-        <w:spacing w:after="0" w:line="240" w:lineRule="auto"/>
-      </w:pPr>
-      <w:r>
-        <w:t>human judgment</w:t>
-      </w:r>
-      <w:r>
-        <w:t xml:space="preserve"> testing — by definition, you are discovering unknown behavior</w:t>
-      </w:r>
-    </w:p>
-    <w:p>
-      <w:pPr>
-        <w:pStyle w:val="ListBullet"/>
-        <w:spacing w:after="0" w:line="240" w:lineRule="auto"/>
-      </w:pPr>
-      <w:r>
-        <w:t>Visual/UX acceptance — "does this look right?" requires a human</w:t>
-      </w:r>
-    </w:p>
-    <w:p>
-      <w:pPr>
-        <w:pStyle w:val="ListBullet"/>
-        <w:spacing w:after="0" w:line="240" w:lineRule="auto"/>
-      </w:pPr>
-      <w:r>
-        <w:t>CAPTCHA, MFA, third-party OAuth — designed to prevent automation</w:t>
-      </w:r>
-    </w:p>
-    <w:p>
-      <w:pPr>
-        <w:pStyle w:val="ListBullet"/>
-        <w:spacing w:after="0" w:line="240" w:lineRule="auto"/>
-      </w:pPr>
-      <w:r>
-        <w:t>One-time migration or data-cleanup scripts — no repeat value</w:t>
-      </w:r>
-    </w:p>
-    <w:p>
-      <w:pPr>
-        <w:spacing w:after="0" w:line="240" w:lineRule="auto"/>
-      </w:pPr>
-    </w:p>
-    <w:p>
-      <w:pPr>
-        <w:spacing w:after="0" w:line="240" w:lineRule="auto"/>
-      </w:pPr>
-      <w:r>
-        <w:t xml:space="preserve">The real metric to </w:t>
-      </w:r>
-      <w:r>
-        <w:t>track</w:t>
-      </w:r>
-      <w:r>
-        <w:t xml:space="preserve"> regression execution time. If your manual regression takes 3 days per sprint, 70% automation cuts it to less than 1 day. That is the business case.</w:t>
-      </w:r>
-    </w:p>
-    <w:p>
-      <w:pPr>
-        <w:spacing w:after="0" w:line="240" w:lineRule="auto"/>
-      </w:pPr>
-    </w:p>
-    <w:p>
-      <w:pPr>
-        <w:pStyle w:val="Heading3"/>
-        <w:spacing w:before="0" w:after="0" w:line="240" w:lineRule="auto"/>
-      </w:pPr>
-      <w:r>
+        <w:lastRenderedPageBreak/>
         <w:t>My Experience</w:t>
-      </w:r>
-    </w:p>
-    <w:p>
-      <w:pPr>
-        <w:spacing w:after="0" w:line="240" w:lineRule="auto"/>
-      </w:pPr>
-      <w:r>
-        <w:t>In this project, the regression suite covers 111 tests across all business-critical flows: authentication, bank accounts, transactions, notifications, contacts, user settings. That represents approximately 75–80% of the application's testable behavior.</w:t>
       </w:r>
     </w:p>
     <w:p>
@@ -10302,7 +6944,6 @@
         <w:rPr>
           <w:noProof/>
         </w:rPr>
-        <w:lastRenderedPageBreak/>
         <w:drawing>
           <wp:inline distT="0" distB="0" distL="0" distR="0" wp14:anchorId="0B16C5C7" wp14:editId="441DAA9D">
             <wp:extent cx="6363801" cy="3466776"/>
@@ -10378,26 +7019,16 @@
         <w:spacing w:before="0" w:after="0" w:line="240" w:lineRule="auto"/>
       </w:pPr>
       <w:r>
-        <w:t xml:space="preserve">Direct Answer *(30 </w:t>
-      </w:r>
-      <w:proofErr w:type="gramStart"/>
-      <w:r>
-        <w:t>seconds)*</w:t>
-      </w:r>
-      <w:proofErr w:type="gramEnd"/>
-    </w:p>
-    <w:p>
-      <w:pPr>
-        <w:spacing w:after="0" w:line="240" w:lineRule="auto"/>
-      </w:pPr>
-      <w:r>
-        <w:t xml:space="preserve">I worked as the primary QA on a </w:t>
-      </w:r>
-      <w:r>
-        <w:t>tank limit</w:t>
-      </w:r>
-      <w:r>
-        <w:t xml:space="preserve"> </w:t>
+        <w:lastRenderedPageBreak/>
+        <w:t>Direct Answer *(30 seconds)*</w:t>
+      </w:r>
+    </w:p>
+    <w:p>
+      <w:pPr>
+        <w:spacing w:after="0" w:line="240" w:lineRule="auto"/>
+      </w:pPr>
+      <w:r>
+        <w:t xml:space="preserve">I worked as the primary QA on a tank limit </w:t>
       </w:r>
       <w:r>
         <w:t xml:space="preserve">react </w:t>
@@ -10551,7 +7182,6 @@
         <w:spacing w:after="0" w:line="240" w:lineRule="auto"/>
       </w:pPr>
       <w:r>
-        <w:lastRenderedPageBreak/>
         <w:t xml:space="preserve">The tech stack </w:t>
       </w:r>
     </w:p>
@@ -10607,41 +7237,25 @@
         <w:spacing w:before="0" w:after="0" w:line="240" w:lineRule="auto"/>
       </w:pPr>
       <w:r>
-        <w:t>My Experience — This Project (cypress-</w:t>
-      </w:r>
-      <w:proofErr w:type="spellStart"/>
-      <w:r>
-        <w:t>realworld</w:t>
-      </w:r>
-      <w:proofErr w:type="spellEnd"/>
-      <w:r>
-        <w:t>-app)</w:t>
-      </w:r>
-    </w:p>
-    <w:p>
-      <w:pPr>
-        <w:spacing w:after="0" w:line="240" w:lineRule="auto"/>
-      </w:pPr>
-    </w:p>
-    <w:p>
-      <w:pPr>
-        <w:spacing w:after="0" w:line="240" w:lineRule="auto"/>
-      </w:pPr>
-    </w:p>
-    <w:p>
-      <w:pPr>
-        <w:spacing w:after="0" w:line="240" w:lineRule="auto"/>
-      </w:pPr>
-      <w:r>
-        <w:t xml:space="preserve">Previous project — AVEVA </w:t>
-      </w:r>
-      <w:proofErr w:type="spellStart"/>
-      <w:r>
-        <w:t>OASyS</w:t>
-      </w:r>
-      <w:proofErr w:type="spellEnd"/>
-      <w:r>
-        <w:t xml:space="preserve"> SCADA:</w:t>
+        <w:t>My Experience — This Project (cypress-realworld-app)</w:t>
+      </w:r>
+    </w:p>
+    <w:p>
+      <w:pPr>
+        <w:spacing w:after="0" w:line="240" w:lineRule="auto"/>
+      </w:pPr>
+    </w:p>
+    <w:p>
+      <w:pPr>
+        <w:spacing w:after="0" w:line="240" w:lineRule="auto"/>
+      </w:pPr>
+    </w:p>
+    <w:p>
+      <w:pPr>
+        <w:spacing w:after="0" w:line="240" w:lineRule="auto"/>
+      </w:pPr>
+      <w:r>
+        <w:t>Previous project — AVEVA OASyS SCADA:</w:t>
       </w:r>
     </w:p>
     <w:p>
@@ -10705,6 +7319,7 @@
         <w:spacing w:before="0" w:after="0" w:line="240" w:lineRule="auto"/>
       </w:pPr>
       <w:r>
+        <w:lastRenderedPageBreak/>
         <w:t>Q18. What would you focus on during testing any project?</w:t>
       </w:r>
     </w:p>
@@ -10719,13 +7334,8 @@
         <w:spacing w:before="0" w:after="0" w:line="240" w:lineRule="auto"/>
       </w:pPr>
       <w:r>
-        <w:t xml:space="preserve">Direct Answer *(30 </w:t>
-      </w:r>
-      <w:proofErr w:type="gramStart"/>
-      <w:r>
-        <w:t>seconds)*</w:t>
-      </w:r>
-      <w:proofErr w:type="gramEnd"/>
+        <w:t>Direct Answer *(30 seconds)*</w:t>
+      </w:r>
     </w:p>
     <w:p>
       <w:pPr>
@@ -10766,19 +7376,7 @@
         <w:rPr>
           <w:rFonts w:eastAsiaTheme="majorEastAsia" w:cstheme="majorBidi"/>
         </w:rPr>
-        <w:t xml:space="preserve">and alarms because those are </w:t>
-      </w:r>
-      <w:r>
-        <w:rPr>
-          <w:rFonts w:eastAsiaTheme="majorEastAsia" w:cstheme="majorBidi"/>
-        </w:rPr>
-        <w:t>business critical</w:t>
-      </w:r>
-      <w:r>
-        <w:rPr>
-          <w:rFonts w:eastAsiaTheme="majorEastAsia" w:cstheme="majorBidi"/>
-        </w:rPr>
-        <w:t>. Then I'd test any new changes, validate the real-time data coming from the SCADA system, and finally check performance and security before release.</w:t>
+        <w:t>and alarms because those are business critical. Then I'd test any new changes, validate the real-time data coming from the SCADA system, and finally check performance and security before release.</w:t>
       </w:r>
     </w:p>
     <w:p>
@@ -10806,24 +7404,7 @@
         <w:spacing w:before="0" w:after="0" w:line="240" w:lineRule="auto"/>
       </w:pPr>
       <w:r>
-        <w:t xml:space="preserve">Direct Answer *(30 </w:t>
-      </w:r>
-      <w:proofErr w:type="gramStart"/>
-      <w:r>
-        <w:t>seconds)*</w:t>
-      </w:r>
-      <w:proofErr w:type="gramEnd"/>
-    </w:p>
-    <w:p>
-      <w:pPr>
-        <w:spacing w:after="0" w:line="240" w:lineRule="auto"/>
-      </w:pPr>
-      <w:r>
-        <w:t xml:space="preserve">I use AI as a QA assistant throughout the testing lifecycle. During planning, I use it to understand requirements and generate additional edge-case test scenarios. During automation, I use it to draft Cypress tests, custom commands, API mocks, and assertions. When tests fail, I use AI to analyze logs, identify possible root causes, and suggest fixes. I </w:t>
-      </w:r>
-      <w:r>
-        <w:lastRenderedPageBreak/>
-        <w:t>also use it to write PowerShell scripts, improve CI/CD pipelines, and generate documentation. For my tank limits project, AI helped me build the PowerShell script for uploading Xray results, troubleshoot the Xray REST API, improve the GitHub Actions workflow, and generate Cypress test code. It significantly improved my productivity, but I always review and validate everything before committing it.</w:t>
+        <w:t>Direct Answer *(30 seconds)*</w:t>
       </w:r>
     </w:p>
     <w:p>
@@ -10835,123 +7416,17 @@
       </w:pPr>
       <w:r>
         <w:rPr>
-          <w:rFonts w:ascii="Segoe UI Emoji" w:hAnsi="Segoe UI Emoji" w:cs="Segoe UI Emoji"/>
           <w:lang w:val="en-US"/>
         </w:rPr>
-        <w:t>✅</w:t>
-      </w:r>
-      <w:r>
+        <w:t>Hao: I think you could use ChatGPT to give you a better answer than me. I remember the question was asking about how would you use AI in GoA projects. It wasn’t asking about your previous experience using AI (maybe it implies your future consideration of using AI is based on your experience). I didn’t use AI much other than GitHub AI scanning and CoPilot test code auto-generation. I think you could get more complete info on available AI tools in the market for QA from ChatGPT and provide a more complete answer than what I did in the interview. I remember I mentioned using AI for test case creation from requirements, test automation, test code maintenance, visual testing, test code scanning, load testing, etc.</w:t>
+      </w:r>
+    </w:p>
+    <w:p>
+      <w:pPr>
+        <w:spacing w:after="0" w:line="240" w:lineRule="auto"/>
         <w:rPr>
           <w:lang w:val="en-US"/>
         </w:rPr>
-        <w:t xml:space="preserve"> Research requirements </w:t>
-      </w:r>
-    </w:p>
-    <w:p>
-      <w:pPr>
-        <w:spacing w:after="0" w:line="240" w:lineRule="auto"/>
-        <w:rPr>
-          <w:lang w:val="en-US"/>
-        </w:rPr>
-      </w:pPr>
-      <w:r>
-        <w:rPr>
-          <w:rFonts w:ascii="Segoe UI Emoji" w:hAnsi="Segoe UI Emoji" w:cs="Segoe UI Emoji"/>
-          <w:lang w:val="en-US"/>
-        </w:rPr>
-        <w:t>✅</w:t>
-      </w:r>
-      <w:r>
-        <w:rPr>
-          <w:lang w:val="en-US"/>
-        </w:rPr>
-        <w:t xml:space="preserve"> Generate test ideas </w:t>
-      </w:r>
-    </w:p>
-    <w:p>
-      <w:pPr>
-        <w:spacing w:after="0" w:line="240" w:lineRule="auto"/>
-        <w:rPr>
-          <w:lang w:val="en-US"/>
-        </w:rPr>
-      </w:pPr>
-      <w:r>
-        <w:rPr>
-          <w:rFonts w:ascii="Segoe UI Emoji" w:hAnsi="Segoe UI Emoji" w:cs="Segoe UI Emoji"/>
-          <w:lang w:val="en-US"/>
-        </w:rPr>
-        <w:t>✅</w:t>
-      </w:r>
-      <w:r>
-        <w:rPr>
-          <w:lang w:val="en-US"/>
-        </w:rPr>
-        <w:t xml:space="preserve"> Write Cypress code </w:t>
-      </w:r>
-    </w:p>
-    <w:p>
-      <w:pPr>
-        <w:spacing w:after="0" w:line="240" w:lineRule="auto"/>
-        <w:rPr>
-          <w:lang w:val="en-US"/>
-        </w:rPr>
-      </w:pPr>
-      <w:r>
-        <w:rPr>
-          <w:rFonts w:ascii="Segoe UI Emoji" w:hAnsi="Segoe UI Emoji" w:cs="Segoe UI Emoji"/>
-          <w:lang w:val="en-US"/>
-        </w:rPr>
-        <w:t>✅</w:t>
-      </w:r>
-      <w:r>
-        <w:rPr>
-          <w:lang w:val="en-US"/>
-        </w:rPr>
-        <w:t xml:space="preserve"> Debug failures </w:t>
-      </w:r>
-    </w:p>
-    <w:p>
-      <w:pPr>
-        <w:spacing w:after="0" w:line="240" w:lineRule="auto"/>
-        <w:rPr>
-          <w:lang w:val="en-US"/>
-        </w:rPr>
-      </w:pPr>
-      <w:r>
-        <w:rPr>
-          <w:rFonts w:ascii="Segoe UI Emoji" w:hAnsi="Segoe UI Emoji" w:cs="Segoe UI Emoji"/>
-          <w:lang w:val="en-US"/>
-        </w:rPr>
-        <w:t>✅</w:t>
-      </w:r>
-      <w:r>
-        <w:rPr>
-          <w:lang w:val="en-US"/>
-        </w:rPr>
-        <w:t xml:space="preserve"> Improve CI/CD </w:t>
-      </w:r>
-    </w:p>
-    <w:p>
-      <w:pPr>
-        <w:spacing w:after="0" w:line="240" w:lineRule="auto"/>
-      </w:pPr>
-      <w:r>
-        <w:rPr>
-          <w:rFonts w:ascii="Segoe UI Emoji" w:hAnsi="Segoe UI Emoji" w:cs="Segoe UI Emoji"/>
-          <w:lang w:val="en-US"/>
-        </w:rPr>
-        <w:t>✅</w:t>
-      </w:r>
-      <w:r>
-        <w:rPr>
-          <w:lang w:val="en-US"/>
-        </w:rPr>
-        <w:t xml:space="preserve"> Write documentation</w:t>
-      </w:r>
-    </w:p>
-    <w:p>
-      <w:pPr>
-        <w:spacing w:after="0" w:line="240" w:lineRule="auto"/>
       </w:pPr>
     </w:p>
     <w:p>
@@ -10974,13 +7449,8 @@
         <w:spacing w:before="0" w:after="0" w:line="240" w:lineRule="auto"/>
       </w:pPr>
       <w:r>
-        <w:t xml:space="preserve">Direct Answer *(30 </w:t>
-      </w:r>
-      <w:proofErr w:type="gramStart"/>
-      <w:r>
-        <w:t>seconds)*</w:t>
-      </w:r>
-      <w:proofErr w:type="gramEnd"/>
+        <w:t>Direct Answer *(30 seconds)*</w:t>
+      </w:r>
     </w:p>
     <w:p>
       <w:pPr>
@@ -11007,61 +7477,7 @@
         <w:rPr>
           <w:lang w:val="en-US"/>
         </w:rPr>
-        <w:t xml:space="preserve">For example, in my tank limits project, one login test occasionally failed because it used a fixed </w:t>
-      </w:r>
-      <w:proofErr w:type="spellStart"/>
-      <w:proofErr w:type="gramStart"/>
-      <w:r>
-        <w:rPr>
-          <w:lang w:val="en-US"/>
-        </w:rPr>
-        <w:t>cy.wait</w:t>
-      </w:r>
-      <w:proofErr w:type="spellEnd"/>
-      <w:proofErr w:type="gramEnd"/>
-      <w:r>
-        <w:rPr>
-          <w:lang w:val="en-US"/>
-        </w:rPr>
-        <w:t xml:space="preserve">(3000) after clicking Sign In. Sometimes the authentication API took longer than three seconds in CI, making the test flaky. Instead of increasing the wait time, I replaced it with </w:t>
-      </w:r>
-      <w:proofErr w:type="spellStart"/>
-      <w:proofErr w:type="gramStart"/>
-      <w:r>
-        <w:rPr>
-          <w:lang w:val="en-US"/>
-        </w:rPr>
-        <w:t>cy.intercept</w:t>
-      </w:r>
-      <w:proofErr w:type="spellEnd"/>
-      <w:proofErr w:type="gramEnd"/>
-      <w:r>
-        <w:rPr>
-          <w:lang w:val="en-US"/>
-        </w:rPr>
-        <w:t xml:space="preserve">() and </w:t>
-      </w:r>
-      <w:proofErr w:type="spellStart"/>
-      <w:proofErr w:type="gramStart"/>
-      <w:r>
-        <w:rPr>
-          <w:lang w:val="en-US"/>
-        </w:rPr>
-        <w:t>cy.wait</w:t>
-      </w:r>
-      <w:proofErr w:type="spellEnd"/>
-      <w:r>
-        <w:rPr>
-          <w:lang w:val="en-US"/>
-        </w:rPr>
-        <w:t>("@</w:t>
-      </w:r>
-      <w:proofErr w:type="gramEnd"/>
-      <w:r>
-        <w:rPr>
-          <w:lang w:val="en-US"/>
-        </w:rPr>
-        <w:t>login"), so the test waited for the actual login request to complete.</w:t>
+        <w:t>For example, in my tank limits project, one login test occasionally failed because it used a fixed cy.wait(3000) after clicking Sign In. Sometimes the authentication API took longer than three seconds in CI, making the test flaky. Instead of increasing the wait time, I replaced it with cy.intercept() and cy.wait("@login"), so the test waited for the actual login request to complete.</w:t>
       </w:r>
     </w:p>
     <w:p>
@@ -12703,6 +9119,7 @@
   <w:style w:type="character" w:default="1" w:styleId="DefaultParagraphFont">
     <w:name w:val="Default Paragraph Font"/>
     <w:uiPriority w:val="1"/>
+    <w:semiHidden/>
     <w:unhideWhenUsed/>
   </w:style>
   <w:style w:type="table" w:default="1" w:styleId="TableNormal">
